--- a/paper/manuscript.docx
+++ b/paper/manuscript.docx
@@ -3832,7 +3832,7 @@
         <w:t xml:space="preserve"> </w:t>
       </w:r>
       <w:r>
-        <w:t xml:space="preserve">Relevance corresponded to the sexual interest according to the participants’ gender and sexual orientation (i.e., erotic pictures involving women were categorized as relevant for heterosexual males, and irrelevant for heterosexual females, and vice versa for pictures of men).</w:t>
+        <w:t xml:space="preserve">Relevance corresponded to the sexual interest according to the participants’ gender and sexual orientation (i.e., erotic pictures involving females were categorized as relevant for heterosexual males, and irrelevant for heterosexual females, and vice versa for pictures of males).</w:t>
       </w:r>
       <w:r>
         <w:t xml:space="preserve"> </w:t>
@@ -4337,7 +4337,7 @@
         <w:t xml:space="preserve"> </w:t>
       </w:r>
       <w:r>
-        <w:t xml:space="preserve">A similar pattern was observed for enticement and valence (for full results see analysis folder on the Github link above).</w:t>
+        <w:t xml:space="preserve">A similar pattern was observed for enticement and valence (for full results see the analysis folder on the GitHub link above).</w:t>
       </w:r>
     </w:p>
     <w:bookmarkEnd w:id="71"/>
@@ -4364,7 +4364,13 @@
         <w:pStyle w:val="FirstParagraph"/>
       </w:pPr>
       <w:r>
-        <w:t xml:space="preserve">To evaluate whether the different stimuli (erotic relevant, erotic irrelevant, and non-erotic) elicit dissimilar responses, marginal contrasts from the mixed models were examined, focusing on the effect of relevance. These contrasts assessed differences in arousal ratings across stimulus types separately for males and females.</w:t>
+        <w:t xml:space="preserve">To evaluate whether the different stimulus types (female, male and non-erotic images) elicit dissimilar responses, marginal contrasts from the mixed models were examined, focusing on the effect of relevance.</w:t>
+      </w:r>
+      <w:r>
+        <w:t xml:space="preserve"> </w:t>
+      </w:r>
+      <w:r>
+        <w:t xml:space="preserve">These contrasts assessed differences in arousal ratings across stimulus types separately for males and females.</w:t>
       </w:r>
     </w:p>
     <w:p>
@@ -4580,7 +4586,7 @@
         <w:t xml:space="preserve"> </w:t>
       </w:r>
       <w:r>
-        <w:t xml:space="preserve">For males, female erotic images presented as photographs were rated as slightly more arousing than those presented as AI-generated, although the effect was small (</w:t>
+        <w:t xml:space="preserve">For males, female erotic images labelled as photographs were rated as slightly more arousing than those labelled as AI-generated, although the effect was small (</w:t>
       </w:r>
       <m:oMath>
         <m:r>
@@ -4623,7 +4629,13 @@
         <w:t xml:space="preserve"> </w:t>
       </w:r>
       <w:r>
-        <w:t xml:space="preserve">= 99.6%). In contrast, females showed the opposite pattern, with AI-generated male erotic images rated marginally more arousing than photographic images (</w:t>
+        <w:t xml:space="preserve">= 99.6%).</w:t>
+      </w:r>
+      <w:r>
+        <w:t xml:space="preserve"> </w:t>
+      </w:r>
+      <w:r>
+        <w:t xml:space="preserve">Females showed the opposite pattern, rating male erotic images labelled as AI-generated marginally higher than those labelled as photographs (</w:t>
       </w:r>
       <m:oMath>
         <m:r>
@@ -4712,19 +4724,27 @@
         <w:pStyle w:val="FirstParagraph"/>
       </w:pPr>
       <w:r>
-        <w:t xml:space="preserve">Estimated marginal contrasts examined the effect of condition as a function of gender, relevance, and congruence.</w:t>
-      </w:r>
-      <w:r>
-        <w:t xml:space="preserve"> </w:t>
-      </w:r>
-      <w:r>
-        <w:t xml:space="preserve">Under congruent trials, photographic images were rated as more arousing than AI-generated images for female erotic images among male participants and for male erotic images among female participants.</w:t>
-      </w:r>
-      <w:r>
-        <w:t xml:space="preserve"> </w:t>
-      </w:r>
-      <w:r>
-        <w:t xml:space="preserve">This effect was slightly larger for males (</w:t>
+        <w:t xml:space="preserve">Estimated marginal contrasts examined the effect of condition as a function of gender, relevance, and congruence (see</w:t>
+      </w:r>
+      <w:r>
+        <w:t xml:space="preserve"> </w:t>
+      </w:r>
+      <w:hyperlink w:anchor="fig-estimated_means_arousal">
+        <w:r>
+          <w:rPr>
+            <w:rStyle w:val="Hyperlink"/>
+          </w:rPr>
+          <w:t xml:space="preserve">Figure 2</w:t>
+        </w:r>
+      </w:hyperlink>
+      <w:r>
+        <w:t xml:space="preserve">).</w:t>
+      </w:r>
+      <w:r>
+        <w:t xml:space="preserve"> </w:t>
+      </w:r>
+      <w:r>
+        <w:t xml:space="preserve">In congruent trials, males rated female erotic images labelled as photographs as more arousing than those labelled as AI-generated (</w:t>
       </w:r>
       <m:oMath>
         <m:r>
@@ -4767,7 +4787,7 @@
         <w:t xml:space="preserve"> </w:t>
       </w:r>
       <w:r>
-        <w:t xml:space="preserve">= 100%) than for females (</w:t>
+        <w:t xml:space="preserve">= 100%), and females showed the same pattern for male erotic images, with a slightly smaller effect (</w:t>
       </w:r>
       <m:oMath>
         <m:r>
@@ -4818,7 +4838,7 @@
         <w:pStyle w:val="BodyText"/>
       </w:pPr>
       <w:r>
-        <w:t xml:space="preserve">Under incongruent trials, this pattern reversed for relevant stimuli: AI-generated images were rated as more arousing than photographic images.</w:t>
+        <w:t xml:space="preserve">In incongruent trials, this pattern reversed for the same stimulus types: images labelled as AI-generated were rated as more arousing than those labelled as photographs.</w:t>
       </w:r>
       <w:r>
         <w:t xml:space="preserve"> </w:t>
@@ -4924,13 +4944,13 @@
         <w:pStyle w:val="BodyText"/>
       </w:pPr>
       <w:r>
-        <w:t xml:space="preserve">For irrelevant and non-erotic stimuli, differences between photographic and AI-generated images were generally small and uncertain, with several credible intervals including zero.</w:t>
-      </w:r>
-      <w:r>
-        <w:t xml:space="preserve"> </w:t>
-      </w:r>
-      <w:r>
-        <w:t xml:space="preserve">Under congruent trials, males rated AI-generated non-erotic images as slightly less arousing than those labelled as photographs (</w:t>
+        <w:t xml:space="preserve">For the remaining stimulus types (male erotic and non-erotic images for male participants; female erotic and non-erotic images for female participants), differences between the label conditions were generally small, and several credible intervals included zero.</w:t>
+      </w:r>
+      <w:r>
+        <w:t xml:space="preserve"> </w:t>
+      </w:r>
+      <w:r>
+        <w:t xml:space="preserve">In congruent trials, males rated non-erotic images labelled as AI-generated as slightly less arousing than those labelled as photographs (</w:t>
       </w:r>
       <m:oMath>
         <m:r>
@@ -5022,7 +5042,7 @@
         <w:t xml:space="preserve"> </w:t>
       </w:r>
       <w:r>
-        <w:t xml:space="preserve">Under incongruent trials, this pattern reversed; however, credible differences in arousal ratings of female erotic stimuli were observed only in females, with AI-generated labels associated with higher arousal (</w:t>
+        <w:t xml:space="preserve">In incongruent trials, this pattern reversed; however, a credible difference emerged only for females’ ratings of female erotic images, which were higher when labelled as AI-generated (</w:t>
       </w:r>
       <m:oMath>
         <m:r>
@@ -7592,7 +7612,7 @@
         <w:t xml:space="preserve"> </w:t>
       </w:r>
       <w:r>
-        <w:t xml:space="preserve">Overall, the findings provide converging evidence for three main conclusions: (1) there is a consistent but small effect of AI labelling on responses, that is primarily observed in males, (2) there is a strong gender difference in response to erotic stimuli, that is robust and context dependent, and (3) belief-related processes (i.e., congruency between initial labels and subsequent realism/reality judgements) play a central role in shaping affective responses.</w:t>
+        <w:t xml:space="preserve">Overall, the findings provide converging evidence for three main conclusions: (1) there is a consistent but small effect of AI labelling on responses that is primarily observed in males, (2) there is a strong gender difference in response to erotic stimuli, that is robust and context dependent, and (3) belief-related processes (i.e., congruency between initial labels and subsequent realism/reality judgements) play a central role in shaping affective responses.</w:t>
       </w:r>
     </w:p>
     <w:p>

--- a/paper/manuscript.docx
+++ b/paper/manuscript.docx
@@ -5674,7 +5674,7 @@
         <w:pStyle w:val="BodyText"/>
       </w:pPr>
       <w:r>
-        <w:t xml:space="preserve">The final sample consisted of 261 participants (Mean age = 37.4</w:t>
+        <w:t xml:space="preserve">The final sample consisted of 261 heterosexual participants (Mean age = 37.4</w:t>
       </w:r>
       <w:r>
         <w:t xml:space="preserve"> </w:t>
@@ -6627,7 +6627,7 @@
       <w:r>
         <w:drawing>
           <wp:inline>
-            <wp:extent cx="5943600" cy="7132320"/>
+            <wp:extent cx="4457700" cy="5349240"/>
             <wp:effectExtent b="0" l="0" r="0" t="0"/>
             <wp:docPr descr="" title="" id="93" name="Picture"/>
             <a:graphic>
@@ -6648,7 +6648,7 @@
                   <pic:spPr bwMode="auto">
                     <a:xfrm>
                       <a:off x="0" y="0"/>
-                      <a:ext cx="5943600" cy="7132320"/>
+                      <a:ext cx="4457700" cy="5349240"/>
                     </a:xfrm>
                     <a:prstGeom prst="rect">
                       <a:avLst/>
@@ -7420,7 +7420,7 @@
       <w:r>
         <w:drawing>
           <wp:inline>
-            <wp:extent cx="4457700" cy="5349240"/>
+            <wp:extent cx="4754880" cy="5705856"/>
             <wp:effectExtent b="0" l="0" r="0" t="0"/>
             <wp:docPr descr="" title="" id="99" name="Picture"/>
             <a:graphic>
@@ -7441,7 +7441,7 @@
                   <pic:spPr bwMode="auto">
                     <a:xfrm>
                       <a:off x="0" y="0"/>
-                      <a:ext cx="4457700" cy="5349240"/>
+                      <a:ext cx="4754880" cy="5705856"/>
                     </a:xfrm>
                     <a:prstGeom prst="rect">
                       <a:avLst/>

--- a/paper/manuscript.docx
+++ b/paper/manuscript.docx
@@ -3919,8 +3919,8 @@
         <m:d>
           <m:dPr>
             <m:begChr m:val="("/>
+            <m:sepChr m:val=""/>
             <m:endChr m:val=")"/>
-            <m:sepChr m:val=""/>
             <m:grow/>
           </m:dPr>
           <m:e>
@@ -6307,8 +6307,8 @@
         <m:d>
           <m:dPr>
             <m:begChr m:val="("/>
+            <m:sepChr m:val=""/>
             <m:endChr m:val=")"/>
-            <m:sepChr m:val=""/>
             <m:grow/>
           </m:dPr>
           <m:e>

--- a/paper/manuscript.docx
+++ b/paper/manuscript.docx
@@ -2036,7 +2036,7 @@
         <w:t xml:space="preserve">)</w:t>
       </w:r>
       <w:r>
-        <w:t xml:space="preserve">, and most videos online are (non-consensual) sexual deepfakes</w:t>
+        <w:t xml:space="preserve">, with an increasing number of (non-consensual) sexual deepfakes</w:t>
       </w:r>
       <w:r>
         <w:t xml:space="preserve"> </w:t>
@@ -2076,7 +2076,7 @@
         <w:t xml:space="preserve"> </w:t>
       </w:r>
       <w:r>
-        <w:t xml:space="preserve">The widespread consumption of AI-generated sexual content would suggest that the anti-AI bias might not generalize to erotic stimuli. Or does it?</w:t>
+        <w:t xml:space="preserve">Interestingly, the widespread consumption of explicitly AI-generated sexual content would suggest that the anti-AI bias might not generalize to erotic stimuli. Or does it?</w:t>
       </w:r>
     </w:p>
     <w:p>
@@ -2101,7 +2101,7 @@
         <w:t xml:space="preserve"> </w:t>
       </w:r>
       <w:r>
-        <w:t xml:space="preserve">speculate that AI-generated pornography might be valued less inasmuch it lacks the</w:t>
+        <w:t xml:space="preserve">speculate that AI-generated pornography might still be valued less as it lacks the</w:t>
       </w:r>
       <w:r>
         <w:t xml:space="preserve"> </w:t>
@@ -2290,6 +2290,12 @@
         <w:pStyle w:val="BodyText"/>
       </w:pPr>
       <w:r>
+        <w:t xml:space="preserve">In contrast,</w:t>
+      </w:r>
+      <w:r>
+        <w:t xml:space="preserve"> </w:t>
+      </w:r>
+      <w:r>
         <w:t xml:space="preserve">Marini et al. (</w:t>
       </w:r>
       <w:hyperlink w:anchor="ref-marini2024real">
@@ -2309,13 +2315,93 @@
       <w:r>
         <w:t xml:space="preserve">performed an online experiment presenting subjects with soft erotic images (male and female models in underwear), finding that the same images were rated higher in terms of sexual arousal when judged more realistic (in Study 1), or presented as real as opposed to AI-generated images (in Study 2).</w:t>
       </w:r>
-    </w:p>
-    <w:p>
-      <w:pPr>
-        <w:pStyle w:val="BodyText"/>
-      </w:pPr>
-      <w:r>
-        <w:t xml:space="preserve">However,</w:t>
+      <w:r>
+        <w:t xml:space="preserve"> </w:t>
+      </w:r>
+      <w:r>
+        <w:t xml:space="preserve">However, these studies were based on a sample from a single nation (Italy) and provide scant socio-demographic information. Moreover, they they used only mildly sexually arousing stimuli not taken from a validated dataset, and focused on a single dependent variable, namely self-reported sexual arousal. This is important as self-reported first-person,</w:t>
+      </w:r>
+      <w:r>
+        <w:t xml:space="preserve"> </w:t>
+      </w:r>
+      <w:r>
+        <w:rPr>
+          <w:i/>
+          <w:iCs/>
+        </w:rPr>
+        <w:t xml:space="preserve">affective</w:t>
+      </w:r>
+      <w:r>
+        <w:t xml:space="preserve"> </w:t>
+      </w:r>
+      <w:r>
+        <w:t xml:space="preserve">feelings (</w:t>
+      </w:r>
+      <w:r>
+        <w:t xml:space="preserve">“does this arouses me?”</w:t>
+      </w:r>
+      <w:r>
+        <w:t xml:space="preserve">) and third-person,</w:t>
+      </w:r>
+      <w:r>
+        <w:t xml:space="preserve"> </w:t>
+      </w:r>
+      <w:r>
+        <w:rPr>
+          <w:i/>
+          <w:iCs/>
+        </w:rPr>
+        <w:t xml:space="preserve">semantic</w:t>
+      </w:r>
+      <w:r>
+        <w:t xml:space="preserve"> </w:t>
+      </w:r>
+      <w:r>
+        <w:t xml:space="preserve">judgments (</w:t>
+      </w:r>
+      <w:r>
+        <w:t xml:space="preserve">“is that supposed to be arousing?”</w:t>
+      </w:r>
+      <w:r>
+        <w:t xml:space="preserve">) have been shown to dissociate in some cases</w:t>
+      </w:r>
+      <w:r>
+        <w:t xml:space="preserve"> </w:t>
+      </w:r>
+      <w:r>
+        <w:t xml:space="preserve">(</w:t>
+      </w:r>
+      <w:hyperlink w:anchor="ref-itkes2019affective">
+        <w:r>
+          <w:rPr>
+            <w:rStyle w:val="Hyperlink"/>
+          </w:rPr>
+          <w:t xml:space="preserve">Itkes &amp; Kron, 2019</w:t>
+        </w:r>
+      </w:hyperlink>
+      <w:r>
+        <w:t xml:space="preserve">)</w:t>
+      </w:r>
+      <w:r>
+        <w:t xml:space="preserve">. Lastly, in their direct manipulation of the authentic/AI-generated labeling (Study 2) they did not provide any explicit manipulation check.</w:t>
+      </w:r>
+    </w:p>
+    <w:bookmarkEnd w:id="59"/>
+    <w:bookmarkStart w:id="60" w:name="the-present-studies"/>
+    <w:p>
+      <w:pPr>
+        <w:pStyle w:val="Heading2"/>
+      </w:pPr>
+      <w:r>
+        <w:t xml:space="preserve">The present studies</w:t>
+      </w:r>
+    </w:p>
+    <w:p>
+      <w:pPr>
+        <w:pStyle w:val="FirstParagraph"/>
+      </w:pPr>
+      <w:r>
+        <w:t xml:space="preserve">The present studies are a conceptual replication of</w:t>
       </w:r>
       <w:r>
         <w:t xml:space="preserve"> </w:t>
@@ -2335,108 +2421,113 @@
         <w:t xml:space="preserve">)</w:t>
       </w:r>
       <w:r>
-        <w:t xml:space="preserve"> </w:t>
-      </w:r>
-      <w:r>
-        <w:t xml:space="preserve">studies are based on a sample from a single nation (Italy) and provide scant socio-demographic information.</w:t>
-      </w:r>
-      <w:r>
-        <w:t xml:space="preserve"> </w:t>
-      </w:r>
-      <w:r>
-        <w:t xml:space="preserve">They only investigate a single dependent variable, namely self-reported sexual arousal.</w:t>
-      </w:r>
-      <w:r>
-        <w:t xml:space="preserve"> </w:t>
-      </w:r>
-      <w:r>
-        <w:t xml:space="preserve">However, self-reported first-person,</w:t>
-      </w:r>
-      <w:r>
-        <w:t xml:space="preserve"> </w:t>
-      </w:r>
-      <w:r>
-        <w:rPr>
-          <w:i/>
-          <w:iCs/>
-        </w:rPr>
-        <w:t xml:space="preserve">affective</w:t>
-      </w:r>
-      <w:r>
-        <w:t xml:space="preserve"> </w:t>
-      </w:r>
-      <w:r>
-        <w:t xml:space="preserve">feelings (</w:t>
-      </w:r>
-      <w:r>
-        <w:t xml:space="preserve">“does this arouses me?”</w:t>
-      </w:r>
-      <w:r>
-        <w:t xml:space="preserve">) and third-person,</w:t>
-      </w:r>
-      <w:r>
-        <w:t xml:space="preserve"> </w:t>
-      </w:r>
-      <w:r>
-        <w:rPr>
-          <w:i/>
-          <w:iCs/>
-        </w:rPr>
-        <w:t xml:space="preserve">semantic</w:t>
-      </w:r>
-      <w:r>
-        <w:t xml:space="preserve"> </w:t>
-      </w:r>
-      <w:r>
-        <w:t xml:space="preserve">judgments (</w:t>
-      </w:r>
-      <w:r>
-        <w:t xml:space="preserve">“is that supposed to be arousing?”</w:t>
-      </w:r>
-      <w:r>
-        <w:t xml:space="preserve">) have been shown to dissociate in some cases</w:t>
-      </w:r>
-      <w:r>
-        <w:t xml:space="preserve"> </w:t>
-      </w:r>
-      <w:r>
-        <w:t xml:space="preserve">(</w:t>
-      </w:r>
-      <w:hyperlink w:anchor="ref-itkes2019affective">
+        <w:t xml:space="preserve">, which we improved in several ways.</w:t>
+      </w:r>
+      <w:r>
+        <w:t xml:space="preserve"> </w:t>
+      </w:r>
+      <w:r>
+        <w:t xml:space="preserve">First, we employed stimuli from a validated database, the Nencki Affective Picture System</w:t>
+      </w:r>
+      <w:r>
+        <w:t xml:space="preserve"> </w:t>
+      </w:r>
+      <w:r>
+        <w:t xml:space="preserve">(NAPS,</w:t>
+      </w:r>
+      <w:r>
+        <w:t xml:space="preserve"> </w:t>
+      </w:r>
+      <w:hyperlink w:anchor="ref-marchewka2014nencki">
         <w:r>
           <w:rPr>
             <w:rStyle w:val="Hyperlink"/>
           </w:rPr>
-          <w:t xml:space="preserve">Itkes &amp; Kron, 2019</w:t>
+          <w:t xml:space="preserve">Marchewka et al., 2014</w:t>
         </w:r>
       </w:hyperlink>
       <w:r>
         <w:t xml:space="preserve">)</w:t>
       </w:r>
       <w:r>
-        <w:t xml:space="preserve">.</w:t>
-      </w:r>
-      <w:r>
-        <w:t xml:space="preserve"> </w:t>
-      </w:r>
-      <w:r>
-        <w:t xml:space="preserve">More relevantly, they used only mildly sexually arousing stimuli not taken from a validated dataset.</w:t>
-      </w:r>
-      <w:r>
-        <w:t xml:space="preserve"> </w:t>
-      </w:r>
-      <w:r>
-        <w:t xml:space="preserve">Lastly, in their direct manipulation of the authentic/AI-generated labeling (Study 2) they did not provide any explicit manipulation check.</w:t>
-      </w:r>
-    </w:p>
-    <w:bookmarkEnd w:id="59"/>
-    <w:bookmarkStart w:id="60" w:name="the-present-studies"/>
-    <w:p>
-      <w:pPr>
-        <w:pStyle w:val="Heading2"/>
-      </w:pPr>
-      <w:r>
-        <w:t xml:space="preserve">The present studies</w:t>
+        <w:t xml:space="preserve">, including explicit and more sexually arousing pictures</w:t>
+      </w:r>
+      <w:r>
+        <w:t xml:space="preserve"> </w:t>
+      </w:r>
+      <w:r>
+        <w:t xml:space="preserve">(NAPS ERO,</w:t>
+      </w:r>
+      <w:r>
+        <w:t xml:space="preserve"> </w:t>
+      </w:r>
+      <w:hyperlink w:anchor="ref-wierzba2015erotic">
+        <w:r>
+          <w:rPr>
+            <w:rStyle w:val="Hyperlink"/>
+          </w:rPr>
+          <w:t xml:space="preserve">Wierzba et al., 2015</w:t>
+        </w:r>
+      </w:hyperlink>
+      <w:r>
+        <w:t xml:space="preserve">)</w:t>
+      </w:r>
+      <w:r>
+        <w:t xml:space="preserve">, selected via data-driven, reproducible measures.</w:t>
+      </w:r>
+      <w:r>
+        <w:t xml:space="preserve"> </w:t>
+      </w:r>
+      <w:r>
+        <w:t xml:space="preserve">Second, we asked participants to make different evaluations, namely first-person subjective sexual arousal and valence, as well as a third-person (more</w:t>
+      </w:r>
+      <w:r>
+        <w:t xml:space="preserve"> </w:t>
+      </w:r>
+      <w:r>
+        <w:t xml:space="preserve">“semantic”</w:t>
+      </w:r>
+      <w:r>
+        <w:t xml:space="preserve">) judgment of how enticing they found the image to be.</w:t>
+      </w:r>
+    </w:p>
+    <w:p>
+      <w:pPr>
+        <w:pStyle w:val="BodyText"/>
+      </w:pPr>
+      <w:r>
+        <w:t xml:space="preserve">Across both studies, we also examined whether responses to the stimuli were modulated by relevant individual differences: sociodemographic characteristics, given the well-documented sexual dimorphism in responses to erotic stimuli, with heterosexual men typically showing higher, more category-specific arousal to stimuli matching their sexual orientation than heterosexual women</w:t>
+      </w:r>
+      <w:r>
+        <w:t xml:space="preserve"> </w:t>
+      </w:r>
+      <w:r>
+        <w:t xml:space="preserve">(</w:t>
+      </w:r>
+      <w:hyperlink w:anchor="ref-huberman2015gender">
+        <w:r>
+          <w:rPr>
+            <w:rStyle w:val="Hyperlink"/>
+          </w:rPr>
+          <w:t xml:space="preserve">Huberman et al., 2015</w:t>
+        </w:r>
+      </w:hyperlink>
+      <w:r>
+        <w:t xml:space="preserve">)</w:t>
+      </w:r>
+      <w:r>
+        <w:t xml:space="preserve">; attitudes towards AI, given inconsistent evidence for such moderation across domains; and sexual behaviour, namely pornography consumption and recent sexual activity.</w:t>
+      </w:r>
+    </w:p>
+    <w:bookmarkEnd w:id="60"/>
+    <w:bookmarkEnd w:id="61"/>
+    <w:bookmarkStart w:id="70" w:name="study-1"/>
+    <w:p>
+      <w:pPr>
+        <w:pStyle w:val="Heading1"/>
+      </w:pPr>
+      <w:r>
+        <w:t xml:space="preserve">Study 1</w:t>
       </w:r>
     </w:p>
     <w:p>
@@ -2444,7 +2535,13 @@
         <w:pStyle w:val="FirstParagraph"/>
       </w:pPr>
       <w:r>
-        <w:t xml:space="preserve">The present study is a conceptual replication of</w:t>
+        <w:t xml:space="preserve">The first study aimed at gauging whether an anti-AI bias toward erotic stimuli appears consistently in a wide and heterogeneous sample, and whether it is modulated by demographic factors, by sexual activity and pornography consumption habits, or by attitudes toward AI.</w:t>
+      </w:r>
+      <w:r>
+        <w:t xml:space="preserve"> </w:t>
+      </w:r>
+      <w:r>
+        <w:t xml:space="preserve">Following</w:t>
       </w:r>
       <w:r>
         <w:t xml:space="preserve"> </w:t>
@@ -2464,74 +2561,7 @@
         <w:t xml:space="preserve">)</w:t>
       </w:r>
       <w:r>
-        <w:t xml:space="preserve">, which we improved in several ways.</w:t>
-      </w:r>
-      <w:r>
-        <w:t xml:space="preserve"> </w:t>
-      </w:r>
-      <w:r>
-        <w:t xml:space="preserve">First, we employed stimuli from a validated database, the Nencki Affective Picture System</w:t>
-      </w:r>
-      <w:r>
-        <w:t xml:space="preserve"> </w:t>
-      </w:r>
-      <w:r>
-        <w:t xml:space="preserve">(NAPS,</w:t>
-      </w:r>
-      <w:r>
-        <w:t xml:space="preserve"> </w:t>
-      </w:r>
-      <w:hyperlink w:anchor="ref-marchewka2014nencki">
-        <w:r>
-          <w:rPr>
-            <w:rStyle w:val="Hyperlink"/>
-          </w:rPr>
-          <w:t xml:space="preserve">Marchewka et al., 2014</w:t>
-        </w:r>
-      </w:hyperlink>
-      <w:r>
-        <w:t xml:space="preserve">)</w:t>
-      </w:r>
-      <w:r>
-        <w:t xml:space="preserve">, including explicit and more sexually arousing pictures</w:t>
-      </w:r>
-      <w:r>
-        <w:t xml:space="preserve"> </w:t>
-      </w:r>
-      <w:r>
-        <w:t xml:space="preserve">(NAPS ERO,</w:t>
-      </w:r>
-      <w:r>
-        <w:t xml:space="preserve"> </w:t>
-      </w:r>
-      <w:hyperlink w:anchor="ref-wierzba2015erotic">
-        <w:r>
-          <w:rPr>
-            <w:rStyle w:val="Hyperlink"/>
-          </w:rPr>
-          <w:t xml:space="preserve">Wierzba et al., 2015</w:t>
-        </w:r>
-      </w:hyperlink>
-      <w:r>
-        <w:t xml:space="preserve">)</w:t>
-      </w:r>
-      <w:r>
-        <w:t xml:space="preserve">, selected via data-driven, reproducible measures.</w:t>
-      </w:r>
-      <w:r>
-        <w:t xml:space="preserve"> </w:t>
-      </w:r>
-      <w:r>
-        <w:t xml:space="preserve">Second, we asked participants to make different evaluations, such as first-person subjective sexual arousal and valence, as well as a third person (more</w:t>
-      </w:r>
-      <w:r>
-        <w:t xml:space="preserve"> </w:t>
-      </w:r>
-      <w:r>
-        <w:t xml:space="preserve">“semantic”</w:t>
-      </w:r>
-      <w:r>
-        <w:t xml:space="preserve">) judgment on how enticing they found the image to be.</w:t>
+        <w:t xml:space="preserve">, we hypothesise that images presented as AI-generated will elicit lower ratings than those presented as photographs (H1).</w:t>
       </w:r>
     </w:p>
     <w:p>
@@ -2539,53 +2569,13 @@
         <w:pStyle w:val="BodyText"/>
       </w:pPr>
       <w:r>
-        <w:t xml:space="preserve">Sociodemographic characteristics were systematically considered as a modulator of responses to stimuli, given robust evidence that sexual patterns differ between men and women.</w:t>
-      </w:r>
-      <w:r>
-        <w:t xml:space="preserve"> </w:t>
-      </w:r>
-      <w:r>
-        <w:t xml:space="preserve">For instance, research on arousal indicates that heterosexual men tend to exhibit greater arousal for women.</w:t>
-      </w:r>
-      <w:r>
-        <w:t xml:space="preserve"> </w:t>
-      </w:r>
-      <w:r>
-        <w:t xml:space="preserve">In contrast, heterosexual women’s responses are less gender-specific</w:t>
+        <w:t xml:space="preserve">Additionally, in line with the literature on explicit stimuli</w:t>
       </w:r>
       <w:r>
         <w:t xml:space="preserve"> </w:t>
       </w:r>
       <w:r>
         <w:t xml:space="preserve">(</w:t>
-      </w:r>
-      <w:hyperlink w:anchor="ref-chivers2004sex">
-        <w:r>
-          <w:rPr>
-            <w:rStyle w:val="Hyperlink"/>
-          </w:rPr>
-          <w:t xml:space="preserve">Chivers et al., 2004</w:t>
-        </w:r>
-      </w:hyperlink>
-      <w:r>
-        <w:t xml:space="preserve">;</w:t>
-      </w:r>
-      <w:r>
-        <w:t xml:space="preserve"> </w:t>
-      </w:r>
-      <w:hyperlink w:anchor="ref-chivers2017specificity">
-        <w:r>
-          <w:rPr>
-            <w:rStyle w:val="Hyperlink"/>
-          </w:rPr>
-          <w:t xml:space="preserve">Chivers, 2017</w:t>
-        </w:r>
-      </w:hyperlink>
-      <w:r>
-        <w:t xml:space="preserve">;</w:t>
-      </w:r>
-      <w:r>
-        <w:t xml:space="preserve"> </w:t>
       </w:r>
       <w:hyperlink w:anchor="ref-huberman2015gender">
         <w:r>
@@ -2596,24 +2586,65 @@
         </w:r>
       </w:hyperlink>
       <w:r>
-        <w:t xml:space="preserve">;</w:t>
-      </w:r>
-      <w:r>
-        <w:t xml:space="preserve"> </w:t>
-      </w:r>
-      <w:hyperlink w:anchor="ref-safron2020neural">
+        <w:t xml:space="preserve">)</w:t>
+      </w:r>
+      <w:r>
+        <w:t xml:space="preserve">, we hypothesise that erotic images relevant to participants’ sexual orientation (i.e., female images for male participants and male images for female participants) would result in higher ratings than erotic but irrelevant images and non-erotic images, and that these differences would be less pronounced for women (H2).</w:t>
+      </w:r>
+    </w:p>
+    <w:p>
+      <w:pPr>
+        <w:pStyle w:val="BodyText"/>
+      </w:pPr>
+      <w:r>
+        <w:t xml:space="preserve">While prior studies have examined the effect of AI labels on affective ratings, relatively little attention has been paid to whether participants actually believe those labels, and whether belief itself modulates the observed effects.</w:t>
+      </w:r>
+      <w:r>
+        <w:t xml:space="preserve"> </w:t>
+      </w:r>
+      <w:r>
+        <w:t xml:space="preserve">If participants second-guess the authenticity claims (e.g., suspecting that</w:t>
+      </w:r>
+      <w:r>
+        <w:t xml:space="preserve"> </w:t>
+      </w:r>
+      <w:r>
+        <w:t xml:space="preserve">“AI-generated”</w:t>
+      </w:r>
+      <w:r>
+        <w:t xml:space="preserve"> </w:t>
+      </w:r>
+      <w:r>
+        <w:t xml:space="preserve">images are in fact photographs, or vice versa), label-based effects would be attenuated or reversed regardless of the manipulation’s objective content.</w:t>
+      </w:r>
+      <w:r>
+        <w:t xml:space="preserve"> </w:t>
+      </w:r>
+      <w:r>
+        <w:t xml:space="preserve">Indeed,</w:t>
+      </w:r>
+      <w:r>
+        <w:t xml:space="preserve"> </w:t>
+      </w:r>
+      <w:r>
+        <w:t xml:space="preserve">Tucciarelli et al. (</w:t>
+      </w:r>
+      <w:hyperlink w:anchor="ref-tucciarelli2022realness">
         <w:r>
           <w:rPr>
             <w:rStyle w:val="Hyperlink"/>
           </w:rPr>
-          <w:t xml:space="preserve">Safron et al., 2020</w:t>
+          <w:t xml:space="preserve">2022</w:t>
         </w:r>
       </w:hyperlink>
       <w:r>
         <w:t xml:space="preserve">)</w:t>
       </w:r>
       <w:r>
-        <w:t xml:space="preserve">.</w:t>
+        <w:t xml:space="preserve"> </w:t>
+      </w:r>
+      <w:r>
+        <w:t xml:space="preserve">showed that when participants were informed that some faces in a set might be AI-generated, their responses were driven not by the objective category of each face, but by their own judgment of whether that specific face was real. Accordingly, we assess the role of individual belief in the label as an additional predictor of affective ratings (H3).</w:t>
       </w:r>
     </w:p>
     <w:p>
@@ -2621,28 +2652,36 @@
         <w:pStyle w:val="BodyText"/>
       </w:pPr>
       <w:r>
-        <w:t xml:space="preserve">Furthermore, the present studies assess whether individual differences in attitudes towards AI influence responses to the stimuli.</w:t>
-      </w:r>
-      <w:r>
-        <w:t xml:space="preserve"> </w:t>
-      </w:r>
-      <w:r>
-        <w:t xml:space="preserve">Beliefs about the origin of a stimulus can bias evaluations, yet it remains unclear whether this effect depends on individuals’ pre-existing attitudes towards AI.</w:t>
-      </w:r>
-      <w:r>
-        <w:t xml:space="preserve"> </w:t>
-      </w:r>
-      <w:r>
-        <w:t xml:space="preserve">Previous findings suggest that such moderation is inconsistent and may be domain-specific</w:t>
-      </w:r>
-      <w:r>
-        <w:t xml:space="preserve"> </w:t>
-      </w:r>
-      <w:r>
-        <w:t xml:space="preserve">(cf.</w:t>
-      </w:r>
-      <w:r>
-        <w:t xml:space="preserve"> </w:t>
+        <w:t xml:space="preserve">Research on general attitudes towards AI and its moderating role on ratings is mixed, with some studies finding a moderating effect</w:t>
+      </w:r>
+      <w:r>
+        <w:t xml:space="preserve"> </w:t>
+      </w:r>
+      <w:r>
+        <w:t xml:space="preserve">(</w:t>
+      </w:r>
+      <w:hyperlink w:anchor="ref-doring2025anti">
+        <w:r>
+          <w:rPr>
+            <w:rStyle w:val="Hyperlink"/>
+          </w:rPr>
+          <w:t xml:space="preserve">Döring &amp; Mohseni, 2025</w:t>
+        </w:r>
+      </w:hyperlink>
+      <w:r>
+        <w:t xml:space="preserve">)</w:t>
+      </w:r>
+      <w:r>
+        <w:t xml:space="preserve"> </w:t>
+      </w:r>
+      <w:r>
+        <w:t xml:space="preserve">and others not</w:t>
+      </w:r>
+      <w:r>
+        <w:t xml:space="preserve"> </w:t>
+      </w:r>
+      <w:r>
+        <w:t xml:space="preserve">(</w:t>
       </w:r>
       <w:hyperlink w:anchor="ref-ansani2025ai">
         <w:r>
@@ -2667,35 +2706,34 @@
         </w:r>
       </w:hyperlink>
       <w:r>
-        <w:t xml:space="preserve">)</w:t>
-      </w:r>
-      <w:r>
-        <w:t xml:space="preserve">.</w:t>
-      </w:r>
-      <w:r>
-        <w:t xml:space="preserve"> </w:t>
-      </w:r>
-      <w:r>
-        <w:t xml:space="preserve">Moreover, some evidence suggests that broader constructs such as AI readiness may attenuate anti-AI bias</w:t>
-      </w:r>
-      <w:r>
-        <w:t xml:space="preserve"> </w:t>
-      </w:r>
-      <w:r>
-        <w:t xml:space="preserve">(i.e., composite of positive AI attitudes and higher AI literacy,</w:t>
-      </w:r>
-      <w:r>
-        <w:t xml:space="preserve"> </w:t>
-      </w:r>
-      <w:hyperlink w:anchor="ref-doring2025anti">
+        <w:t xml:space="preserve">;</w:t>
+      </w:r>
+      <w:r>
+        <w:t xml:space="preserve"> </w:t>
+      </w:r>
+      <w:hyperlink w:anchor="ref-liefooghe2023natural">
         <w:r>
           <w:rPr>
             <w:rStyle w:val="Hyperlink"/>
           </w:rPr>
-          <w:t xml:space="preserve">Döring &amp; Mohseni, 2025</w:t>
+          <w:t xml:space="preserve">Liefooghe et al., 2023</w:t>
         </w:r>
       </w:hyperlink>
       <w:r>
+        <w:t xml:space="preserve">;</w:t>
+      </w:r>
+      <w:r>
+        <w:t xml:space="preserve"> </w:t>
+      </w:r>
+      <w:hyperlink w:anchor="ref-marini2024real">
+        <w:r>
+          <w:rPr>
+            <w:rStyle w:val="Hyperlink"/>
+          </w:rPr>
+          <w:t xml:space="preserve">Marini et al., 2024</w:t>
+        </w:r>
+      </w:hyperlink>
+      <w:r>
         <w:t xml:space="preserve">)</w:t>
       </w:r>
       <w:r>
@@ -2705,27 +2743,13 @@
         <w:t xml:space="preserve"> </w:t>
       </w:r>
       <w:r>
-        <w:t xml:space="preserve">Accordingly, the present study includes attitudes towards AI as a potential modulating variable to test whether individual differences in these attitudes shape responses to the stimuli.</w:t>
-      </w:r>
-    </w:p>
-    <w:p>
-      <w:pPr>
-        <w:pStyle w:val="BodyText"/>
-      </w:pPr>
-      <w:r>
-        <w:t xml:space="preserve">Finally, the present studies also considers participant’s sexual behaviour as modulators of responses to sexual stimuli.</w:t>
-      </w:r>
-      <w:r>
-        <w:t xml:space="preserve"> </w:t>
-      </w:r>
-      <w:r>
-        <w:t xml:space="preserve">For example, research indicates that frequency of pornographic consumption can influence attentional and evaluative processing of sexual content.</w:t>
-      </w:r>
-      <w:r>
-        <w:t xml:space="preserve"> </w:t>
-      </w:r>
-      <w:r>
-        <w:t xml:space="preserve">Repeated exposure to pornographic material has been associated with attenuated allocation of automatic attentional resources to sexual stimuli, suggesting a degree of habituation</w:t>
+        <w:t xml:space="preserve">As such, we exploratory test whether attitudes towards AI moderate responses to the stimuli (H4).</w:t>
+      </w:r>
+      <w:r>
+        <w:t xml:space="preserve"> </w:t>
+      </w:r>
+      <w:r>
+        <w:t xml:space="preserve">Lastly, based on previous findings that both pornography consumption and sexual activity shape affective and attentional responses to sexual content</w:t>
       </w:r>
       <w:r>
         <w:t xml:space="preserve"> </w:t>
@@ -2742,22 +2766,10 @@
         </w:r>
       </w:hyperlink>
       <w:r>
-        <w:t xml:space="preserve">)</w:t>
-      </w:r>
-      <w:r>
-        <w:t xml:space="preserve">.</w:t>
-      </w:r>
-      <w:r>
-        <w:t xml:space="preserve"> </w:t>
-      </w:r>
-      <w:r>
-        <w:t xml:space="preserve">Furthermore, evidence suggests that individuals with lower pornographic use rate erotic stimuli as less pleasant compared to those with moderate or high levels of consumption, indicating that prior exposure shapes subjective appraisal of sexual content</w:t>
-      </w:r>
-      <w:r>
-        <w:t xml:space="preserve"> </w:t>
-      </w:r>
-      <w:r>
-        <w:t xml:space="preserve">(</w:t>
+        <w:t xml:space="preserve">;</w:t>
+      </w:r>
+      <w:r>
+        <w:t xml:space="preserve"> </w:t>
       </w:r>
       <w:hyperlink w:anchor="ref-kunaharan2017conscious">
         <w:r>
@@ -2768,22 +2780,10 @@
         </w:r>
       </w:hyperlink>
       <w:r>
-        <w:t xml:space="preserve">)</w:t>
-      </w:r>
-      <w:r>
-        <w:t xml:space="preserve">.</w:t>
-      </w:r>
-      <w:r>
-        <w:t xml:space="preserve"> </w:t>
-      </w:r>
-      <w:r>
-        <w:t xml:space="preserve">Similarly, sexual activity has been shown to modulate the response to erotic imagery</w:t>
-      </w:r>
-      <w:r>
-        <w:t xml:space="preserve"> </w:t>
-      </w:r>
-      <w:r>
-        <w:t xml:space="preserve">(</w:t>
+        <w:t xml:space="preserve">;</w:t>
+      </w:r>
+      <w:r>
+        <w:t xml:space="preserve"> </w:t>
       </w:r>
       <w:hyperlink w:anchor="ref-prause2015modulation">
         <w:r>
@@ -2819,240 +2819,6 @@
             <w:rStyle w:val="Hyperlink"/>
           </w:rPr>
           <w:t xml:space="preserve">Youn, 2006</w:t>
-        </w:r>
-      </w:hyperlink>
-      <w:r>
-        <w:t xml:space="preserve">)</w:t>
-      </w:r>
-      <w:r>
-        <w:t xml:space="preserve">.</w:t>
-      </w:r>
-      <w:r>
-        <w:t xml:space="preserve"> </w:t>
-      </w:r>
-      <w:r>
-        <w:t xml:space="preserve">Together, these findings suggest that both pornography consumption and sexual activity modulate affective ratings of erotic content.</w:t>
-      </w:r>
-    </w:p>
-    <w:bookmarkEnd w:id="60"/>
-    <w:bookmarkEnd w:id="61"/>
-    <w:bookmarkStart w:id="70" w:name="study-1"/>
-    <w:p>
-      <w:pPr>
-        <w:pStyle w:val="Heading1"/>
-      </w:pPr>
-      <w:r>
-        <w:t xml:space="preserve">Study 1</w:t>
-      </w:r>
-    </w:p>
-    <w:p>
-      <w:pPr>
-        <w:pStyle w:val="FirstParagraph"/>
-      </w:pPr>
-      <w:r>
-        <w:t xml:space="preserve">In the first study, we aimed at gauging whether an anti-AI bias toward erotic stimuli shows up in a wide and heterogeneous sample, and whether it is modulated by demographic factors, by sexual activity or pornography consumption habits, and by attitudes toward AI.</w:t>
-      </w:r>
-      <w:r>
-        <w:t xml:space="preserve"> </w:t>
-      </w:r>
-      <w:r>
-        <w:t xml:space="preserve">Following</w:t>
-      </w:r>
-      <w:r>
-        <w:t xml:space="preserve"> </w:t>
-      </w:r>
-      <w:r>
-        <w:t xml:space="preserve">Marini et al. (</w:t>
-      </w:r>
-      <w:hyperlink w:anchor="ref-marini2024real">
-        <w:r>
-          <w:rPr>
-            <w:rStyle w:val="Hyperlink"/>
-          </w:rPr>
-          <w:t xml:space="preserve">2024</w:t>
-        </w:r>
-      </w:hyperlink>
-      <w:r>
-        <w:t xml:space="preserve">)</w:t>
-      </w:r>
-      <w:r>
-        <w:t xml:space="preserve">, we hypothesise that images presented as AI-generated will elicit lower ratings than those presented as photographs (H1).</w:t>
-      </w:r>
-    </w:p>
-    <w:p>
-      <w:pPr>
-        <w:pStyle w:val="BodyText"/>
-      </w:pPr>
-      <w:r>
-        <w:t xml:space="preserve">Additionally, in line with the literature on explicit stimuli</w:t>
-      </w:r>
-      <w:r>
-        <w:t xml:space="preserve"> </w:t>
-      </w:r>
-      <w:r>
-        <w:t xml:space="preserve">(</w:t>
-      </w:r>
-      <w:hyperlink w:anchor="ref-huberman2015gender">
-        <w:r>
-          <w:rPr>
-            <w:rStyle w:val="Hyperlink"/>
-          </w:rPr>
-          <w:t xml:space="preserve">Huberman et al., 2015</w:t>
-        </w:r>
-      </w:hyperlink>
-      <w:r>
-        <w:t xml:space="preserve">)</w:t>
-      </w:r>
-      <w:r>
-        <w:t xml:space="preserve">, we hypothesise that erotic images relevant to participants’ sexual orientation (i.e., female images for male participants and male images for female participants) would result in higher ratings than erotic but irrelevant images and non-erotic images, and that these differences would be less pronounced for women (H2).</w:t>
-      </w:r>
-    </w:p>
-    <w:p>
-      <w:pPr>
-        <w:pStyle w:val="BodyText"/>
-      </w:pPr>
-      <w:r>
-        <w:t xml:space="preserve">While prior studies have examined the effect of AI labels on affective ratings, relatively little attention has been paid to whether participants actually believe those labels, and whether belief itself modulates the observed effects.</w:t>
-      </w:r>
-      <w:r>
-        <w:t xml:space="preserve"> </w:t>
-      </w:r>
-      <w:r>
-        <w:t xml:space="preserve">If participants second-guess the authenticity claims (e.g., suspecting that</w:t>
-      </w:r>
-      <w:r>
-        <w:t xml:space="preserve"> </w:t>
-      </w:r>
-      <w:r>
-        <w:t xml:space="preserve">“AI-generated”</w:t>
-      </w:r>
-      <w:r>
-        <w:t xml:space="preserve"> </w:t>
-      </w:r>
-      <w:r>
-        <w:t xml:space="preserve">images are in fact photographs, or vice versa), label-based effects would be attenuated or reversed regardless of the manipulation’s objective content.</w:t>
-      </w:r>
-      <w:r>
-        <w:t xml:space="preserve"> </w:t>
-      </w:r>
-      <w:r>
-        <w:t xml:space="preserve">Indeed,</w:t>
-      </w:r>
-      <w:r>
-        <w:t xml:space="preserve"> </w:t>
-      </w:r>
-      <w:r>
-        <w:t xml:space="preserve">Tucciarelli et al. (</w:t>
-      </w:r>
-      <w:hyperlink w:anchor="ref-tucciarelli2022realness">
-        <w:r>
-          <w:rPr>
-            <w:rStyle w:val="Hyperlink"/>
-          </w:rPr>
-          <w:t xml:space="preserve">2022</w:t>
-        </w:r>
-      </w:hyperlink>
-      <w:r>
-        <w:t xml:space="preserve">)</w:t>
-      </w:r>
-      <w:r>
-        <w:t xml:space="preserve"> </w:t>
-      </w:r>
-      <w:r>
-        <w:t xml:space="preserve">showed that when participants were informed that some faces in a set might be AI-generated, their responses were driven not by the objective category of each face, but by their own judgment of whether that specific face was real. Accordingly, we assess the role of individual belief in the label as an additional predictor of affective ratings (H3).</w:t>
-      </w:r>
-    </w:p>
-    <w:p>
-      <w:pPr>
-        <w:pStyle w:val="BodyText"/>
-      </w:pPr>
-      <w:r>
-        <w:t xml:space="preserve">Research on general attitudes towards AI and its moderating role on ratings is mixed, with some studies finding a moderating effect</w:t>
-      </w:r>
-      <w:r>
-        <w:t xml:space="preserve"> </w:t>
-      </w:r>
-      <w:r>
-        <w:t xml:space="preserve">(</w:t>
-      </w:r>
-      <w:hyperlink w:anchor="ref-doring2025anti">
-        <w:r>
-          <w:rPr>
-            <w:rStyle w:val="Hyperlink"/>
-          </w:rPr>
-          <w:t xml:space="preserve">Döring &amp; Mohseni, 2025</w:t>
-        </w:r>
-      </w:hyperlink>
-      <w:r>
-        <w:t xml:space="preserve">)</w:t>
-      </w:r>
-      <w:r>
-        <w:t xml:space="preserve"> </w:t>
-      </w:r>
-      <w:r>
-        <w:t xml:space="preserve">and others not</w:t>
-      </w:r>
-      <w:r>
-        <w:t xml:space="preserve"> </w:t>
-      </w:r>
-      <w:r>
-        <w:t xml:space="preserve">(</w:t>
-      </w:r>
-      <w:hyperlink w:anchor="ref-liefooghe2023natural">
-        <w:r>
-          <w:rPr>
-            <w:rStyle w:val="Hyperlink"/>
-          </w:rPr>
-          <w:t xml:space="preserve">Liefooghe et al., 2023</w:t>
-        </w:r>
-      </w:hyperlink>
-      <w:r>
-        <w:t xml:space="preserve">;</w:t>
-      </w:r>
-      <w:r>
-        <w:t xml:space="preserve"> </w:t>
-      </w:r>
-      <w:hyperlink w:anchor="ref-marini2024real">
-        <w:r>
-          <w:rPr>
-            <w:rStyle w:val="Hyperlink"/>
-          </w:rPr>
-          <w:t xml:space="preserve">Marini et al., 2024</w:t>
-        </w:r>
-      </w:hyperlink>
-      <w:r>
-        <w:t xml:space="preserve">)</w:t>
-      </w:r>
-      <w:r>
-        <w:t xml:space="preserve">.</w:t>
-      </w:r>
-      <w:r>
-        <w:t xml:space="preserve"> </w:t>
-      </w:r>
-      <w:r>
-        <w:t xml:space="preserve">As such, we exploratory test whether attitudes towards AI moderate responses to the stimuli (H4).</w:t>
-      </w:r>
-      <w:r>
-        <w:t xml:space="preserve"> </w:t>
-      </w:r>
-      <w:r>
-        <w:t xml:space="preserve">Lastly, based on previous findings</w:t>
-      </w:r>
-      <w:r>
-        <w:t xml:space="preserve"> </w:t>
-      </w:r>
-      <w:r>
-        <w:t xml:space="preserve">(e.g.,</w:t>
-      </w:r>
-      <w:r>
-        <w:t xml:space="preserve"> </w:t>
-      </w:r>
-      <w:hyperlink w:anchor="ref-kunaharan2017conscious">
-        <w:r>
-          <w:rPr>
-            <w:rStyle w:val="Hyperlink"/>
-          </w:rPr>
-          <w:t xml:space="preserve">Kunaharan et al., 2017</w:t>
         </w:r>
       </w:hyperlink>
       <w:r>
@@ -3317,13 +3083,13 @@
         <w:t xml:space="preserve"> </w:t>
       </w:r>
       <w:r>
-        <w:t xml:space="preserve">and all materials, including its code, the items, instructions and exact procedure, is available in open-access at https://github.com/RealityBending/FictionEro/tree/main/study1/experiment.</w:t>
-      </w:r>
-      <w:r>
-        <w:t xml:space="preserve"> </w:t>
-      </w:r>
-      <w:r>
-        <w:t xml:space="preserve">Note that the experiment was translated into English, French, Italian and Spanish (based on our native language) and then we disseminated it in the relevant countries.</w:t>
+        <w:t xml:space="preserve">and all materials, including its code, the items, instructions and exact procedure, is available in open-access at https://github.com/RealityBending/FictionEro.</w:t>
+      </w:r>
+      <w:r>
+        <w:t xml:space="preserve"> </w:t>
+      </w:r>
+      <w:r>
+        <w:t xml:space="preserve">Note that the experiment was translated from English into French, Italian and Spanish (based on the author’s native language) and then disseminated in the relevant countries.</w:t>
       </w:r>
     </w:p>
     <w:p>
@@ -3352,7 +3118,7 @@
         <w:t xml:space="preserve"> </w:t>
       </w:r>
       <w:r>
-        <w:t xml:space="preserve">Participants were informed that they would be shown a series of images, some of which were generated by the algorithm and others that were real photographs, and that their task was to rate each image on several affective dimensions, each preceded with a cue (the word</w:t>
+        <w:t xml:space="preserve">Participants were informed that they would be shown a series of images (presented for 2.5 s),, some of which were generated by the algorithm and others that were real photographs. Each image would be preceded with a cue (the word</w:t>
       </w:r>
       <w:r>
         <w:t xml:space="preserve"> </w:t>
@@ -3373,7 +3139,7 @@
         <w:t xml:space="preserve">“Photo”</w:t>
       </w:r>
       <w:r>
-        <w:t xml:space="preserve">) presented for 1.25 s.</w:t>
+        <w:t xml:space="preserve">) presented for 1.25 s, and the participants’ task was to rate each stimuli on several affective dimensions.</w:t>
       </w:r>
     </w:p>
     <w:p>
@@ -3381,7 +3147,7 @@
         <w:pStyle w:val="BodyText"/>
       </w:pPr>
       <w:r>
-        <w:t xml:space="preserve">Participants’ task was to rate each image on three dimensions on analog scales:</w:t>
+        <w:t xml:space="preserve">Three analog scales were presented:</w:t>
       </w:r>
       <w:r>
         <w:t xml:space="preserve"> </w:t>
@@ -3400,13 +3166,7 @@
         <w:t xml:space="preserve">(</w:t>
       </w:r>
       <w:r>
-        <w:t xml:space="preserve">“How much do you find the image sexually arousing?</w:t>
-      </w:r>
-      <w:r>
-        <w:t xml:space="preserve"> </w:t>
-      </w:r>
-      <w:r>
-        <w:t xml:space="preserve">This question is about your own personal reaction felt in your body when seeing the image”</w:t>
+        <w:t xml:space="preserve">“How much do you find the image sexually arousing? This question is about your own personal reaction felt in your body when seeing the image”</w:t>
       </w:r>
       <w:r>
         <w:t xml:space="preserve">),</w:t>
@@ -3428,13 +3188,7 @@
         <w:t xml:space="preserve">(</w:t>
       </w:r>
       <w:r>
-        <w:t xml:space="preserve">“How enticing and sexually appealing would you rate this image to be.</w:t>
-      </w:r>
-      <w:r>
-        <w:t xml:space="preserve"> </w:t>
-      </w:r>
-      <w:r>
-        <w:t xml:space="preserve">Think of how much, in general, people similar to you in terms of gender and sexual orientation would like it”</w:t>
+        <w:t xml:space="preserve">“How enticing and sexually appealing would you rate this image to be. Think of how much, in general, people similar to you in terms of gender and sexual orientation would like it”</w:t>
       </w:r>
       <w:r>
         <w:t xml:space="preserve">), and</w:t>
@@ -3467,13 +3221,13 @@
         <w:pStyle w:val="BodyText"/>
       </w:pPr>
       <w:r>
-        <w:t xml:space="preserve">Unbeknownst to participants, all 60 stimuli were real images (presented for 2.5 s), and the cues were randomly assigned.</w:t>
-      </w:r>
-      <w:r>
-        <w:t xml:space="preserve"> </w:t>
-      </w:r>
-      <w:r>
-        <w:t xml:space="preserve">We selected 60 images: 40 erotic images from the NAPS ERO</w:t>
+        <w:t xml:space="preserve">Unbeknownst to participants, all 60 stimuli were real images and the cues were randomly assigned.</w:t>
+      </w:r>
+      <w:r>
+        <w:t xml:space="preserve"> </w:t>
+      </w:r>
+      <w:r>
+        <w:t xml:space="preserve">Sixtiy stimuli were included: 40 erotic images from the NAPS ERO</w:t>
       </w:r>
       <w:r>
         <w:t xml:space="preserve"> </w:t>
@@ -3528,7 +3282,7 @@
         <w:t xml:space="preserve"> </w:t>
       </w:r>
       <w:r>
-        <w:t xml:space="preserve">Each set comprised, within each image category (male, female), the eight highest- and two lowest-arousal images (i.e., 10 male and 10 female images per set), with the women-normed set drawn from images not already selected for the men-normed set.</w:t>
+        <w:t xml:space="preserve">Each set comprised, within each image category (male, female), the eight highest- and two lowest-arousing images (i.e., 10 male and 10 female images per set), with the women-normed set drawn from images not already selected for the men-normed set.</w:t>
       </w:r>
       <w:r>
         <w:t xml:space="preserve"> </w:t>
@@ -3559,9 +3313,6 @@
       </w:r>
       <w:r>
         <w:t xml:space="preserve">categories) were selected on arousal averaged across men’s and women’s ratings: the 10 lowest-arousal (neutral) images, and the 10 highest-arousal images among those with mean valence above the scale midpoint (positively arousing).</w:t>
-      </w:r>
-      <w:r>
-        <w:t xml:space="preserve"> </w:t>
       </w:r>
     </w:p>
     <w:p>
@@ -3583,6 +3334,12 @@
       <w:pPr>
         <w:pStyle w:val="BodyText"/>
       </w:pPr>
+      <w:r>
+        <w:t xml:space="preserve">The affective evaluation phase was followed by a series of questionnaire.</w:t>
+      </w:r>
+      <w:r>
+        <w:t xml:space="preserve"> </w:t>
+      </w:r>
       <w:r>
         <w:t xml:space="preserve">The</w:t>
       </w:r>
@@ -3663,13 +3420,7 @@
         <w:t xml:space="preserve"> </w:t>
       </w:r>
       <w:r>
-        <w:t xml:space="preserve">measuring negative and positive attitudes towards AI, 8 items specifically developed to assess beliefs about computer-generated material across various types such as text, videos, images, and VR-environments.</w:t>
-      </w:r>
-      <w:r>
-        <w:t xml:space="preserve"> </w:t>
-      </w:r>
-      <w:r>
-        <w:t xml:space="preserve">As such, the BAIT includes two dimensions: expectations (</w:t>
+        <w:t xml:space="preserve">measuring negative and positive attitudes towards AI, 8 items specifically developed to assess beliefs about computer-generated content of various types such as text, videos, images, and VR-environments. Items from the GAAIS formed the attitudes score (</w:t>
       </w:r>
       <m:oMath>
         <m:r>
@@ -3680,7 +3431,7 @@
         <w:t xml:space="preserve"> </w:t>
       </w:r>
       <w:r>
-        <w:t xml:space="preserve">= .70) and attitudes (</w:t>
+        <w:t xml:space="preserve">= .72) and the rest of the items were averaged into an expectations score (</w:t>
       </w:r>
       <m:oMath>
         <m:r>
@@ -3691,7 +3442,7 @@
         <w:t xml:space="preserve"> </w:t>
       </w:r>
       <w:r>
-        <w:t xml:space="preserve">= .72) both with acceptable internal consistency.</w:t>
+        <w:t xml:space="preserve">= .70).</w:t>
       </w:r>
       <w:r>
         <w:t xml:space="preserve"> </w:t>
@@ -3743,9 +3494,6 @@
       <w:r>
         <w:t xml:space="preserve">were included to assess pornography use frequency and duration. An additional item assessed the recency of any sexual activity, with response options ranging from within the past 24 hours to more than a year ago.</w:t>
       </w:r>
-      <w:r>
-        <w:t xml:space="preserve"> </w:t>
-      </w:r>
     </w:p>
     <w:p>
       <w:pPr>
@@ -3767,7 +3515,19 @@
         <w:pStyle w:val="BodyText"/>
       </w:pPr>
       <w:r>
-        <w:t xml:space="preserve">Following the questionnaires, participants were presented with the instructions of phase 2, assessing the perceived realistic quality of the stimuli.</w:t>
+        <w:t xml:space="preserve">In order to measure a proxy of the</w:t>
+      </w:r>
+      <w:r>
+        <w:t xml:space="preserve"> </w:t>
+      </w:r>
+      <w:r>
+        <w:t xml:space="preserve">“beliefs”</w:t>
+      </w:r>
+      <w:r>
+        <w:t xml:space="preserve"> </w:t>
+      </w:r>
+      <w:r>
+        <w:t xml:space="preserve">of participants about our manipulation and about the stimuli’s nature, we devised a second phase of the experiment in which participants were asked to rate the realism of the images.</w:t>
       </w:r>
       <w:r>
         <w:t xml:space="preserve"> </w:t>
@@ -3794,7 +3554,7 @@
         <w:t xml:space="preserve"> </w:t>
       </w:r>
       <w:r>
-        <w:t xml:space="preserve">Participants then viewed the same 60 images (1 s) in a newly randomised order and rated the stimuli on realism with an analog slider scale (AI-generated - Photograph).</w:t>
+        <w:t xml:space="preserve">Participants then viewed the same 60 images (1 s) in a newly randomised order and rated the stimuli on realism with an analog slider scale (AI-generated - Photograph). The expectation was that items labelled as AI-generated would be rated as less realistic than those labelled as photographs.</w:t>
       </w:r>
     </w:p>
     <w:p>
@@ -3826,19 +3586,16 @@
         <w:pStyle w:val="FirstParagraph"/>
       </w:pPr>
       <w:r>
-        <w:t xml:space="preserve">Bayesian Mixed Models were fitted separately for Arousal, Valence, and Enticement as dependent variables, with Gender (Female vs. Male), Condition (AI-Generated vs. Photograph), Relevance (Relevant, Irrelevant, Non-Erotic), and Congruence (True vs. False).</w:t>
-      </w:r>
-      <w:r>
-        <w:t xml:space="preserve"> </w:t>
-      </w:r>
-      <w:r>
-        <w:t xml:space="preserve">Relevance corresponded to the sexual interest according to the participants’ gender and sexual orientation (i.e., erotic pictures involving females were categorized as relevant for heterosexual males, and irrelevant for heterosexual females, and vice versa for pictures of males).</w:t>
-      </w:r>
-      <w:r>
-        <w:t xml:space="preserve"> </w:t>
-      </w:r>
-      <w:r>
-        <w:t xml:space="preserve">Congruence, a proxy of condition belief, was also computed based on whether the condition matched the (dichotomized) reality rating of phase 2.</w:t>
+        <w:t xml:space="preserve">Bayesian Mixed Models were fitted separately for Arousal, Valence, and Enticement, with Gender (Female vs. Male), Condition (AI-Generated vs. Photograph), Stimuli Type (Female vs Male vs Non-Erotic Images), and Congruence (True vs. False).</w:t>
+      </w:r>
+      <w:r>
+        <w:t xml:space="preserve"> </w:t>
+      </w:r>
+      <w:r>
+        <w:t xml:space="preserve"> </w:t>
+      </w:r>
+      <w:r>
+        <w:t xml:space="preserve">Congruence, used as a proxy of condition belief, was also computed based on whether the condition matched the (dichotomized) reality rating of phase 2.</w:t>
       </w:r>
     </w:p>
     <w:p>
@@ -3919,8 +3676,8 @@
         <m:d>
           <m:dPr>
             <m:begChr m:val="("/>
+            <m:endChr m:val=")"/>
             <m:sepChr m:val=""/>
-            <m:endChr m:val=")"/>
             <m:grow/>
           </m:dPr>
           <m:e>
@@ -4058,16 +3815,16 @@
           <w:i/>
           <w:iCs/>
         </w:rPr>
-        <w:t xml:space="preserve">CrI</w:t>
-      </w:r>
-      <w:r>
-        <w:t xml:space="preserve">) is strictly non-null.</w:t>
-      </w:r>
-      <w:r>
-        <w:t xml:space="preserve"> </w:t>
-      </w:r>
-      <w:r>
-        <w:t xml:space="preserve">As the patterns of results for the outcomes were similar, we will focus on presenting the detailed results for Arousal as our primary outcome, and highlighting when divergent trends are present for Enticement or Valence.</w:t>
+        <w:t xml:space="preserve">CI</w:t>
+      </w:r>
+      <w:r>
+        <w:t xml:space="preserve">) excludes zero.</w:t>
+      </w:r>
+      <w:r>
+        <w:t xml:space="preserve"> </w:t>
+      </w:r>
+      <w:r>
+        <w:t xml:space="preserve">As the patterns of results for the three outcomes were similar, we will focus on presenting the detailed results for Arousal as our primary outcome, and highlighting when divergent trends are present for Enticement or Valence.</w:t>
       </w:r>
     </w:p>
     <w:p>
@@ -4081,7 +3838,17 @@
         <w:t xml:space="preserve"> </w:t>
       </w:r>
       <w:r>
-        <w:t xml:space="preserve">(D-vour,</w:t>
+        <w:t xml:space="preserve">(</w:t>
+      </w:r>
+      <w:r>
+        <w:rPr>
+          <w:i/>
+          <w:iCs/>
+        </w:rPr>
+        <w:t xml:space="preserve">D-vour</w:t>
+      </w:r>
+      <w:r>
+        <w:t xml:space="preserve">,</w:t>
       </w:r>
       <w:r>
         <w:t xml:space="preserve"> </w:t>
@@ -4113,13 +3880,13 @@
         <w:t xml:space="preserve"> </w:t>
       </w:r>
       <w:r>
-        <w:t xml:space="preserve">Values of D-vour greater than 0.666 indicate moderately reliable random-effect estimates, corresponding to a 2:1 ratio of between-group variance to estimation uncertainty.</w:t>
-      </w:r>
-      <w:r>
-        <w:t xml:space="preserve"> </w:t>
-      </w:r>
-      <w:r>
-        <w:t xml:space="preserve">In this context, reliability refers to cases in which variability between groups (e.g., participants) exceeds the uncertainty in the estimates, suggesting that the parameter can meaningfully capture inter-individual differences.</w:t>
+        <w:t xml:space="preserve">Values of D-vour greater than 2/3 indicate moderately reliable random-effect estimates, corresponding to a 2:1 ratio of between-group variance to estimation uncertainty.</w:t>
+      </w:r>
+      <w:r>
+        <w:t xml:space="preserve"> </w:t>
+      </w:r>
+      <w:r>
+        <w:t xml:space="preserve">In this context, reliability refers to cases in which variability between groups (e.g., participants) exceeds the uncertainty in the estimates, suggesting the presence of meaningful inter-individual differences.</w:t>
       </w:r>
     </w:p>
     <w:p>
@@ -4127,76 +3894,13 @@
         <w:pStyle w:val="BodyText"/>
       </w:pPr>
       <w:r>
-        <w:t xml:space="preserve">Lastly, a correlation matrix will be computed between the models’ individual-level estimates and potential moderators: beliefs, attitudes towards and knowledge of AI, porn frequency and recency of sexual activity.</w:t>
-      </w:r>
-      <w:r>
-        <w:t xml:space="preserve"> </w:t>
-      </w:r>
-      <w:r>
-        <w:t xml:space="preserve">Correlations, computed with the correlations package</w:t>
-      </w:r>
-      <w:r>
-        <w:t xml:space="preserve"> </w:t>
-      </w:r>
-      <w:r>
-        <w:t xml:space="preserve">(</w:t>
-      </w:r>
-      <w:hyperlink w:anchor="ref-correlationPackage">
-        <w:r>
-          <w:rPr>
-            <w:rStyle w:val="Hyperlink"/>
-          </w:rPr>
-          <w:t xml:space="preserve">Makowski et al., 2022</w:t>
-        </w:r>
-      </w:hyperlink>
-      <w:r>
-        <w:t xml:space="preserve">)</w:t>
-      </w:r>
-      <w:r>
-        <w:t xml:space="preserve"> </w:t>
-      </w:r>
-      <w:r>
-        <w:t xml:space="preserve">will be used to explore whether reliable variation in the random effects can be explained by theoretically relevant individual differences.</w:t>
-      </w:r>
-      <w:r>
-        <w:t xml:space="preserve"> </w:t>
-      </w:r>
-      <w:r>
-        <w:t xml:space="preserve">Pearson’s r and its associated 95% confidence interval (</w:t>
-      </w:r>
-      <w:r>
-        <w:rPr>
-          <w:i/>
-          <w:iCs/>
-        </w:rPr>
-        <w:t xml:space="preserve">CI</w:t>
-      </w:r>
-      <w:r>
-        <w:t xml:space="preserve">) will be reported and interpreted according to Pearson’s criteria</w:t>
-      </w:r>
-      <w:r>
-        <w:t xml:space="preserve"> </w:t>
-      </w:r>
-      <w:r>
-        <w:t xml:space="preserve">(</w:t>
-      </w:r>
-      <w:hyperlink w:anchor="ref-cohen2013statistical">
-        <w:r>
-          <w:rPr>
-            <w:rStyle w:val="Hyperlink"/>
-          </w:rPr>
-          <w:t xml:space="preserve">Cohen, 2013</w:t>
-        </w:r>
-      </w:hyperlink>
-      <w:r>
-        <w:t xml:space="preserve">)</w:t>
-      </w:r>
-      <w:r>
-        <w:t xml:space="preserve">.</w:t>
-      </w:r>
-      <w:r>
-        <w:t xml:space="preserve"> </w:t>
-      </w:r>
+        <w:t xml:space="preserve">Lastly, a correlation matrix will be computed between the models’ individual-level estimates and potential moderators:beliefs, attitudes towards and knowledge of AI, porn frequency and recency of sexual activity.</w:t>
+      </w:r>
+    </w:p>
+    <w:p>
+      <w:pPr>
+        <w:pStyle w:val="BodyText"/>
+      </w:pPr>
       <w:r>
         <w:t xml:space="preserve">All analyses were conducted in R (version 4.5.2).</w:t>
       </w:r>
@@ -4233,7 +3937,7 @@
         <w:pStyle w:val="FirstParagraph"/>
       </w:pPr>
       <w:r>
-        <w:t xml:space="preserve">An initial manipulation check was conducted to assess participants’ belief in the instructional cues. Based on participants’ feedback after the final rating phase, 41.7% of participants reported that they did not believe the labels, indicating that a large proportion of participants perceived the image classifications as incorrect.</w:t>
+        <w:t xml:space="preserve">An initial manipulation check was conducted to assess participants’ belief in the instructional cues. Based on participants’ feedback after the final rating phase, 41.7% of participants reported that they did not believe the labels, indicating that a large proportion of participants has doubts about the labels (and justifying our inclusion of the belief factor based on the participant’s responses in phase 2).</w:t>
       </w:r>
     </w:p>
     <w:p>
@@ -4241,7 +3945,20 @@
         <w:pStyle w:val="BodyText"/>
       </w:pPr>
       <w:r>
-        <w:t xml:space="preserve">To examine whether participants’ explicit beliefs about AI-generated content corresponded to their affective responses, Bayesian independent-samples t-tests compared the difference scores between images labelled as AI-generated and as photographs as a function of whether participants reported finding AI images less arousing.</w:t>
+        <w:t xml:space="preserve">To examine whether participants’ explicit beliefs about AI-generated content corresponded to their affective responses, Bayesian independent-samples</w:t>
+      </w:r>
+      <w:r>
+        <w:t xml:space="preserve"> </w:t>
+      </w:r>
+      <w:r>
+        <w:rPr>
+          <w:i/>
+          <w:iCs/>
+        </w:rPr>
+        <w:t xml:space="preserve">t</w:t>
+      </w:r>
+      <w:r>
+        <w:t xml:space="preserve">-tests compared the difference scores between images labelled as AI-generated and as photographs as a function of whether participants reported finding AI images less arousing.</w:t>
       </w:r>
     </w:p>
     <w:p>
@@ -4249,67 +3966,42 @@
         <w:pStyle w:val="BodyText"/>
       </w:pPr>
       <w:r>
-        <w:t xml:space="preserve">For arousal, participants who reported that AI images were less arousing showed a larger difference between images labelled as AI-generated and as photographs (M</w:t>
+        <w:t xml:space="preserve">For arousal, participants who Self-reported the impression AI images were less arousing showed a larger difference between images labelled as AI-generated and as photographs (Bayesian</w:t>
+      </w:r>
+      <w:r>
+        <w:t xml:space="preserve"> </w:t>
+      </w:r>
+      <w:r>
+        <w:rPr>
+          <w:i/>
+          <w:iCs/>
+        </w:rPr>
+        <w:t xml:space="preserve">t</w:t>
+      </w:r>
+      <w:r>
+        <w:t xml:space="preserve">-test: BF</w:t>
       </w:r>
       <w:r>
         <w:rPr>
           <w:vertAlign w:val="subscript"/>
         </w:rPr>
-        <w:t xml:space="preserve">difference</w:t>
-      </w:r>
-      <w:r>
-        <w:t xml:space="preserve"> </w:t>
-      </w:r>
-      <w:r>
-        <w:t xml:space="preserve">−0.02) than participants who did not report this belief (M</w:t>
-      </w:r>
-      <w:r>
-        <w:rPr>
-          <w:vertAlign w:val="subscript"/>
-        </w:rPr>
-        <w:t xml:space="preserve">difference</w:t>
-      </w:r>
-      <w:r>
-        <w:t xml:space="preserve"> </w:t>
-      </w:r>
-      <w:r>
-        <w:t xml:space="preserve">≈ 0). A Bayesian independent-samples t-test indicated moderate evidence for a group difference (BF</w:t>
-      </w:r>
-      <w:r>
-        <w:rPr>
-          <w:vertAlign w:val="subscript"/>
-        </w:rPr>
         <w:t xml:space="preserve">10</w:t>
       </w:r>
       <w:r>
         <w:t xml:space="preserve"> </w:t>
       </w:r>
       <w:r>
-        <w:t xml:space="preserve">= 3.45), with a small-to-moderate standardised effect size (median</w:t>
-      </w:r>
-      <w:r>
-        <w:t xml:space="preserve"> </w:t>
-      </w:r>
-      <m:oMath>
-        <m:r>
-          <m:t>δ</m:t>
-        </m:r>
-      </m:oMath>
-      <w:r>
-        <w:t xml:space="preserve"> </w:t>
-      </w:r>
-      <w:r>
-        <w:t xml:space="preserve">= 0.30, 95%</w:t>
-      </w:r>
-      <w:r>
-        <w:t xml:space="preserve"> </w:t>
-      </w:r>
-      <w:r>
-        <w:rPr>
-          <w:i/>
-          <w:iCs/>
-        </w:rPr>
-        <w:t xml:space="preserve">CrI</w:t>
+        <w:t xml:space="preserve">= 3.45, median r = 0.30, 95%</w:t>
+      </w:r>
+      <w:r>
+        <w:t xml:space="preserve"> </w:t>
+      </w:r>
+      <w:r>
+        <w:rPr>
+          <w:i/>
+          <w:iCs/>
+        </w:rPr>
+        <w:t xml:space="preserve">CI</w:t>
       </w:r>
       <w:r>
         <w:t xml:space="preserve"> </w:t>
@@ -4331,32 +4023,23 @@
         <w:t xml:space="preserve"> </w:t>
       </w:r>
       <w:r>
-        <w:t xml:space="preserve">= 99.5%).</w:t>
-      </w:r>
-      <w:r>
-        <w:t xml:space="preserve"> </w:t>
-      </w:r>
-      <w:r>
-        <w:t xml:space="preserve">A similar pattern was observed for enticement and valence (for full results see the analysis folder on the GitHub link above).</w:t>
+        <w:t xml:space="preserve">= 99.5%), suggesting some degree of awareness.</w:t>
+      </w:r>
+      <w:r>
+        <w:t xml:space="preserve"> </w:t>
+      </w:r>
+      <w:r>
+        <w:t xml:space="preserve">A similar pattern was observed for enticement and valence.</w:t>
       </w:r>
     </w:p>
     <w:bookmarkEnd w:id="71"/>
-    <w:bookmarkStart w:id="79" w:name="marginal-contrasts"/>
+    <w:bookmarkStart w:id="72" w:name="effect-of-stimuli-type"/>
     <w:p>
       <w:pPr>
         <w:pStyle w:val="Heading2"/>
       </w:pPr>
       <w:r>
-        <w:t xml:space="preserve">Marginal Contrasts</w:t>
-      </w:r>
-    </w:p>
-    <w:bookmarkStart w:id="72" w:name="effect-of-relevance"/>
-    <w:p>
-      <w:pPr>
-        <w:pStyle w:val="Heading3"/>
-      </w:pPr>
-      <w:r>
-        <w:t xml:space="preserve">Effect of Relevance</w:t>
+        <w:t xml:space="preserve">Effect of Stimuli Type</w:t>
       </w:r>
     </w:p>
     <w:p>
@@ -4364,13 +4047,7 @@
         <w:pStyle w:val="FirstParagraph"/>
       </w:pPr>
       <w:r>
-        <w:t xml:space="preserve">To evaluate whether the different stimulus types (female, male and non-erotic images) elicit dissimilar responses, marginal contrasts from the mixed models were examined, focusing on the effect of relevance.</w:t>
-      </w:r>
-      <w:r>
-        <w:t xml:space="preserve"> </w:t>
-      </w:r>
-      <w:r>
-        <w:t xml:space="preserve">These contrasts assessed differences in arousal ratings across stimulus types separately for males and females.</w:t>
+        <w:t xml:space="preserve">To ensure that different stimulus types (female, male and non-erotic images) elicited different responses, marginal contrasts from the mixed models were computed to assess differences in arousal ratings across stimulus types separately for males and females.</w:t>
       </w:r>
     </w:p>
     <w:p>
@@ -4399,7 +4076,7 @@
           <w:i/>
           <w:iCs/>
         </w:rPr>
-        <w:t xml:space="preserve">CrI</w:t>
+        <w:t xml:space="preserve">CI</w:t>
       </w:r>
       <w:r>
         <w:t xml:space="preserve"> </w:t>
@@ -4442,7 +4119,7 @@
           <w:i/>
           <w:iCs/>
         </w:rPr>
-        <w:t xml:space="preserve">CrI</w:t>
+        <w:t xml:space="preserve">CI</w:t>
       </w:r>
       <w:r>
         <w:t xml:space="preserve"> </w:t>
@@ -4491,7 +4168,7 @@
           <w:i/>
           <w:iCs/>
         </w:rPr>
-        <w:t xml:space="preserve">CrI</w:t>
+        <w:t xml:space="preserve">CI</w:t>
       </w:r>
       <w:r>
         <w:t xml:space="preserve"> </w:t>
@@ -4534,7 +4211,7 @@
           <w:i/>
           <w:iCs/>
         </w:rPr>
-        <w:t xml:space="preserve">CrI</w:t>
+        <w:t xml:space="preserve">CI</w:t>
       </w:r>
       <w:r>
         <w:t xml:space="preserve"> </w:t>
@@ -4562,14 +4239,24 @@
         <w:t xml:space="preserve"> </w:t>
       </w:r>
       <w:r>
-        <w:t xml:space="preserve">Similar patterns were found for enticement and valence; although for females non-erotic images were rated as more positively valenced than male erotic images.</w:t>
+        <w:t xml:space="preserve">Similar patterns were found for enticement and valence; although for females non-erotic images were rated as more positively valenced than male erotic images (</w:t>
+      </w:r>
+      <w:r>
+        <w:rPr>
+          <w:b/>
+          <w:bCs/>
+        </w:rPr>
+        <w:t xml:space="preserve">TODO: add statistics of that effect</w:t>
+      </w:r>
+      <w:r>
+        <w:t xml:space="preserve">).</w:t>
       </w:r>
     </w:p>
     <w:bookmarkEnd w:id="72"/>
     <w:bookmarkStart w:id="73" w:name="effect-of-condition"/>
     <w:p>
       <w:pPr>
-        <w:pStyle w:val="Heading3"/>
+        <w:pStyle w:val="Heading2"/>
       </w:pPr>
       <w:r>
         <w:t xml:space="preserve">Effect of Condition</w:t>
@@ -4580,13 +4267,7 @@
         <w:pStyle w:val="FirstParagraph"/>
       </w:pPr>
       <w:r>
-        <w:t xml:space="preserve">Estimated marginal contrasts assessed the effect of condition (photographic vs. AI-generated) across gender and relevance.</w:t>
-      </w:r>
-      <w:r>
-        <w:t xml:space="preserve"> </w:t>
-      </w:r>
-      <w:r>
-        <w:t xml:space="preserve">For males, female erotic images labelled as photographs were rated as slightly more arousing than those labelled as AI-generated, although the effect was small (</w:t>
+        <w:t xml:space="preserve">The effect of condition only emerged for males for erotic images of females, with images labelled as photographs rated as slightly more arousing than those labelled as AI-generated (</w:t>
       </w:r>
       <m:oMath>
         <m:r>
@@ -4607,7 +4288,7 @@
           <w:i/>
           <w:iCs/>
         </w:rPr>
-        <w:t xml:space="preserve">CrI</w:t>
+        <w:t xml:space="preserve">CI</w:t>
       </w:r>
       <w:r>
         <w:t xml:space="preserve"> </w:t>
@@ -4635,7 +4316,7 @@
         <w:t xml:space="preserve"> </w:t>
       </w:r>
       <w:r>
-        <w:t xml:space="preserve">Females showed the opposite pattern, rating male erotic images labelled as AI-generated marginally higher than those labelled as photographs (</w:t>
+        <w:t xml:space="preserve">For females, weak evidence in the opposite direction was observed for erotic images of males, which were rated slightly higher in arousal when labelled as AI-generated (</w:t>
       </w:r>
       <m:oMath>
         <m:r>
@@ -4656,7 +4337,7 @@
           <w:i/>
           <w:iCs/>
         </w:rPr>
-        <w:t xml:space="preserve">CrI</w:t>
+        <w:t xml:space="preserve">CI</w:t>
       </w:r>
       <w:r>
         <w:t xml:space="preserve"> </w:t>
@@ -4678,11 +4359,13 @@
         <w:t xml:space="preserve"> </w:t>
       </w:r>
       <w:r>
-        <w:t xml:space="preserve">= 98.3%).</w:t>
-      </w:r>
-      <w:r>
-        <w:t xml:space="preserve"> </w:t>
-      </w:r>
+        <w:t xml:space="preserve">= 98.3%). No other contrasts provided credible evidence for differences (all pd ≤ 88.3%). Similar results were seen for enticement and valence ratings for males, but no credible differences emerged for females (pds ≤ 92.6%).</w:t>
+      </w:r>
+    </w:p>
+    <w:p>
+      <w:pPr>
+        <w:pStyle w:val="BodyText"/>
+      </w:pPr>
       <w:r>
         <w:t xml:space="preserve">No other contrasts provided credible evidence for differences (all</w:t>
       </w:r>
@@ -4710,13 +4393,13 @@
       </w:r>
     </w:p>
     <w:bookmarkEnd w:id="73"/>
-    <w:bookmarkStart w:id="78" w:name="X4ec19104e7377c6dc44535825d798ccf944df11"/>
-    <w:p>
-      <w:pPr>
-        <w:pStyle w:val="Heading3"/>
-      </w:pPr>
-      <w:r>
-        <w:t xml:space="preserve">Effect of Condition Depending on Congruence</w:t>
+    <w:bookmarkStart w:id="78" w:name="X402d9c5794b3d7a84f189ff55b66cc707bc1fe0"/>
+    <w:p>
+      <w:pPr>
+        <w:pStyle w:val="Heading2"/>
+      </w:pPr>
+      <w:r>
+        <w:t xml:space="preserve">Effect of Condition as a function of Beliefs</w:t>
       </w:r>
     </w:p>
     <w:p>
@@ -4724,12 +4407,12 @@
         <w:pStyle w:val="FirstParagraph"/>
       </w:pPr>
       <w:r>
-        <w:t xml:space="preserve">Estimated marginal contrasts examined the effect of condition as a function of gender, relevance, and congruence (see</w:t>
-      </w:r>
-      <w:r>
-        <w:t xml:space="preserve"> </w:t>
-      </w:r>
-      <w:hyperlink w:anchor="fig-estimated_means_arousal">
+        <w:t xml:space="preserve">Estimated marginal contrasts examined the effect of condition as a function of gender, stimuli type, and congruence (see</w:t>
+      </w:r>
+      <w:r>
+        <w:t xml:space="preserve"> </w:t>
+      </w:r>
+      <w:hyperlink w:anchor="fig-estimated-means-arousal">
         <w:r>
           <w:rPr>
             <w:rStyle w:val="Hyperlink"/>
@@ -4744,7 +4427,7 @@
         <w:t xml:space="preserve"> </w:t>
       </w:r>
       <w:r>
-        <w:t xml:space="preserve">In congruent trials, males rated female erotic images labelled as photographs as more arousing than those labelled as AI-generated (</w:t>
+        <w:t xml:space="preserve">In congruent trials (i.e., Photograph-labelled images later rated with high realism and AI-labelled images later rated rated with low realism - congruent with an effective and beliefs-aligned manipulation), males rated erotic images of females labelled as photographs as more arousing than those labelled as AI-generated (</w:t>
       </w:r>
       <m:oMath>
         <m:r>
@@ -4765,7 +4448,7 @@
           <w:i/>
           <w:iCs/>
         </w:rPr>
-        <w:t xml:space="preserve">CrI</w:t>
+        <w:t xml:space="preserve">CI</w:t>
       </w:r>
       <w:r>
         <w:t xml:space="preserve"> </w:t>
@@ -4787,7 +4470,7 @@
         <w:t xml:space="preserve"> </w:t>
       </w:r>
       <w:r>
-        <w:t xml:space="preserve">= 100%), and females showed the same pattern for male erotic images, with a slightly smaller effect (</w:t>
+        <w:t xml:space="preserve">= 100%), and females showed the same pattern for male erotic images (</w:t>
       </w:r>
       <m:oMath>
         <m:r>
@@ -4808,7 +4491,7 @@
           <w:i/>
           <w:iCs/>
         </w:rPr>
-        <w:t xml:space="preserve">CrI</w:t>
+        <w:t xml:space="preserve">CI</w:t>
       </w:r>
       <w:r>
         <w:t xml:space="preserve"> </w:t>
@@ -4838,7 +4521,7 @@
         <w:pStyle w:val="BodyText"/>
       </w:pPr>
       <w:r>
-        <w:t xml:space="preserve">In incongruent trials, this pattern reversed for the same stimulus types: images labelled as AI-generated were rated as more arousing than those labelled as photographs.</w:t>
+        <w:t xml:space="preserve">In incongruent trials (i.e., where realism ratings were not matching the experimental condition, suggesting opposite beliefs), this pattern reversed for the same stimulus types: images labelled as AI-generated were rated as more arousing than those labelled as photographs.</w:t>
       </w:r>
       <w:r>
         <w:t xml:space="preserve"> </w:t>
@@ -4865,7 +4548,7 @@
           <w:i/>
           <w:iCs/>
         </w:rPr>
-        <w:t xml:space="preserve">CrI</w:t>
+        <w:t xml:space="preserve">CI</w:t>
       </w:r>
       <w:r>
         <w:t xml:space="preserve"> </w:t>
@@ -4908,7 +4591,7 @@
           <w:i/>
           <w:iCs/>
         </w:rPr>
-        <w:t xml:space="preserve">CrI</w:t>
+        <w:t xml:space="preserve">CI</w:t>
       </w:r>
       <w:r>
         <w:t xml:space="preserve"> </w:t>
@@ -4944,7 +4627,7 @@
         <w:pStyle w:val="BodyText"/>
       </w:pPr>
       <w:r>
-        <w:t xml:space="preserve">For the remaining stimulus types (male erotic and non-erotic images for male participants; female erotic and non-erotic images for female participants), differences between the label conditions were generally small, and several credible intervals included zero.</w:t>
+        <w:t xml:space="preserve">For the remaining stimulus types (male erotic and non-erotic images for male participants; female erotic and non-erotic images for female participants), differences between the label conditions were generally smaller and less clear.</w:t>
       </w:r>
       <w:r>
         <w:t xml:space="preserve"> </w:t>
@@ -4971,7 +4654,7 @@
           <w:i/>
           <w:iCs/>
         </w:rPr>
-        <w:t xml:space="preserve">CrI</w:t>
+        <w:t xml:space="preserve">CI</w:t>
       </w:r>
       <w:r>
         <w:t xml:space="preserve"> </w:t>
@@ -5014,7 +4697,7 @@
           <w:i/>
           <w:iCs/>
         </w:rPr>
-        <w:t xml:space="preserve">CrI</w:t>
+        <w:t xml:space="preserve">CI</w:t>
       </w:r>
       <w:r>
         <w:t xml:space="preserve"> </w:t>
@@ -5042,7 +4725,7 @@
         <w:t xml:space="preserve"> </w:t>
       </w:r>
       <w:r>
-        <w:t xml:space="preserve">In incongruent trials, this pattern reversed; however, a credible difference emerged only for females’ ratings of female erotic images, which were higher when labelled as AI-generated (</w:t>
+        <w:t xml:space="preserve">In incongruent trials, this pattern reversed; but a credible difference emerged only for females’ ratings of female erotic images, which were higher when labelled as AI-generated (</w:t>
       </w:r>
       <m:oMath>
         <m:r>
@@ -5063,7 +4746,7 @@
           <w:i/>
           <w:iCs/>
         </w:rPr>
-        <w:t xml:space="preserve">CrI</w:t>
+        <w:t xml:space="preserve">CI</w:t>
       </w:r>
       <w:r>
         <w:t xml:space="preserve"> </w:t>
@@ -5100,7 +4783,7 @@
         <w:t xml:space="preserve">On the other hand, all differences were credible for valence ratings for both genders and the same crossover effect was found.</w:t>
       </w:r>
     </w:p>
-    <w:bookmarkStart w:id="77" w:name="fig-estimated_means_arousal"/>
+    <w:bookmarkStart w:id="77" w:name="fig-estimated-means-arousal"/>
     <w:p>
       <w:pPr>
         <w:pStyle w:val="FigureTitle"/>
@@ -5166,6 +4849,54 @@
     </w:p>
     <w:bookmarkEnd w:id="77"/>
     <w:bookmarkEnd w:id="78"/>
+    <w:bookmarkStart w:id="79" w:name="Xd4ae5b8b668de19336f3f1f3cc24345d01677df"/>
+    <w:p>
+      <w:pPr>
+        <w:pStyle w:val="Heading2"/>
+      </w:pPr>
+      <w:r>
+        <w:t xml:space="preserve">Individual-level parameters and correlations with moderators</w:t>
+      </w:r>
+    </w:p>
+    <w:p>
+      <w:pPr>
+        <w:pStyle w:val="FirstParagraph"/>
+      </w:pPr>
+      <w:r>
+        <w:t xml:space="preserve">While item- and participant-level intercepts showed high reliability (D-vours ≥ 0.90), very low reliability was found for participant-level interactions with the AI-generated condition across all stimulus type parameters (D-vours = 0.008–0.135), indicating minimal reliable inter-individual variability in responses to the labelling manipulation.</w:t>
+      </w:r>
+      <w:r>
+        <w:t xml:space="preserve"> </w:t>
+      </w:r>
+      <w:r>
+        <w:t xml:space="preserve">Broadly similar patterns emerged for enticement and valence, except that participant-level variability for irrelevant and non-erotic images was reliable for these outcomes.</w:t>
+      </w:r>
+    </w:p>
+    <w:p>
+      <w:pPr>
+        <w:pStyle w:val="BodyText"/>
+      </w:pPr>
+      <w:r>
+        <w:t xml:space="preserve">Participant-specific intercepts, stimulus type, and AI-generated parameters showed only weak correlations (all |</w:t>
+      </w:r>
+      <m:oMath>
+        <m:r>
+          <m:t>r</m:t>
+        </m:r>
+        <m:r>
+          <m:t>s</m:t>
+        </m:r>
+      </m:oMath>
+      <w:r>
+        <w:t xml:space="preserve">| ≤ 0.12) with sexual behaviours and with attitudes and expectations towards AI, indicating that individual variability in these parameters was not meaningfully related to these constructs.</w:t>
+      </w:r>
+      <w:r>
+        <w:t xml:space="preserve"> </w:t>
+      </w:r>
+      <w:r>
+        <w:t xml:space="preserve">The same pattern emerged for enticement and valence (full analysis available at the link above).</w:t>
+      </w:r>
+    </w:p>
     <w:bookmarkEnd w:id="79"/>
     <w:bookmarkEnd w:id="80"/>
     <w:bookmarkStart w:id="81" w:name="discussion"/>
@@ -5182,13 +4913,7 @@
         <w:pStyle w:val="FirstParagraph"/>
       </w:pPr>
       <w:r>
-        <w:t xml:space="preserve">In our first study, we presented subjects (heterosexual males and females) with several images from the NAPS database, including non-erotic images and both irrelevant (same gender) and relevant (other gender) erotic images.</w:t>
-      </w:r>
-      <w:r>
-        <w:t xml:space="preserve"> </w:t>
-      </w:r>
-      <w:r>
-        <w:t xml:space="preserve">To manipulate subjects’ belief about the authenticity of the stimuli, each image was cued with a colored label presenting it as either</w:t>
+        <w:t xml:space="preserve">In the first study, we presented participants (heterosexual males and females) with images from the NAPS database, including non-erotic images and erotic images of both males and females, each presented as either</w:t>
       </w:r>
       <w:r>
         <w:t xml:space="preserve"> </w:t>
@@ -5215,7 +4940,7 @@
         <w:t xml:space="preserve"> </w:t>
       </w:r>
       <w:r>
-        <w:t xml:space="preserve">After collecting subjective ratings of arousal, enticement and valence for each image, we performed a manipulation check to assess the efficacy of our experimental manipulation by asking them to rate how realistic they deemed the image.</w:t>
+        <w:t xml:space="preserve">After collecting subjective ratings of arousal, enticement and valence for each image, we assessed the efficacy of the labelling manipulation by asking participants to rate how realistic they deemed each image.</w:t>
       </w:r>
     </w:p>
     <w:p>
@@ -5223,7 +4948,123 @@
         <w:pStyle w:val="BodyText"/>
       </w:pPr>
       <w:r>
-        <w:t xml:space="preserve">In partial alignment with our H1 and with</w:t>
+        <w:t xml:space="preserve">As per H2, marginal contrasts indicated that males rated erotic images of females (i.e., the category corresponding to their sexual interest) as more arousing than erotic images of males, whereas females did not credibly differentiate between erotic images of males and females.</w:t>
+      </w:r>
+      <w:r>
+        <w:t xml:space="preserve"> </w:t>
+      </w:r>
+      <w:r>
+        <w:t xml:space="preserve">This is consistent with prior literature demonstrating stronger category-specificity in men’s subjective responses to explicit stimuli</w:t>
+      </w:r>
+      <w:r>
+        <w:t xml:space="preserve"> </w:t>
+      </w:r>
+      <w:r>
+        <w:t xml:space="preserve">(</w:t>
+      </w:r>
+      <w:hyperlink w:anchor="ref-chivers2004sex">
+        <w:r>
+          <w:rPr>
+            <w:rStyle w:val="Hyperlink"/>
+          </w:rPr>
+          <w:t xml:space="preserve">Chivers et al., 2004</w:t>
+        </w:r>
+      </w:hyperlink>
+      <w:r>
+        <w:t xml:space="preserve">;</w:t>
+      </w:r>
+      <w:r>
+        <w:t xml:space="preserve"> </w:t>
+      </w:r>
+      <w:hyperlink w:anchor="ref-chivers2017specificity">
+        <w:r>
+          <w:rPr>
+            <w:rStyle w:val="Hyperlink"/>
+          </w:rPr>
+          <w:t xml:space="preserve">Chivers, 2017</w:t>
+        </w:r>
+      </w:hyperlink>
+      <w:r>
+        <w:t xml:space="preserve">;</w:t>
+      </w:r>
+      <w:r>
+        <w:t xml:space="preserve"> </w:t>
+      </w:r>
+      <w:hyperlink w:anchor="ref-huberman2015gender">
+        <w:r>
+          <w:rPr>
+            <w:rStyle w:val="Hyperlink"/>
+          </w:rPr>
+          <w:t xml:space="preserve">Huberman et al., 2015</w:t>
+        </w:r>
+      </w:hyperlink>
+      <w:r>
+        <w:t xml:space="preserve">)</w:t>
+      </w:r>
+      <w:r>
+        <w:t xml:space="preserve">.</w:t>
+      </w:r>
+      <w:r>
+        <w:t xml:space="preserve"> </w:t>
+      </w:r>
+      <w:r>
+        <w:t xml:space="preserve">Prior work also suggests that women’s sexual responses are more sensitive to contextual and relational features, such as narrative, emotional connection, and cues of intimacy</w:t>
+      </w:r>
+      <w:r>
+        <w:t xml:space="preserve"> </w:t>
+      </w:r>
+      <w:r>
+        <w:t xml:space="preserve">(</w:t>
+      </w:r>
+      <w:hyperlink w:anchor="ref-laan1994women">
+        <w:r>
+          <w:rPr>
+            <w:rStyle w:val="Hyperlink"/>
+          </w:rPr>
+          <w:t xml:space="preserve">Laan et al., 1994</w:t>
+        </w:r>
+      </w:hyperlink>
+      <w:r>
+        <w:t xml:space="preserve">;</w:t>
+      </w:r>
+      <w:r>
+        <w:t xml:space="preserve"> </w:t>
+      </w:r>
+      <w:hyperlink w:anchor="ref-rupp2007sex">
+        <w:r>
+          <w:rPr>
+            <w:rStyle w:val="Hyperlink"/>
+          </w:rPr>
+          <w:t xml:space="preserve">Rupp &amp; Wallen, 2007</w:t>
+        </w:r>
+      </w:hyperlink>
+      <w:r>
+        <w:t xml:space="preserve">,</w:t>
+      </w:r>
+      <w:r>
+        <w:t xml:space="preserve"> </w:t>
+      </w:r>
+      <w:hyperlink w:anchor="ref-rupp2009sex">
+        <w:r>
+          <w:rPr>
+            <w:rStyle w:val="Hyperlink"/>
+          </w:rPr>
+          <w:t xml:space="preserve">2009</w:t>
+        </w:r>
+      </w:hyperlink>
+      <w:r>
+        <w:t xml:space="preserve">)</w:t>
+      </w:r>
+      <w:r>
+        <w:t xml:space="preserve">.</w:t>
+      </w:r>
+    </w:p>
+    <w:p>
+      <w:pPr>
+        <w:pStyle w:val="BodyText"/>
+      </w:pPr>
+      <w:r>
+        <w:t xml:space="preserve">In alignment with our H1 and with</w:t>
       </w:r>
       <w:r>
         <w:t xml:space="preserve"> </w:t>
@@ -5243,19 +5084,13 @@
         <w:t xml:space="preserve">)</w:t>
       </w:r>
       <w:r>
-        <w:t xml:space="preserve">, for male participants, images labelled as AI-generated were rated as slightly less arousing than those labelled as photographs.</w:t>
-      </w:r>
-      <w:r>
-        <w:t xml:space="preserve"> </w:t>
-      </w:r>
-      <w:r>
-        <w:t xml:space="preserve">For females, however, this pattern reversed. In both cases the effect size was small.</w:t>
-      </w:r>
-      <w:r>
-        <w:t xml:space="preserve"> </w:t>
-      </w:r>
-      <w:r>
-        <w:t xml:space="preserve">No credible differences between conditions emerged for irrelevant or non-erotic images, suggesting this gendered divergence was specific to sexually relevant content rather than a general labelling effect.</w:t>
+        <w:t xml:space="preserve">, we observed an anti-AI bias effect that only clearly emerged for males’ arousal ratings of erotic images of females (i.e., the stimulus type yielding the highest arousal ratings).</w:t>
+      </w:r>
+      <w:r>
+        <w:t xml:space="preserve"> </w:t>
+      </w:r>
+      <w:r>
+        <w:t xml:space="preserve">While this effect was seemingly absent for women, the pattern of results became clearer once taking participants’ own elaboration and beliefs into account (H3), namely the congruency between the label and participants’ beliefs about the image (as indexed by our realism measure in phase 2).</w:t>
       </w:r>
     </w:p>
     <w:p>
@@ -5263,121 +5098,13 @@
         <w:pStyle w:val="BodyText"/>
       </w:pPr>
       <w:r>
-        <w:t xml:space="preserve">As per H2, marginal contrasts indicated that males, but not females, rated relevant erotic images as more arousing than irrelevant erotic images.</w:t>
-      </w:r>
-      <w:r>
-        <w:t xml:space="preserve"> </w:t>
-      </w:r>
-      <w:r>
-        <w:t xml:space="preserve">This is consistent with prior literature demonstrating stronger category-specificity in men’s subjective responses to explicit stimuli</w:t>
-      </w:r>
-      <w:r>
-        <w:t xml:space="preserve"> </w:t>
-      </w:r>
-      <w:r>
-        <w:t xml:space="preserve">(</w:t>
-      </w:r>
-      <w:hyperlink w:anchor="ref-chivers2004sex">
-        <w:r>
-          <w:rPr>
-            <w:rStyle w:val="Hyperlink"/>
-          </w:rPr>
-          <w:t xml:space="preserve">Chivers et al., 2004</w:t>
-        </w:r>
-      </w:hyperlink>
-      <w:r>
-        <w:t xml:space="preserve">;</w:t>
-      </w:r>
-      <w:r>
-        <w:t xml:space="preserve"> </w:t>
-      </w:r>
-      <w:hyperlink w:anchor="ref-chivers2017specificity">
-        <w:r>
-          <w:rPr>
-            <w:rStyle w:val="Hyperlink"/>
-          </w:rPr>
-          <w:t xml:space="preserve">Chivers, 2017</w:t>
-        </w:r>
-      </w:hyperlink>
-      <w:r>
-        <w:t xml:space="preserve">;</w:t>
-      </w:r>
-      <w:r>
-        <w:t xml:space="preserve"> </w:t>
-      </w:r>
-      <w:hyperlink w:anchor="ref-huberman2015gender">
-        <w:r>
-          <w:rPr>
-            <w:rStyle w:val="Hyperlink"/>
-          </w:rPr>
-          <w:t xml:space="preserve">Huberman et al., 2015</w:t>
-        </w:r>
-      </w:hyperlink>
-      <w:r>
-        <w:t xml:space="preserve">)</w:t>
-      </w:r>
-      <w:r>
-        <w:t xml:space="preserve">.</w:t>
-      </w:r>
-      <w:r>
-        <w:t xml:space="preserve"> </w:t>
-      </w:r>
-      <w:r>
-        <w:t xml:space="preserve">Prior work suggests that women’s sexual responses are more sensitive to contextual and relational features, such as narrative, emotional connection, and cues of intimacy</w:t>
-      </w:r>
-      <w:r>
-        <w:t xml:space="preserve"> </w:t>
-      </w:r>
-      <w:r>
-        <w:t xml:space="preserve">(</w:t>
-      </w:r>
-      <w:hyperlink w:anchor="ref-laan1994women">
-        <w:r>
-          <w:rPr>
-            <w:rStyle w:val="Hyperlink"/>
-          </w:rPr>
-          <w:t xml:space="preserve">Laan et al., 1994</w:t>
-        </w:r>
-      </w:hyperlink>
-      <w:r>
-        <w:t xml:space="preserve">;</w:t>
-      </w:r>
-      <w:r>
-        <w:t xml:space="preserve"> </w:t>
-      </w:r>
-      <w:hyperlink w:anchor="ref-rupp2007sex">
-        <w:r>
-          <w:rPr>
-            <w:rStyle w:val="Hyperlink"/>
-          </w:rPr>
-          <w:t xml:space="preserve">Rupp &amp; Wallen, 2007</w:t>
-        </w:r>
-      </w:hyperlink>
-      <w:r>
-        <w:t xml:space="preserve">,</w:t>
-      </w:r>
-      <w:r>
-        <w:t xml:space="preserve"> </w:t>
-      </w:r>
-      <w:hyperlink w:anchor="ref-rupp2009sex">
-        <w:r>
-          <w:rPr>
-            <w:rStyle w:val="Hyperlink"/>
-          </w:rPr>
-          <w:t xml:space="preserve">2009</w:t>
-        </w:r>
-      </w:hyperlink>
-      <w:r>
-        <w:t xml:space="preserve">)</w:t>
-      </w:r>
-      <w:r>
-        <w:t xml:space="preserve">.</w:t>
-      </w:r>
-      <w:r>
-        <w:t xml:space="preserve"> </w:t>
-      </w:r>
-      <w:r>
-        <w:t xml:space="preserve">The stimuli in the present study did not include depictions of couples, as the limitations of genAI at the time could have made them suspicious.</w:t>
+        <w:t xml:space="preserve">For items for which the label and the realism rating were congruent, the expected pattern emerged: images labelled as AI-generated were rated as less arousing than those labelled as photographs, for both male and female participants.</w:t>
+      </w:r>
+      <w:r>
+        <w:t xml:space="preserve"> </w:t>
+      </w:r>
+      <w:r>
+        <w:t xml:space="preserve">But for items for which the label and the realism rating were incongruent, this pattern reversed, suggesting an effect driven more by participants’ beliefs about the image than by the label itself.</w:t>
       </w:r>
     </w:p>
     <w:p>
@@ -5385,19 +5112,19 @@
         <w:pStyle w:val="BodyText"/>
       </w:pPr>
       <w:r>
-        <w:t xml:space="preserve">Notably, the label promoted a minimal difference in ratings for both genders.</w:t>
-      </w:r>
-      <w:r>
-        <w:t xml:space="preserve"> </w:t>
-      </w:r>
-      <w:r>
-        <w:t xml:space="preserve">To further examine the role of stimulus evaluation, as per H3, we included congruency between the label presented in Phase 1 and participant’s realism ratings in Phase 2 as a predictor.</w:t>
-      </w:r>
-      <w:r>
-        <w:t xml:space="preserve"> </w:t>
-      </w:r>
-      <w:r>
-        <w:t xml:space="preserve">A crossover interaction emerged: when participants’ Phase 2 ratings were incongruent with the initial label, AI-labelled erotic images were rated as more arousing; conversely, when ratings were congruent, images labelled as photographs were rated as more arousing across both genders.</w:t>
+        <w:t xml:space="preserve">We also tested whether variability in responses could be explained by individual differences in participants’ attitudes towards AI (H4) and their sexual behaviour (H5).</w:t>
+      </w:r>
+      <w:r>
+        <w:t xml:space="preserve"> </w:t>
+      </w:r>
+      <w:r>
+        <w:t xml:space="preserve">To do so, we first assessed the extent to which responses to the AI label varied meaningfully between participants.</w:t>
+      </w:r>
+      <w:r>
+        <w:t xml:space="preserve"> </w:t>
+      </w:r>
+      <w:r>
+        <w:t xml:space="preserve">Between-participant variability in sensitivity to the AI label was minimal, and correlations between individual-level estimates and participants’ attitudes or sexual behaviour were accordingly weak and uninformative.</w:t>
       </w:r>
     </w:p>
     <w:p>
@@ -5405,25 +5132,43 @@
         <w:pStyle w:val="BodyText"/>
       </w:pPr>
       <w:r>
-        <w:t xml:space="preserve">We also tested whether variability in responses could be explained by individual differences in participants’ attitudes towards AI (H4) and their sexual behaviour (H5).</w:t>
-      </w:r>
-      <w:r>
-        <w:t xml:space="preserve"> </w:t>
-      </w:r>
-      <w:r>
-        <w:t xml:space="preserve">To do so, we first assessed the extent to which responses to the AI label varied meaningfully between participants.</w:t>
-      </w:r>
-      <w:r>
-        <w:t xml:space="preserve"> </w:t>
-      </w:r>
-      <w:r>
-        <w:t xml:space="preserve">We did not find reliable correlations between participants’ features and the effect of how the label influenced their responses, possibly due to the fact that between-participants variability in the sensitivity to the AI label was minimal (full details are available in the analysis script on GitHub).</w:t>
-      </w:r>
-      <w:r>
-        <w:t xml:space="preserve"> </w:t>
-      </w:r>
-      <w:r>
-        <w:t xml:space="preserve">One possible explanation is that the label manipulation was not sufficiently strong or salient to elicit differentiated responses across individuals.</w:t>
+        <w:t xml:space="preserve">Beyond these findings, Study 1 surfaced several limitations.</w:t>
+      </w:r>
+      <w:r>
+        <w:t xml:space="preserve"> </w:t>
+      </w:r>
+      <w:r>
+        <w:t xml:space="preserve">First, participant feedback indicated that the manipulation was not fully convincing (41.7% reported disbelieving the labels), which together with the small size of the labelling effect and the minimal between-participant variability in label sensitivity, suggests that the manipulation may not have been sufficiently strong or salient, and that the cover story could be strengthened.</w:t>
+      </w:r>
+      <w:r>
+        <w:t xml:space="preserve"> </w:t>
+      </w:r>
+      <w:r>
+        <w:t xml:space="preserve">Second, the realism ratings of Phase 2 are an imperfect proxy for participants’ beliefs about image origin, as it is arguably possible to find an image highly realistic while still believing it to be AI-generated.</w:t>
+      </w:r>
+      <w:r>
+        <w:t xml:space="preserve"> </w:t>
+      </w:r>
+      <w:r>
+        <w:t xml:space="preserve">Third, feedback suggested that the non-erotic images were experienced as distracting.</w:t>
+      </w:r>
+      <w:r>
+        <w:t xml:space="preserve"> </w:t>
+      </w:r>
+      <w:r>
+        <w:t xml:space="preserve">Moreover, presenting identical material to all participants meant that male participants viewed erotic images of males, which they rated as strongly negative, introducing a type of valenced experience with no equivalent for female participants and complicating interpretation.</w:t>
+      </w:r>
+      <w:r>
+        <w:t xml:space="preserve"> </w:t>
+      </w:r>
+      <w:r>
+        <w:t xml:space="preserve">Finally, the stimuli did not include depictions of couples, as multi-person images were notably difficult to generate realistically at the time, and their inclusion could have made the cover story suspicious.</w:t>
+      </w:r>
+      <w:r>
+        <w:t xml:space="preserve"> </w:t>
+      </w:r>
+      <w:r>
+        <w:t xml:space="preserve">Given women’s greater sensitivity to relational cues, this absence of relational context may have contributed to the lower arousal ratings among female participants.</w:t>
       </w:r>
     </w:p>
     <w:bookmarkEnd w:id="81"/>
@@ -5441,67 +5186,7 @@
         <w:pStyle w:val="FirstParagraph"/>
       </w:pPr>
       <w:r>
-        <w:t xml:space="preserve">At the time of Study 1, limitations in genAI realism prevented convincing depictions of couples having sexual intercourse, so the role of relational context could not be tested directly.</w:t>
-      </w:r>
-      <w:r>
-        <w:t xml:space="preserve"> </w:t>
-      </w:r>
-      <w:r>
-        <w:t xml:space="preserve">Recent advances now make the (mis)labeling of realistic couple photographs as AI stimuli credible, making this test possible.</w:t>
-      </w:r>
-      <w:r>
-        <w:t xml:space="preserve"> </w:t>
-      </w:r>
-      <w:r>
-        <w:t xml:space="preserve">Given that (heterosexual) women’s arousal tends to be more sensitive to intimacy, narrative, and the presence of an interacting partner than men’s</w:t>
-      </w:r>
-      <w:r>
-        <w:t xml:space="preserve"> </w:t>
-      </w:r>
-      <w:r>
-        <w:t xml:space="preserve">(</w:t>
-      </w:r>
-      <w:hyperlink w:anchor="ref-laan1994women">
-        <w:r>
-          <w:rPr>
-            <w:rStyle w:val="Hyperlink"/>
-          </w:rPr>
-          <w:t xml:space="preserve">Laan et al., 1994</w:t>
-        </w:r>
-      </w:hyperlink>
-      <w:r>
-        <w:t xml:space="preserve">;</w:t>
-      </w:r>
-      <w:r>
-        <w:t xml:space="preserve"> </w:t>
-      </w:r>
-      <w:hyperlink w:anchor="ref-rupp2007sex">
-        <w:r>
-          <w:rPr>
-            <w:rStyle w:val="Hyperlink"/>
-          </w:rPr>
-          <w:t xml:space="preserve">Rupp &amp; Wallen, 2007</w:t>
-        </w:r>
-      </w:hyperlink>
-      <w:r>
-        <w:t xml:space="preserve">,</w:t>
-      </w:r>
-      <w:r>
-        <w:t xml:space="preserve"> </w:t>
-      </w:r>
-      <w:hyperlink w:anchor="ref-rupp2009sex">
-        <w:r>
-          <w:rPr>
-            <w:rStyle w:val="Hyperlink"/>
-          </w:rPr>
-          <w:t xml:space="preserve">2009</w:t>
-        </w:r>
-      </w:hyperlink>
-      <w:r>
-        <w:t xml:space="preserve">)</w:t>
-      </w:r>
-      <w:r>
-        <w:t xml:space="preserve">, we included couple-based stimuli in Study 2 to assess whether the absence of relational context contributed to the lower arousal ratings observed among female participants in Study 1.</w:t>
+        <w:t xml:space="preserve">The goal of Study 2 was to replicate the main findings of Study 1 with a refined paradigm addressing the limitations identified above.</w:t>
       </w:r>
     </w:p>
     <w:p>
@@ -5509,13 +5194,13 @@
         <w:pStyle w:val="BodyText"/>
       </w:pPr>
       <w:r>
-        <w:t xml:space="preserve">Second, in Study 1, marginal contrasts indicated credible differences in ratings between images labelled as AI-generated and those labelled as photographs only for relevant erotic stimuli, in both genders.</w:t>
-      </w:r>
-      <w:r>
-        <w:t xml:space="preserve"> </w:t>
-      </w:r>
-      <w:r>
-        <w:t xml:space="preserve">Study 2 therefore focused exclusively on erotic images relevant to participants’ gender and sexual orientation.</w:t>
+        <w:t xml:space="preserve">Regarding the stimuli, as the limitations in genAI realism that had prevented the inclusion of couple images had largely faded by the time of Study 2, couple-based stimuli were included to assess whether the absence of relational context contributed to the lower arousal ratings among female participants.</w:t>
+      </w:r>
+      <w:r>
+        <w:t xml:space="preserve"> </w:t>
+      </w:r>
+      <w:r>
+        <w:t xml:space="preserve">Additionally, non-erotic images were removed, and erotic stimuli depicting individuals were tailored to participants’ gender (images of females for male participants and vice versa), alongside a fixed set of couple images presented to all participants.</w:t>
       </w:r>
     </w:p>
     <w:p>
@@ -5523,19 +5208,28 @@
         <w:pStyle w:val="BodyText"/>
       </w:pPr>
       <w:r>
-        <w:t xml:space="preserve">Third, Study 1 demonstrated that the effect of AI labelling was small and showed minimal variability across participants, limiting our ability to examine individual differences.</w:t>
-      </w:r>
-      <w:r>
-        <w:t xml:space="preserve"> </w:t>
-      </w:r>
-      <w:r>
-        <w:t xml:space="preserve">Yet, given that this effect was greater when the manipulation was believed (as per our H3) to strengthen the effectiveness of the manipulation, Study 2 used a more elaborate cover story.</w:t>
-      </w:r>
-      <w:r>
-        <w:t xml:space="preserve"> </w:t>
-      </w:r>
-      <w:r>
-        <w:t xml:space="preserve">Moreover, the control task was more explicit, requiring the participants to commit to a judgement of whether each image was an actual photograph or AI-generated.</w:t>
+        <w:t xml:space="preserve">Regarding the manipulation, Study 2 employed a more elaborate cover story to strengthen its credibility, framing the task as a collaboration with a (fictional) AI startup and including visual details about how AI generation works.</w:t>
+      </w:r>
+      <w:r>
+        <w:t xml:space="preserve"> </w:t>
+      </w:r>
+      <w:r>
+        <w:t xml:space="preserve">Finally, to obtain a more direct measure of beliefs, Phase 2 was reframed as a</w:t>
+      </w:r>
+      <w:r>
+        <w:t xml:space="preserve"> </w:t>
+      </w:r>
+      <w:r>
+        <w:t xml:space="preserve">“pseudo-reveal”</w:t>
+      </w:r>
+      <w:r>
+        <w:t xml:space="preserve">: participants were told that, while the images were indeed a mix of photographs and AI-generated images, the labels had been assigned at random, and were asked to identify which images they believed to be AI-generated.</w:t>
+      </w:r>
+      <w:r>
+        <w:t xml:space="preserve"> </w:t>
+      </w:r>
+      <w:r>
+        <w:t xml:space="preserve">This reframing allowed for a more direct measure of beliefs without compromising the true nature of the experiment (the fact that all images were actually real photographs).</w:t>
       </w:r>
     </w:p>
     <w:p>
@@ -5561,7 +5255,7 @@
         <w:t xml:space="preserve"> </w:t>
       </w:r>
       <w:r>
-        <w:t xml:space="preserve">Given the crossover effect observed in Study 1, we hypothesised that this pattern would be stronger for congruent trials, and reverse for incongruent ones (H3).</w:t>
+        <w:t xml:space="preserve">Given the interaction effect with Realism ratings in Study 1, we hypothesised that this pattern would be even stronger, based on our improved measure of beliefs (H3).</w:t>
       </w:r>
       <w:r>
         <w:t xml:space="preserve"> </w:t>
@@ -6277,6 +5971,12 @@
         <w:t xml:space="preserve"> </w:t>
       </w:r>
       <w:r>
+        <w:t xml:space="preserve">Congruence, again used as a proxy of condition belief, was computed based on whether the condition matched the (dichotomized at the midpoint) reality judgement of Phase 2.</w:t>
+      </w:r>
+      <w:r>
+        <w:t xml:space="preserve"> </w:t>
+      </w:r>
+      <w:r>
         <w:t xml:space="preserve">For ease of comparison with study 1 results, all outcome variables will be bounded between 0 to 1, and the ZOIB family will be fitted.</w:t>
       </w:r>
       <w:r>
@@ -6307,8 +6007,8 @@
         <m:d>
           <m:dPr>
             <m:begChr m:val="("/>
+            <m:endChr m:val=")"/>
             <m:sepChr m:val=""/>
-            <m:endChr m:val=")"/>
             <m:grow/>
           </m:dPr>
           <m:e>
@@ -6368,7 +6068,7 @@
     <w:bookmarkEnd w:id="88"/>
     <w:bookmarkEnd w:id="89"/>
     <w:bookmarkEnd w:id="90"/>
-    <w:bookmarkStart w:id="104" w:name="results-1"/>
+    <w:bookmarkStart w:id="105" w:name="results-1"/>
     <w:p>
       <w:pPr>
         <w:pStyle w:val="Heading1"/>
@@ -6465,7 +6165,7 @@
           <w:i/>
           <w:iCs/>
         </w:rPr>
-        <w:t xml:space="preserve">CrI</w:t>
+        <w:t xml:space="preserve">CI</w:t>
       </w:r>
       <w:r>
         <w:t xml:space="preserve"> </w:t>
@@ -6497,7 +6197,7 @@
       </w:r>
     </w:p>
     <w:bookmarkEnd w:id="91"/>
-    <w:bookmarkStart w:id="103" w:name="marginal-contrasts-1"/>
+    <w:bookmarkStart w:id="103" w:name="marginal-contrasts"/>
     <w:p>
       <w:pPr>
         <w:pStyle w:val="Heading2"/>
@@ -6506,13 +6206,13 @@
         <w:t xml:space="preserve">Marginal contrasts</w:t>
       </w:r>
     </w:p>
-    <w:bookmarkStart w:id="96" w:name="effect-of-type"/>
+    <w:bookmarkStart w:id="96" w:name="effect-of-stimuli-type-1"/>
     <w:p>
       <w:pPr>
         <w:pStyle w:val="Heading3"/>
       </w:pPr>
       <w:r>
-        <w:t xml:space="preserve">Effect of Type</w:t>
+        <w:t xml:space="preserve">Effect of Stimuli Type</w:t>
       </w:r>
     </w:p>
     <w:p>
@@ -6541,7 +6241,7 @@
           <w:i/>
           <w:iCs/>
         </w:rPr>
-        <w:t xml:space="preserve">CrI</w:t>
+        <w:t xml:space="preserve">CI</w:t>
       </w:r>
       <w:r>
         <w:t xml:space="preserve"> </w:t>
@@ -6574,7 +6274,7 @@
           <w:i/>
           <w:iCs/>
         </w:rPr>
-        <w:t xml:space="preserve">CrI</w:t>
+        <w:t xml:space="preserve">CI</w:t>
       </w:r>
       <w:r>
         <w:t xml:space="preserve"> </w:t>
@@ -6617,7 +6317,7 @@
         <w:pStyle w:val="Caption"/>
       </w:pPr>
       <w:r>
-        <w:t xml:space="preserve">Estimated means for Arousal, Enticement and Valence for images of individuals and couples, for both genders. Green rectangles represent differences in means where the pd &gt; 97.5%, indicating a consistent effect direction (Makowski et al., 2019).</w:t>
+        <w:t xml:space="preserve">Estimated means for Arousal, Enticement and Valence for images of individuals and couples, for both genders. Green rectangles represent significant differences.</w:t>
       </w:r>
     </w:p>
     <w:p>
@@ -6700,7 +6400,7 @@
           <w:i/>
           <w:iCs/>
         </w:rPr>
-        <w:t xml:space="preserve">CrI</w:t>
+        <w:t xml:space="preserve">CI</w:t>
       </w:r>
       <w:r>
         <w:t xml:space="preserve"> </w:t>
@@ -6743,7 +6443,7 @@
           <w:i/>
           <w:iCs/>
         </w:rPr>
-        <w:t xml:space="preserve">CrI</w:t>
+        <w:t xml:space="preserve">CI</w:t>
       </w:r>
       <w:r>
         <w:t xml:space="preserve"> </w:t>
@@ -6810,7 +6510,7 @@
           <w:i/>
           <w:iCs/>
         </w:rPr>
-        <w:t xml:space="preserve">CrI</w:t>
+        <w:t xml:space="preserve">CI</w:t>
       </w:r>
       <w:r>
         <w:t xml:space="preserve"> </w:t>
@@ -6853,7 +6553,7 @@
           <w:i/>
           <w:iCs/>
         </w:rPr>
-        <w:t xml:space="preserve">CrI</w:t>
+        <w:t xml:space="preserve">CI</w:t>
       </w:r>
       <w:r>
         <w:t xml:space="preserve"> </w:t>
@@ -6916,7 +6616,7 @@
           <w:i/>
           <w:iCs/>
         </w:rPr>
-        <w:t xml:space="preserve">CrI</w:t>
+        <w:t xml:space="preserve">CI</w:t>
       </w:r>
       <w:r>
         <w:t xml:space="preserve"> </w:t>
@@ -6959,7 +6659,7 @@
           <w:i/>
           <w:iCs/>
         </w:rPr>
-        <w:t xml:space="preserve">CrI</w:t>
+        <w:t xml:space="preserve">CI</w:t>
       </w:r>
       <w:r>
         <w:t xml:space="preserve"> </w:t>
@@ -7008,7 +6708,7 @@
           <w:i/>
           <w:iCs/>
         </w:rPr>
-        <w:t xml:space="preserve">CrI</w:t>
+        <w:t xml:space="preserve">CI</w:t>
       </w:r>
       <w:r>
         <w:t xml:space="preserve"> </w:t>
@@ -7053,7 +6753,7 @@
       <w:r>
         <w:t xml:space="preserve"> </w:t>
       </w:r>
-      <w:hyperlink w:anchor="fig-arousal_means">
+      <w:hyperlink w:anchor="fig-arousal-means">
         <w:r>
           <w:rPr>
             <w:rStyle w:val="Hyperlink"/>
@@ -7068,7 +6768,7 @@
         <w:t xml:space="preserve"> </w:t>
       </w:r>
       <w:r>
-        <w:t xml:space="preserve">Under congruent trials, images labelled as photographs were rated as more arousing for both genders, with a stronger effect for males (</w:t>
+        <w:t xml:space="preserve">Under congruent trials (i.e., where Phase 2 reality judgements matched the label, suggesting the labels were believed), images labelled as photographs were rated as more arousing for both genders, with a stronger effect for males (</w:t>
       </w:r>
       <m:oMath>
         <m:r>
@@ -7089,7 +6789,7 @@
           <w:i/>
           <w:iCs/>
         </w:rPr>
-        <w:t xml:space="preserve">CrI</w:t>
+        <w:t xml:space="preserve">CI</w:t>
       </w:r>
       <w:r>
         <w:t xml:space="preserve"> </w:t>
@@ -7116,7 +6816,7 @@
           <w:i/>
           <w:iCs/>
         </w:rPr>
-        <w:t xml:space="preserve">CrI</w:t>
+        <w:t xml:space="preserve">CI</w:t>
       </w:r>
       <w:r>
         <w:t xml:space="preserve"> </w:t>
@@ -7144,7 +6844,7 @@
         <w:t xml:space="preserve"> </w:t>
       </w:r>
       <w:r>
-        <w:t xml:space="preserve">Under incongruent trials, the direction of the effect reversed for males (</w:t>
+        <w:t xml:space="preserve">Under incongruent trials (i.e., where judgements opposed the label, suggesting disbelief), the direction of the effect reversed for males (</w:t>
       </w:r>
       <m:oMath>
         <m:r>
@@ -7165,7 +6865,7 @@
           <w:i/>
           <w:iCs/>
         </w:rPr>
-        <w:t xml:space="preserve">CrI</w:t>
+        <w:t xml:space="preserve">CI</w:t>
       </w:r>
       <w:r>
         <w:t xml:space="preserve"> </w:t>
@@ -7208,7 +6908,7 @@
           <w:i/>
           <w:iCs/>
         </w:rPr>
-        <w:t xml:space="preserve">CrI</w:t>
+        <w:t xml:space="preserve">CI</w:t>
       </w:r>
       <w:r>
         <w:t xml:space="preserve"> </w:t>
@@ -7265,7 +6965,7 @@
           <w:i/>
           <w:iCs/>
         </w:rPr>
-        <w:t xml:space="preserve">CrI</w:t>
+        <w:t xml:space="preserve">CI</w:t>
       </w:r>
       <w:r>
         <w:t xml:space="preserve"> </w:t>
@@ -7308,7 +7008,7 @@
           <w:i/>
           <w:iCs/>
         </w:rPr>
-        <w:t xml:space="preserve">CrI</w:t>
+        <w:t xml:space="preserve">CI</w:t>
       </w:r>
       <w:r>
         <w:t xml:space="preserve"> </w:t>
@@ -7357,7 +7057,7 @@
           <w:i/>
           <w:iCs/>
         </w:rPr>
-        <w:t xml:space="preserve">CrI</w:t>
+        <w:t xml:space="preserve">CI</w:t>
       </w:r>
       <w:r>
         <w:t xml:space="preserve"> </w:t>
@@ -7410,7 +7110,7 @@
         <w:t xml:space="preserve">The primary exception was for female ratings of couple images under incongruent trials, where evidence remained inconclusive (pd &lt; 59.5%).</w:t>
       </w:r>
     </w:p>
-    <w:bookmarkStart w:id="101" w:name="fig-arousal_means"/>
+    <w:bookmarkStart w:id="101" w:name="fig-arousal-means"/>
     <w:p>
       <w:pPr>
         <w:pStyle w:val="FigureTitle"/>
@@ -7424,7 +7124,7 @@
         <w:pStyle w:val="Caption"/>
       </w:pPr>
       <w:r>
-        <w:t xml:space="preserve">Estimated arousal means for the effect of Condition depending on Congruency. Green rectangles represent differences in means where the pd &gt; 97.5%, indicating a consistent effect direction (Makowski et al., 2019).</w:t>
+        <w:t xml:space="preserve">Estimated arousal means for the effect of Condition depending on Congruency. Green rectangles represent significant differences.</w:t>
       </w:r>
     </w:p>
     <w:p>
@@ -7477,8 +7177,111 @@
     <w:bookmarkEnd w:id="101"/>
     <w:bookmarkEnd w:id="102"/>
     <w:bookmarkEnd w:id="103"/>
+    <w:bookmarkStart w:id="104" w:name="X033c7667c5e8e64dc2d76534f0ef976241615fd"/>
+    <w:p>
+      <w:pPr>
+        <w:pStyle w:val="Heading2"/>
+      </w:pPr>
+      <w:r>
+        <w:t xml:space="preserve">Individual-level parameters and Correlations with moderators</w:t>
+      </w:r>
+    </w:p>
+    <w:p>
+      <w:pPr>
+        <w:pStyle w:val="FirstParagraph"/>
+      </w:pPr>
+      <w:r>
+        <w:t xml:space="preserve">While participant- and item-level parameters showed high reliability (D-vours &gt; 0.91), very low reliability was found for participant-level interactions with the AI-generated condition (D-vour = 0.072), indicating minimal reliable inter-individual variability in responses to the belief manipulation. A similar pattern emerged for enticement and valence, although the interaction showed slightly higher (but still low) reliability for valence (D-vour = 0.203).</w:t>
+      </w:r>
+    </w:p>
+    <w:p>
+      <w:pPr>
+        <w:pStyle w:val="BodyText"/>
+      </w:pPr>
+      <w:r>
+        <w:t xml:space="preserve">Participant-specific intercepts and AI-generated parameters showed only weak correlations with AI-related bias, expectations, and attitudes, discrimination ability, and sexual behaviours (all |</w:t>
+      </w:r>
+      <m:oMath>
+        <m:r>
+          <m:t>r</m:t>
+        </m:r>
+        <m:r>
+          <m:t>s</m:t>
+        </m:r>
+      </m:oMath>
+      <w:r>
+        <w:t xml:space="preserve">| ≤ 0.16), with the strongest associations observed for overall BAIT scores (</w:t>
+      </w:r>
+      <m:oMath>
+        <m:r>
+          <m:t>r</m:t>
+        </m:r>
+      </m:oMath>
+      <w:r>
+        <w:t xml:space="preserve"> </w:t>
+      </w:r>
+      <w:r>
+        <w:t xml:space="preserve">= 0.23, 95%</w:t>
+      </w:r>
+      <w:r>
+        <w:t xml:space="preserve"> </w:t>
+      </w:r>
+      <w:r>
+        <w:rPr>
+          <w:i/>
+          <w:iCs/>
+        </w:rPr>
+        <w:t xml:space="preserve">CI</w:t>
+      </w:r>
+      <w:r>
+        <w:t xml:space="preserve"> </w:t>
+      </w:r>
+      <w:r>
+        <w:t xml:space="preserve">[0.22, 0.25]) and self-reported AI expertise (</w:t>
+      </w:r>
+      <m:oMath>
+        <m:r>
+          <m:t>r</m:t>
+        </m:r>
+      </m:oMath>
+      <w:r>
+        <w:t xml:space="preserve"> </w:t>
+      </w:r>
+      <w:r>
+        <w:t xml:space="preserve">= 0.25, 95%</w:t>
+      </w:r>
+      <w:r>
+        <w:t xml:space="preserve"> </w:t>
+      </w:r>
+      <w:r>
+        <w:rPr>
+          <w:i/>
+          <w:iCs/>
+        </w:rPr>
+        <w:t xml:space="preserve">CI</w:t>
+      </w:r>
+      <w:r>
+        <w:t xml:space="preserve"> </w:t>
+      </w:r>
+      <w:r>
+        <w:t xml:space="preserve">[0.23, 0.27]).</w:t>
+      </w:r>
+      <w:r>
+        <w:t xml:space="preserve"> </w:t>
+      </w:r>
+      <w:r>
+        <w:t xml:space="preserve">Similar pattern for enticement and valence were found (full analysis available at above).</w:t>
+      </w:r>
+      <w:r>
+        <w:t xml:space="preserve"> </w:t>
+      </w:r>
+      <w:r>
+        <w:t xml:space="preserve">Taken together these findings suggest that individual variability in these parameters was not meaningfully related to these constructs.</w:t>
+      </w:r>
+    </w:p>
     <w:bookmarkEnd w:id="104"/>
-    <w:bookmarkStart w:id="105" w:name="discussion-1"/>
+    <w:bookmarkEnd w:id="105"/>
+    <w:bookmarkStart w:id="106" w:name="discussion-1"/>
     <w:p>
       <w:pPr>
         <w:pStyle w:val="Heading1"/>
@@ -7605,8 +7408,8 @@
         <w:t xml:space="preserve">Weak associations were found between arousal responses (both baseline and AI-related parameters) and self-reported beliefs, attitudes, and AI expertise (see full analysis on the link provided above).</w:t>
       </w:r>
     </w:p>
-    <w:bookmarkEnd w:id="105"/>
-    <w:bookmarkStart w:id="106" w:name="general-discussion"/>
+    <w:bookmarkEnd w:id="106"/>
+    <w:bookmarkStart w:id="107" w:name="general-discussion"/>
     <w:p>
       <w:pPr>
         <w:pStyle w:val="Heading1"/>
@@ -7683,6 +7486,20 @@
         <w:pStyle w:val="BodyText"/>
       </w:pPr>
       <w:r>
+        <w:t xml:space="preserve">We had additionally hypothesised that individual differences in AI attitudes and beliefs, pornography consumption frequency and recency of sexual activity might be associated with the strength of this labelling effect.</w:t>
+      </w:r>
+      <w:r>
+        <w:t xml:space="preserve"> </w:t>
+      </w:r>
+      <w:r>
+        <w:t xml:space="preserve">However, as detailed below, individual-level estimates of sensitivity to the AI-generated label showed minimal reliable variability between participants, meaning these hypotheses could not be meaningfully tested in the present data; weak correlations with these variables should accordingly not be read as evidence against an association, but as uninformative given the lack of reliable variance to explain.</w:t>
+      </w:r>
+    </w:p>
+    <w:p>
+      <w:pPr>
+        <w:pStyle w:val="BodyText"/>
+      </w:pPr>
+      <w:r>
         <w:t xml:space="preserve">Our results also replicate and extend prior literature on gender differences in response to erotic stimuli</w:t>
       </w:r>
       <w:r>
@@ -8220,8 +8037,8 @@
         <w:t xml:space="preserve">Together, these findings suggest that the anti-AI bias is best understood not as a uniform response to AI labels but as a belief-sensitive authenticity effect, one with practical implications for researchers using synthetic stimuli and for policies mandating the disclosure of AI-generated content.</w:t>
       </w:r>
     </w:p>
-    <w:bookmarkEnd w:id="106"/>
-    <w:bookmarkStart w:id="189" w:name="references"/>
+    <w:bookmarkEnd w:id="107"/>
+    <w:bookmarkStart w:id="187" w:name="references"/>
     <w:p>
       <w:pPr>
         <w:pStyle w:val="Heading1"/>
@@ -8230,8 +8047,8 @@
         <w:t xml:space="preserve">References</w:t>
       </w:r>
     </w:p>
-    <w:bookmarkStart w:id="188" w:name="refs"/>
-    <w:bookmarkStart w:id="107" w:name="ref-ajder2019state"/>
+    <w:bookmarkStart w:id="186" w:name="refs"/>
+    <w:bookmarkStart w:id="108" w:name="ref-ajder2019state"/>
     <w:p>
       <w:pPr>
         <w:pStyle w:val="Bibliography"/>
@@ -8266,8 +8083,8 @@
         <w:t xml:space="preserve">.</w:t>
       </w:r>
     </w:p>
-    <w:bookmarkEnd w:id="107"/>
-    <w:bookmarkStart w:id="108" w:name="ref-albohn2022data"/>
+    <w:bookmarkEnd w:id="108"/>
+    <w:bookmarkStart w:id="109" w:name="ref-albohn2022data"/>
     <w:p>
       <w:pPr>
         <w:pStyle w:val="Bibliography"/>
@@ -8302,8 +8119,8 @@
         <w:t xml:space="preserve">, 997498.</w:t>
       </w:r>
     </w:p>
-    <w:bookmarkEnd w:id="108"/>
-    <w:bookmarkStart w:id="109" w:name="ref-ansani2025ai"/>
+    <w:bookmarkEnd w:id="109"/>
+    <w:bookmarkStart w:id="110" w:name="ref-ansani2025ai"/>
     <w:p>
       <w:pPr>
         <w:pStyle w:val="Bibliography"/>
@@ -8338,8 +8155,8 @@
         <w:t xml:space="preserve">(2), 1137–1161.</w:t>
       </w:r>
     </w:p>
-    <w:bookmarkEnd w:id="109"/>
-    <w:bookmarkStart w:id="110" w:name="ref-becker2024can"/>
+    <w:bookmarkEnd w:id="110"/>
+    <w:bookmarkStart w:id="111" w:name="ref-becker2024can"/>
     <w:p>
       <w:pPr>
         <w:pStyle w:val="Bibliography"/>
@@ -8374,8 +8191,8 @@
         <w:t xml:space="preserve">(7), 7674–7690.</w:t>
       </w:r>
     </w:p>
-    <w:bookmarkEnd w:id="110"/>
-    <w:bookmarkStart w:id="111" w:name="ref-becker2023embracing"/>
+    <w:bookmarkEnd w:id="111"/>
+    <w:bookmarkStart w:id="112" w:name="ref-becker2023embracing"/>
     <w:p>
       <w:pPr>
         <w:pStyle w:val="Bibliography"/>
@@ -8410,8 +8227,8 @@
         <w:t xml:space="preserve">(3), 2657–2661.</w:t>
       </w:r>
     </w:p>
-    <w:bookmarkEnd w:id="111"/>
-    <w:bookmarkStart w:id="112" w:name="ref-bellaiche2023humans"/>
+    <w:bookmarkEnd w:id="112"/>
+    <w:bookmarkStart w:id="113" w:name="ref-bellaiche2023humans"/>
     <w:p>
       <w:pPr>
         <w:pStyle w:val="Bibliography"/>
@@ -8446,8 +8263,8 @@
         <w:t xml:space="preserve">(1), 42.</w:t>
       </w:r>
     </w:p>
-    <w:bookmarkEnd w:id="112"/>
-    <w:bookmarkStart w:id="114" w:name="ref-betker2023improving"/>
+    <w:bookmarkEnd w:id="113"/>
+    <w:bookmarkStart w:id="115" w:name="ref-betker2023improving"/>
     <w:p>
       <w:pPr>
         <w:pStyle w:val="Bibliography"/>
@@ -8471,7 +8288,7 @@
       <w:r>
         <w:t xml:space="preserve"> </w:t>
       </w:r>
-      <w:hyperlink r:id="rId113">
+      <w:hyperlink r:id="rId114">
         <w:r>
           <w:rPr>
             <w:rStyle w:val="Hyperlink"/>
@@ -8480,8 +8297,8 @@
         </w:r>
       </w:hyperlink>
     </w:p>
-    <w:bookmarkEnd w:id="114"/>
-    <w:bookmarkStart w:id="115" w:name="ref-burkner2017brms"/>
+    <w:bookmarkEnd w:id="115"/>
+    <w:bookmarkStart w:id="116" w:name="ref-burkner2017brms"/>
     <w:p>
       <w:pPr>
         <w:pStyle w:val="Bibliography"/>
@@ -8516,8 +8333,8 @@
         <w:t xml:space="preserve">, 1–28.</w:t>
       </w:r>
     </w:p>
-    <w:bookmarkEnd w:id="115"/>
-    <w:bookmarkStart w:id="116" w:name="ref-califano2024assessing"/>
+    <w:bookmarkEnd w:id="116"/>
+    <w:bookmarkStart w:id="117" w:name="ref-califano2024assessing"/>
     <w:p>
       <w:pPr>
         <w:pStyle w:val="Bibliography"/>
@@ -8552,8 +8369,8 @@
         <w:t xml:space="preserve">, 105149.</w:t>
       </w:r>
     </w:p>
-    <w:bookmarkEnd w:id="116"/>
-    <w:bookmarkStart w:id="117" w:name="ref-carvalho2018gender"/>
+    <w:bookmarkEnd w:id="117"/>
+    <w:bookmarkStart w:id="118" w:name="ref-carvalho2018gender"/>
     <w:p>
       <w:pPr>
         <w:pStyle w:val="Bibliography"/>
@@ -8588,8 +8405,8 @@
         <w:t xml:space="preserve">(8), 1083–1092.</w:t>
       </w:r>
     </w:p>
-    <w:bookmarkEnd w:id="117"/>
-    <w:bookmarkStart w:id="118" w:name="ref-cenerini2025artistic"/>
+    <w:bookmarkEnd w:id="118"/>
+    <w:bookmarkStart w:id="119" w:name="ref-cenerini2025artistic"/>
     <w:p>
       <w:pPr>
         <w:pStyle w:val="Bibliography"/>
@@ -8611,8 +8428,8 @@
         <w:t xml:space="preserve">, 100209.</w:t>
       </w:r>
     </w:p>
-    <w:bookmarkEnd w:id="118"/>
-    <w:bookmarkStart w:id="119" w:name="ref-chiarella2022investigating"/>
+    <w:bookmarkEnd w:id="119"/>
+    <w:bookmarkStart w:id="120" w:name="ref-chiarella2022investigating"/>
     <w:p>
       <w:pPr>
         <w:pStyle w:val="Bibliography"/>
@@ -8647,8 +8464,8 @@
         <w:t xml:space="preserve">, 107406.</w:t>
       </w:r>
     </w:p>
-    <w:bookmarkEnd w:id="119"/>
-    <w:bookmarkStart w:id="120" w:name="ref-chiu2026beyond"/>
+    <w:bookmarkEnd w:id="120"/>
+    <w:bookmarkStart w:id="121" w:name="ref-chiu2026beyond"/>
     <w:p>
       <w:pPr>
         <w:pStyle w:val="Bibliography"/>
@@ -8683,8 +8500,8 @@
         <w:t xml:space="preserve">(2), e0342434.</w:t>
       </w:r>
     </w:p>
-    <w:bookmarkEnd w:id="120"/>
-    <w:bookmarkStart w:id="121" w:name="ref-chivers2017specificity"/>
+    <w:bookmarkEnd w:id="121"/>
+    <w:bookmarkStart w:id="122" w:name="ref-chivers2017specificity"/>
     <w:p>
       <w:pPr>
         <w:pStyle w:val="Bibliography"/>
@@ -8719,8 +8536,8 @@
         <w:t xml:space="preserve">(5), 1161–1179.</w:t>
       </w:r>
     </w:p>
-    <w:bookmarkEnd w:id="121"/>
-    <w:bookmarkStart w:id="122" w:name="ref-chivers2004sex"/>
+    <w:bookmarkEnd w:id="122"/>
+    <w:bookmarkStart w:id="123" w:name="ref-chivers2004sex"/>
     <w:p>
       <w:pPr>
         <w:pStyle w:val="Bibliography"/>
@@ -8755,8 +8572,8 @@
         <w:t xml:space="preserve">(11), 736–744.</w:t>
       </w:r>
     </w:p>
-    <w:bookmarkEnd w:id="122"/>
-    <w:bookmarkStart w:id="123" w:name="ref-ciesielski2010emotion"/>
+    <w:bookmarkEnd w:id="123"/>
+    <w:bookmarkStart w:id="124" w:name="ref-ciesielski2010emotion"/>
     <w:p>
       <w:pPr>
         <w:pStyle w:val="Bibliography"/>
@@ -8791,8 +8608,8 @@
         <w:t xml:space="preserve">(11), e13860.</w:t>
       </w:r>
     </w:p>
-    <w:bookmarkEnd w:id="123"/>
-    <w:bookmarkStart w:id="124" w:name="ref-cloudy2022ai"/>
+    <w:bookmarkEnd w:id="124"/>
+    <w:bookmarkStart w:id="125" w:name="ref-cloudy2022ai"/>
     <w:p>
       <w:pPr>
         <w:pStyle w:val="Bibliography"/>
@@ -8825,29 +8642,6 @@
       </w:r>
       <w:r>
         <w:t xml:space="preserve">(3), 364.</w:t>
-      </w:r>
-    </w:p>
-    <w:bookmarkEnd w:id="124"/>
-    <w:bookmarkStart w:id="125" w:name="ref-cohen2013statistical"/>
-    <w:p>
-      <w:pPr>
-        <w:pStyle w:val="Bibliography"/>
-      </w:pPr>
-      <w:r>
-        <w:t xml:space="preserve">Cohen, J. (2013).</w:t>
-      </w:r>
-      <w:r>
-        <w:t xml:space="preserve"> </w:t>
-      </w:r>
-      <w:r>
-        <w:rPr>
-          <w:i/>
-          <w:iCs/>
-        </w:rPr>
-        <w:t xml:space="preserve">Statistical power analysis for the behavioral sciences</w:t>
-      </w:r>
-      <w:r>
-        <w:t xml:space="preserve">. routledge.</w:t>
       </w:r>
     </w:p>
     <w:bookmarkEnd w:id="125"/>
@@ -10160,54 +9954,762 @@
       </w:r>
     </w:p>
     <w:bookmarkEnd w:id="160"/>
-    <w:bookmarkStart w:id="162" w:name="ref-correlationPackage"/>
+    <w:bookmarkStart w:id="161" w:name="ref-marchewka2014nencki"/>
     <w:p>
       <w:pPr>
         <w:pStyle w:val="Bibliography"/>
       </w:pPr>
       <w:r>
-        <w:t xml:space="preserve">Makowski, D., Wiernik, B. M., Patil, I., Lüdecke, D., &amp; Ben-Shachar, M. S. (2022).</w:t>
-      </w:r>
-      <w:r>
-        <w:t xml:space="preserve"> </w:t>
-      </w:r>
-      <w:r>
-        <w:rPr>
-          <w:i/>
-          <w:iCs/>
-        </w:rPr>
-        <w:t xml:space="preserve">correlation</w:t>
-      </w:r>
-      <w:r>
-        <w:rPr>
-          <w:i/>
-          <w:iCs/>
-        </w:rPr>
-        <w:t xml:space="preserve">: Methods for correlation analysis</w:t>
+        <w:t xml:space="preserve">Marchewka, A., Żurawski, Ł., Jednoróg, K., &amp; Grabowska, A. (2014). The nencki affective picture system (NAPS): Introduction to a novel, standardized, wide-range, high-quality, realistic picture database.</w:t>
+      </w:r>
+      <w:r>
+        <w:t xml:space="preserve"> </w:t>
+      </w:r>
+      <w:r>
+        <w:rPr>
+          <w:i/>
+          <w:iCs/>
+        </w:rPr>
+        <w:t xml:space="preserve">Behavior Research Methods</w:t>
+      </w:r>
+      <w:r>
+        <w:t xml:space="preserve">,</w:t>
+      </w:r>
+      <w:r>
+        <w:t xml:space="preserve"> </w:t>
+      </w:r>
+      <w:r>
+        <w:rPr>
+          <w:i/>
+          <w:iCs/>
+        </w:rPr>
+        <w:t xml:space="preserve">46</w:t>
+      </w:r>
+      <w:r>
+        <w:t xml:space="preserve">(2), 596–610.</w:t>
+      </w:r>
+    </w:p>
+    <w:bookmarkEnd w:id="161"/>
+    <w:bookmarkStart w:id="162" w:name="ref-marini2024real"/>
+    <w:p>
+      <w:pPr>
+        <w:pStyle w:val="Bibliography"/>
+      </w:pPr>
+      <w:r>
+        <w:t xml:space="preserve">Marini, M., Ansani, A., Demichelis, A., Mancini, G., Paglieri, F., &amp; Viola, M. (2024). Real is the new sexy: The influence of perceived realness on self-reported arousal to sexual visual stimuli.</w:t>
+      </w:r>
+      <w:r>
+        <w:t xml:space="preserve"> </w:t>
+      </w:r>
+      <w:r>
+        <w:rPr>
+          <w:i/>
+          <w:iCs/>
+        </w:rPr>
+        <w:t xml:space="preserve">Cognition and Emotion</w:t>
+      </w:r>
+      <w:r>
+        <w:t xml:space="preserve">,</w:t>
+      </w:r>
+      <w:r>
+        <w:t xml:space="preserve"> </w:t>
+      </w:r>
+      <w:r>
+        <w:rPr>
+          <w:i/>
+          <w:iCs/>
+        </w:rPr>
+        <w:t xml:space="preserve">38</w:t>
+      </w:r>
+      <w:r>
+        <w:t xml:space="preserve">(3), 348–360.</w:t>
+      </w:r>
+    </w:p>
+    <w:bookmarkEnd w:id="162"/>
+    <w:bookmarkStart w:id="163" w:name="ref-mcdonnell2010face"/>
+    <w:p>
+      <w:pPr>
+        <w:pStyle w:val="Bibliography"/>
+      </w:pPr>
+      <w:r>
+        <w:t xml:space="preserve">McDonnell, R., &amp; Breidt, M. (2010). Face reality: Investigating the uncanny valley for virtual faces. In</w:t>
+      </w:r>
+      <w:r>
+        <w:t xml:space="preserve"> </w:t>
+      </w:r>
+      <w:r>
+        <w:rPr>
+          <w:i/>
+          <w:iCs/>
+        </w:rPr>
+        <w:t xml:space="preserve">ACM SIGGRAPH ASIA 2010 sketches</w:t>
+      </w:r>
+      <w:r>
+        <w:t xml:space="preserve"> </w:t>
+      </w:r>
+      <w:r>
+        <w:t xml:space="preserve">(pp. 1–2).</w:t>
+      </w:r>
+    </w:p>
+    <w:bookmarkEnd w:id="163"/>
+    <w:bookmarkStart w:id="164" w:name="ref-miller2023ai"/>
+    <w:p>
+      <w:pPr>
+        <w:pStyle w:val="Bibliography"/>
+      </w:pPr>
+      <w:r>
+        <w:t xml:space="preserve">Miller, E. J., Steward, B. A., Witkower, Z., Sutherland, C. A., Krumhuber, E. G., &amp; Dawel, A. (2023). AI hyperrealism: Why AI faces are perceived as more real than human ones.</w:t>
+      </w:r>
+      <w:r>
+        <w:t xml:space="preserve"> </w:t>
+      </w:r>
+      <w:r>
+        <w:rPr>
+          <w:i/>
+          <w:iCs/>
+        </w:rPr>
+        <w:t xml:space="preserve">Psychological Science</w:t>
+      </w:r>
+      <w:r>
+        <w:t xml:space="preserve">,</w:t>
+      </w:r>
+      <w:r>
+        <w:t xml:space="preserve"> </w:t>
+      </w:r>
+      <w:r>
+        <w:rPr>
+          <w:i/>
+          <w:iCs/>
+        </w:rPr>
+        <w:t xml:space="preserve">34</w:t>
+      </w:r>
+      <w:r>
+        <w:t xml:space="preserve">(12), 1390–1403.</w:t>
+      </w:r>
+    </w:p>
+    <w:bookmarkEnd w:id="164"/>
+    <w:bookmarkStart w:id="165" w:name="ref-Newman2012art"/>
+    <w:p>
+      <w:pPr>
+        <w:pStyle w:val="Bibliography"/>
+      </w:pPr>
+      <w:r>
+        <w:t xml:space="preserve">Newman, G. E., &amp; Bloom, P. (2012). Art and authenticity: The importance of originals in judgments of value.</w:t>
+      </w:r>
+      <w:r>
+        <w:t xml:space="preserve"> </w:t>
+      </w:r>
+      <w:r>
+        <w:rPr>
+          <w:i/>
+          <w:iCs/>
+        </w:rPr>
+        <w:t xml:space="preserve">Journal of Experimental Psychology: General</w:t>
+      </w:r>
+      <w:r>
+        <w:t xml:space="preserve">,</w:t>
+      </w:r>
+      <w:r>
+        <w:t xml:space="preserve"> </w:t>
+      </w:r>
+      <w:r>
+        <w:rPr>
+          <w:i/>
+          <w:iCs/>
+        </w:rPr>
+        <w:t xml:space="preserve">141</w:t>
+      </w:r>
+      <w:r>
+        <w:t xml:space="preserve">(3).</w:t>
+      </w:r>
+    </w:p>
+    <w:bookmarkEnd w:id="165"/>
+    <w:bookmarkStart w:id="166" w:name="ref-nightingale2022ai"/>
+    <w:p>
+      <w:pPr>
+        <w:pStyle w:val="Bibliography"/>
+      </w:pPr>
+      <w:r>
+        <w:t xml:space="preserve">Nightingale, S. J., &amp; Farid, H. (2022). AI-synthesized faces are indistinguishable from real faces and more trustworthy.</w:t>
+      </w:r>
+      <w:r>
+        <w:t xml:space="preserve"> </w:t>
+      </w:r>
+      <w:r>
+        <w:rPr>
+          <w:i/>
+          <w:iCs/>
+        </w:rPr>
+        <w:t xml:space="preserve">Proceedings of the National Academy of Sciences</w:t>
+      </w:r>
+      <w:r>
+        <w:t xml:space="preserve">,</w:t>
+      </w:r>
+      <w:r>
+        <w:t xml:space="preserve"> </w:t>
+      </w:r>
+      <w:r>
+        <w:rPr>
+          <w:i/>
+          <w:iCs/>
+        </w:rPr>
+        <w:t xml:space="preserve">119</w:t>
+      </w:r>
+      <w:r>
+        <w:t xml:space="preserve">(8), e2120481119.</w:t>
+      </w:r>
+    </w:p>
+    <w:bookmarkEnd w:id="166"/>
+    <w:bookmarkStart w:id="167" w:name="ref-porter2024ai"/>
+    <w:p>
+      <w:pPr>
+        <w:pStyle w:val="Bibliography"/>
+      </w:pPr>
+      <w:r>
+        <w:t xml:space="preserve">Porter, B., &amp; Machery, E. (2024). AI-generated poetry is indistinguishable from human-written poetry and is rated more favorably.</w:t>
+      </w:r>
+      <w:r>
+        <w:t xml:space="preserve"> </w:t>
+      </w:r>
+      <w:r>
+        <w:rPr>
+          <w:i/>
+          <w:iCs/>
+        </w:rPr>
+        <w:t xml:space="preserve">Scientific Reports</w:t>
+      </w:r>
+      <w:r>
+        <w:t xml:space="preserve">,</w:t>
+      </w:r>
+      <w:r>
+        <w:t xml:space="preserve"> </w:t>
+      </w:r>
+      <w:r>
+        <w:rPr>
+          <w:i/>
+          <w:iCs/>
+        </w:rPr>
+        <w:t xml:space="preserve">14</w:t>
+      </w:r>
+      <w:r>
+        <w:t xml:space="preserve">(1), 26133.</w:t>
+      </w:r>
+    </w:p>
+    <w:bookmarkEnd w:id="167"/>
+    <w:bookmarkStart w:id="168" w:name="ref-prause2015modulation"/>
+    <w:p>
+      <w:pPr>
+        <w:pStyle w:val="Bibliography"/>
+      </w:pPr>
+      <w:r>
+        <w:t xml:space="preserve">Prause, N., Steele, V. R., Staley, C., Sabatinelli, D., &amp; Hajcak, G. (2015). Modulation of late positive potentials by sexual images in problem users and controls inconsistent with</w:t>
+      </w:r>
+      <w:r>
+        <w:t xml:space="preserve"> </w:t>
+      </w:r>
+      <w:r>
+        <w:t xml:space="preserve">“porn addiction.”</w:t>
+      </w:r>
+      <w:r>
+        <w:t xml:space="preserve"> </w:t>
+      </w:r>
+      <w:r>
+        <w:rPr>
+          <w:i/>
+          <w:iCs/>
+        </w:rPr>
+        <w:t xml:space="preserve">Biological Psychology</w:t>
+      </w:r>
+      <w:r>
+        <w:t xml:space="preserve">,</w:t>
+      </w:r>
+      <w:r>
+        <w:t xml:space="preserve"> </w:t>
+      </w:r>
+      <w:r>
+        <w:rPr>
+          <w:i/>
+          <w:iCs/>
+        </w:rPr>
+        <w:t xml:space="preserve">109</w:t>
+      </w:r>
+      <w:r>
+        <w:t xml:space="preserve">, 192–199.</w:t>
+      </w:r>
+    </w:p>
+    <w:bookmarkEnd w:id="168"/>
+    <w:bookmarkStart w:id="169" w:name="ref-ragot2020ai"/>
+    <w:p>
+      <w:pPr>
+        <w:pStyle w:val="Bibliography"/>
+      </w:pPr>
+      <w:r>
+        <w:t xml:space="preserve">Ragot, M., Martin, N., &amp; Cojean, S. (2020). Ai-generated vs. Human artworks. A perception bias towards artificial intelligence?</w:t>
+      </w:r>
+      <w:r>
+        <w:t xml:space="preserve"> </w:t>
+      </w:r>
+      <w:r>
+        <w:rPr>
+          <w:i/>
+          <w:iCs/>
+        </w:rPr>
+        <w:t xml:space="preserve">Extended Abstracts of the 2020 CHI Conference on Human Factors in Computing Systems</w:t>
+      </w:r>
+      <w:r>
+        <w:t xml:space="preserve">, 1–10.</w:t>
+      </w:r>
+    </w:p>
+    <w:bookmarkEnd w:id="169"/>
+    <w:bookmarkStart w:id="170" w:name="ref-rupp2007sex"/>
+    <w:p>
+      <w:pPr>
+        <w:pStyle w:val="Bibliography"/>
+      </w:pPr>
+      <w:r>
+        <w:t xml:space="preserve">Rupp, H. A., &amp; Wallen, K. (2007). Sex differences in viewing sexual stimuli: An eye-tracking study in men and women.</w:t>
+      </w:r>
+      <w:r>
+        <w:t xml:space="preserve"> </w:t>
+      </w:r>
+      <w:r>
+        <w:rPr>
+          <w:i/>
+          <w:iCs/>
+        </w:rPr>
+        <w:t xml:space="preserve">Hormones and Behavior</w:t>
+      </w:r>
+      <w:r>
+        <w:t xml:space="preserve">,</w:t>
+      </w:r>
+      <w:r>
+        <w:t xml:space="preserve"> </w:t>
+      </w:r>
+      <w:r>
+        <w:rPr>
+          <w:i/>
+          <w:iCs/>
+        </w:rPr>
+        <w:t xml:space="preserve">51</w:t>
+      </w:r>
+      <w:r>
+        <w:t xml:space="preserve">(4), 524–533.</w:t>
+      </w:r>
+    </w:p>
+    <w:bookmarkEnd w:id="170"/>
+    <w:bookmarkStart w:id="171" w:name="ref-rupp2009sex"/>
+    <w:p>
+      <w:pPr>
+        <w:pStyle w:val="Bibliography"/>
+      </w:pPr>
+      <w:r>
+        <w:t xml:space="preserve">Rupp, H. A., &amp; Wallen, K. (2009). Sex-specific content preferences for visual sexual stimuli.</w:t>
+      </w:r>
+      <w:r>
+        <w:t xml:space="preserve"> </w:t>
+      </w:r>
+      <w:r>
+        <w:rPr>
+          <w:i/>
+          <w:iCs/>
+        </w:rPr>
+        <w:t xml:space="preserve">Archives of Sexual Behavior</w:t>
+      </w:r>
+      <w:r>
+        <w:t xml:space="preserve">,</w:t>
+      </w:r>
+      <w:r>
+        <w:t xml:space="preserve"> </w:t>
+      </w:r>
+      <w:r>
+        <w:rPr>
+          <w:i/>
+          <w:iCs/>
+        </w:rPr>
+        <w:t xml:space="preserve">38</w:t>
+      </w:r>
+      <w:r>
+        <w:t xml:space="preserve">(3), 417–426.</w:t>
+      </w:r>
+    </w:p>
+    <w:bookmarkEnd w:id="171"/>
+    <w:bookmarkStart w:id="172" w:name="ref-safron2020neural"/>
+    <w:p>
+      <w:pPr>
+        <w:pStyle w:val="Bibliography"/>
+      </w:pPr>
+      <w:r>
+        <w:t xml:space="preserve">Safron, A., Sylva, D., Klimaj, V., Rosenthal, A., &amp; Bailey, J. M. (2020). Neural responses to sexual stimuli in heterosexual and homosexual men and women: Men’s responses are more specific.</w:t>
+      </w:r>
+      <w:r>
+        <w:t xml:space="preserve"> </w:t>
+      </w:r>
+      <w:r>
+        <w:rPr>
+          <w:i/>
+          <w:iCs/>
+        </w:rPr>
+        <w:t xml:space="preserve">Archives of Sexual Behavior</w:t>
+      </w:r>
+      <w:r>
+        <w:t xml:space="preserve">,</w:t>
+      </w:r>
+      <w:r>
+        <w:t xml:space="preserve"> </w:t>
+      </w:r>
+      <w:r>
+        <w:rPr>
+          <w:i/>
+          <w:iCs/>
+        </w:rPr>
+        <w:t xml:space="preserve">49</w:t>
+      </w:r>
+      <w:r>
+        <w:t xml:space="preserve">(2), 433–445.</w:t>
+      </w:r>
+    </w:p>
+    <w:bookmarkEnd w:id="172"/>
+    <w:bookmarkStart w:id="173" w:name="ref-schepman2020initial"/>
+    <w:p>
+      <w:pPr>
+        <w:pStyle w:val="Bibliography"/>
+      </w:pPr>
+      <w:r>
+        <w:t xml:space="preserve">Schepman, A., &amp; Rodway, P. (2020). Initial validation of the general attitudes towards artificial intelligence scale.</w:t>
+      </w:r>
+      <w:r>
+        <w:t xml:space="preserve"> </w:t>
+      </w:r>
+      <w:r>
+        <w:rPr>
+          <w:i/>
+          <w:iCs/>
+        </w:rPr>
+        <w:t xml:space="preserve">Computers in Human Behavior Reports</w:t>
+      </w:r>
+      <w:r>
+        <w:t xml:space="preserve">,</w:t>
+      </w:r>
+      <w:r>
+        <w:t xml:space="preserve"> </w:t>
+      </w:r>
+      <w:r>
+        <w:rPr>
+          <w:i/>
+          <w:iCs/>
+        </w:rPr>
+        <w:t xml:space="preserve">1</w:t>
+      </w:r>
+      <w:r>
+        <w:t xml:space="preserve">, 100014.</w:t>
+      </w:r>
+    </w:p>
+    <w:bookmarkEnd w:id="173"/>
+    <w:bookmarkStart w:id="174" w:name="ref-schepman2023general"/>
+    <w:p>
+      <w:pPr>
+        <w:pStyle w:val="Bibliography"/>
+      </w:pPr>
+      <w:r>
+        <w:t xml:space="preserve">Schepman, A., &amp; Rodway, P. (2023). The general attitudes towards artificial intelligence scale (GAAIS): Confirmatory validation and associations with personality, corporate distrust, and general trust.</w:t>
+      </w:r>
+      <w:r>
+        <w:t xml:space="preserve"> </w:t>
+      </w:r>
+      <w:r>
+        <w:rPr>
+          <w:i/>
+          <w:iCs/>
+        </w:rPr>
+        <w:t xml:space="preserve">International Journal of Human–Computer Interaction</w:t>
+      </w:r>
+      <w:r>
+        <w:t xml:space="preserve">,</w:t>
+      </w:r>
+      <w:r>
+        <w:t xml:space="preserve"> </w:t>
+      </w:r>
+      <w:r>
+        <w:rPr>
+          <w:i/>
+          <w:iCs/>
+        </w:rPr>
+        <w:t xml:space="preserve">39</w:t>
+      </w:r>
+      <w:r>
+        <w:t xml:space="preserve">(13), 2724–2741.</w:t>
+      </w:r>
+    </w:p>
+    <w:bookmarkEnd w:id="174"/>
+    <w:bookmarkStart w:id="175" w:name="ref-shank2023ai"/>
+    <w:p>
+      <w:pPr>
+        <w:pStyle w:val="Bibliography"/>
+      </w:pPr>
+      <w:r>
+        <w:t xml:space="preserve">Shank, D. B., Stefanik, C., Stuhlsatz, C., Kacirek, K., &amp; Belfi, A. M. (2023). AI composer bias: Listeners like music less when they think it was composed by an AI.</w:t>
+      </w:r>
+      <w:r>
+        <w:t xml:space="preserve"> </w:t>
+      </w:r>
+      <w:r>
+        <w:rPr>
+          <w:i/>
+          <w:iCs/>
+        </w:rPr>
+        <w:t xml:space="preserve">Journal of Experimental Psychology: Applied</w:t>
+      </w:r>
+      <w:r>
+        <w:t xml:space="preserve">,</w:t>
+      </w:r>
+      <w:r>
+        <w:t xml:space="preserve"> </w:t>
+      </w:r>
+      <w:r>
+        <w:rPr>
+          <w:i/>
+          <w:iCs/>
+        </w:rPr>
+        <w:t xml:space="preserve">29</w:t>
+      </w:r>
+      <w:r>
+        <w:t xml:space="preserve">(3), 676.</w:t>
+      </w:r>
+    </w:p>
+    <w:bookmarkEnd w:id="175"/>
+    <w:bookmarkStart w:id="176" w:name="ref-stockner2026humans"/>
+    <w:p>
+      <w:pPr>
+        <w:pStyle w:val="Bibliography"/>
+      </w:pPr>
+      <w:r>
+        <w:t xml:space="preserve">Stockner, M., Convertino, G., Cambedda, S., &amp; Mazzoni, G. (2026). Are humans able to discriminate between real and deepfake faces? A systematic review and meta-analysis.</w:t>
+      </w:r>
+      <w:r>
+        <w:t xml:space="preserve"> </w:t>
+      </w:r>
+      <w:r>
+        <w:rPr>
+          <w:i/>
+          <w:iCs/>
+        </w:rPr>
+        <w:t xml:space="preserve">Computers in Human Behavior: Artificial Humans</w:t>
+      </w:r>
+      <w:r>
+        <w:t xml:space="preserve">, 100332.</w:t>
+      </w:r>
+    </w:p>
+    <w:bookmarkEnd w:id="176"/>
+    <w:bookmarkStart w:id="177" w:name="ref-tucciarelli2022realness"/>
+    <w:p>
+      <w:pPr>
+        <w:pStyle w:val="Bibliography"/>
+      </w:pPr>
+      <w:r>
+        <w:t xml:space="preserve">Tucciarelli, R., Vehar, N., Chandaria, S., &amp; Tsakiris, M. (2022). On the realness of people who do not exist: The social processing of artificial faces.</w:t>
+      </w:r>
+      <w:r>
+        <w:t xml:space="preserve"> </w:t>
+      </w:r>
+      <w:r>
+        <w:rPr>
+          <w:i/>
+          <w:iCs/>
+        </w:rPr>
+        <w:t xml:space="preserve">Iscience</w:t>
+      </w:r>
+      <w:r>
+        <w:t xml:space="preserve">,</w:t>
+      </w:r>
+      <w:r>
+        <w:t xml:space="preserve"> </w:t>
+      </w:r>
+      <w:r>
+        <w:rPr>
+          <w:i/>
+          <w:iCs/>
+        </w:rPr>
+        <w:t xml:space="preserve">25</w:t>
+      </w:r>
+      <w:r>
+        <w:t xml:space="preserve">(12).</w:t>
+      </w:r>
+    </w:p>
+    <w:bookmarkEnd w:id="177"/>
+    <w:bookmarkStart w:id="178" w:name="ref-velasquez2025interpretation"/>
+    <w:p>
+      <w:pPr>
+        <w:pStyle w:val="Bibliography"/>
+      </w:pPr>
+      <w:r>
+        <w:t xml:space="preserve">Velásquez-Salamanca, D., Martı́n-Pascual, M. Á., &amp; Andreu-Sánchez, C. (2025). Interpretation of AI-generated vs. Human-made images.</w:t>
+      </w:r>
+      <w:r>
+        <w:t xml:space="preserve"> </w:t>
+      </w:r>
+      <w:r>
+        <w:rPr>
+          <w:i/>
+          <w:iCs/>
+        </w:rPr>
+        <w:t xml:space="preserve">Journal of Imaging</w:t>
+      </w:r>
+      <w:r>
+        <w:t xml:space="preserve">,</w:t>
+      </w:r>
+      <w:r>
+        <w:t xml:space="preserve"> </w:t>
+      </w:r>
+      <w:r>
+        <w:rPr>
+          <w:i/>
+          <w:iCs/>
+        </w:rPr>
+        <w:t xml:space="preserve">11</w:t>
+      </w:r>
+      <w:r>
+        <w:t xml:space="preserve">(7), 227.</w:t>
+      </w:r>
+    </w:p>
+    <w:bookmarkEnd w:id="178"/>
+    <w:bookmarkStart w:id="179" w:name="ref-viola2023designed"/>
+    <w:p>
+      <w:pPr>
+        <w:pStyle w:val="Bibliography"/>
+      </w:pPr>
+      <w:r>
+        <w:t xml:space="preserve">Viola, M., &amp; Voto, C. (2023). Designed to abuse? Deepfakes and the non-consensual diffusion of intimate images.</w:t>
+      </w:r>
+      <w:r>
+        <w:t xml:space="preserve"> </w:t>
+      </w:r>
+      <w:r>
+        <w:rPr>
+          <w:i/>
+          <w:iCs/>
+        </w:rPr>
+        <w:t xml:space="preserve">Synthese</w:t>
+      </w:r>
+      <w:r>
+        <w:t xml:space="preserve">,</w:t>
+      </w:r>
+      <w:r>
+        <w:t xml:space="preserve"> </w:t>
+      </w:r>
+      <w:r>
+        <w:rPr>
+          <w:i/>
+          <w:iCs/>
+        </w:rPr>
+        <w:t xml:space="preserve">201</w:t>
+      </w:r>
+      <w:r>
+        <w:t xml:space="preserve">(1), 30.</w:t>
+      </w:r>
+    </w:p>
+    <w:bookmarkEnd w:id="179"/>
+    <w:bookmarkStart w:id="180" w:name="ref-vuorre2019analyze"/>
+    <w:p>
+      <w:pPr>
+        <w:pStyle w:val="Bibliography"/>
+      </w:pPr>
+      <w:r>
+        <w:t xml:space="preserve">Vuorre, M. (2019). How to analyze visual analog (slider) scale data.</w:t>
+      </w:r>
+      <w:r>
+        <w:t xml:space="preserve"> </w:t>
+      </w:r>
+      <w:r>
+        <w:rPr>
+          <w:i/>
+          <w:iCs/>
+        </w:rPr>
+        <w:t xml:space="preserve">Https://Vuorre. Com/Posts/Analyze-Analog-Scale-Ratings-with-Zero-One-Inflated-Beta-Models/</w:t>
       </w:r>
       <w:r>
         <w:t xml:space="preserve">.</w:t>
       </w:r>
-      <w:r>
-        <w:t xml:space="preserve"> </w:t>
-      </w:r>
-      <w:hyperlink r:id="rId161">
-        <w:r>
-          <w:rPr>
-            <w:rStyle w:val="Hyperlink"/>
-          </w:rPr>
-          <w:t xml:space="preserve">https://CRAN.R-project.org/package=correlation</w:t>
-        </w:r>
-      </w:hyperlink>
-    </w:p>
-    <w:bookmarkEnd w:id="162"/>
-    <w:bookmarkStart w:id="163" w:name="ref-marchewka2014nencki"/>
+    </w:p>
+    <w:bookmarkEnd w:id="180"/>
+    <w:bookmarkStart w:id="181" w:name="ref-walton2018hypersexuality"/>
     <w:p>
       <w:pPr>
         <w:pStyle w:val="Bibliography"/>
       </w:pPr>
       <w:r>
-        <w:t xml:space="preserve">Marchewka, A., Żurawski, Ł., Jednoróg, K., &amp; Grabowska, A. (2014). The nencki affective picture system (NAPS): Introduction to a novel, standardized, wide-range, high-quality, realistic picture database.</w:t>
+        <w:t xml:space="preserve">Walton, M. T., &amp; Bhullar, N. (2018). Hypersexuality, higher rates of intercourse, masturbation, sexual fantasy, and early sexual interest relate to higher sexual excitation/arousal.</w:t>
+      </w:r>
+      <w:r>
+        <w:t xml:space="preserve"> </w:t>
+      </w:r>
+      <w:r>
+        <w:rPr>
+          <w:i/>
+          <w:iCs/>
+        </w:rPr>
+        <w:t xml:space="preserve">Archives of Sexual Behavior</w:t>
+      </w:r>
+      <w:r>
+        <w:t xml:space="preserve">,</w:t>
+      </w:r>
+      <w:r>
+        <w:t xml:space="preserve"> </w:t>
+      </w:r>
+      <w:r>
+        <w:rPr>
+          <w:i/>
+          <w:iCs/>
+        </w:rPr>
+        <w:t xml:space="preserve">47</w:t>
+      </w:r>
+      <w:r>
+        <w:t xml:space="preserve">(8), 2177–2183.</w:t>
+      </w:r>
+    </w:p>
+    <w:bookmarkEnd w:id="181"/>
+    <w:bookmarkStart w:id="182" w:name="ref-wierzba2015erotic"/>
+    <w:p>
+      <w:pPr>
+        <w:pStyle w:val="Bibliography"/>
+      </w:pPr>
+      <w:r>
+        <w:t xml:space="preserve">Wierzba, M., Riegel, M., Pucz, A., Leśniewska, Z., Dragan, W. Ł., Gola, M., Jednoróg, K., &amp; Marchewka, A. (2015). Erotic subset for the nencki affective picture system (NAPS ERO): Cross-sexual comparison study.</w:t>
+      </w:r>
+      <w:r>
+        <w:t xml:space="preserve"> </w:t>
+      </w:r>
+      <w:r>
+        <w:rPr>
+          <w:i/>
+          <w:iCs/>
+        </w:rPr>
+        <w:t xml:space="preserve">Frontiers in Psychology</w:t>
+      </w:r>
+      <w:r>
+        <w:t xml:space="preserve">,</w:t>
+      </w:r>
+      <w:r>
+        <w:t xml:space="preserve"> </w:t>
+      </w:r>
+      <w:r>
+        <w:rPr>
+          <w:i/>
+          <w:iCs/>
+        </w:rPr>
+        <w:t xml:space="preserve">6</w:t>
+      </w:r>
+      <w:r>
+        <w:t xml:space="preserve">, 1336.</w:t>
+      </w:r>
+    </w:p>
+    <w:bookmarkEnd w:id="182"/>
+    <w:bookmarkStart w:id="183" w:name="ref-yang2018affective"/>
+    <w:p>
+      <w:pPr>
+        <w:pStyle w:val="Bibliography"/>
+      </w:pPr>
+      <w:r>
+        <w:t xml:space="preserve">Yang, W., Makita, K., Nakao, T., Kanayama, N., Machizawa, M. G., Sasaoka, T., Sugata, A., Kobayashi, R., Hiramoto, R., Yamawaki, S., et al. (2018). Affective auditory stimulus database: An expanded version of the international affective digitized sounds (IADS-e).</w:t>
       </w:r>
       <w:r>
         <w:t xml:space="preserve"> </w:t>
@@ -10230,30 +10732,30 @@
           <w:i/>
           <w:iCs/>
         </w:rPr>
-        <w:t xml:space="preserve">46</w:t>
-      </w:r>
-      <w:r>
-        <w:t xml:space="preserve">(2), 596–610.</w:t>
-      </w:r>
-    </w:p>
-    <w:bookmarkEnd w:id="163"/>
-    <w:bookmarkStart w:id="164" w:name="ref-marini2024real"/>
+        <w:t xml:space="preserve">50</w:t>
+      </w:r>
+      <w:r>
+        <w:t xml:space="preserve">(4), 1415–1429.</w:t>
+      </w:r>
+    </w:p>
+    <w:bookmarkEnd w:id="183"/>
+    <w:bookmarkStart w:id="184" w:name="ref-youn2006subjective"/>
     <w:p>
       <w:pPr>
         <w:pStyle w:val="Bibliography"/>
       </w:pPr>
       <w:r>
-        <w:t xml:space="preserve">Marini, M., Ansani, A., Demichelis, A., Mancini, G., Paglieri, F., &amp; Viola, M. (2024). Real is the new sexy: The influence of perceived realness on self-reported arousal to sexual visual stimuli.</w:t>
-      </w:r>
-      <w:r>
-        <w:t xml:space="preserve"> </w:t>
-      </w:r>
-      <w:r>
-        <w:rPr>
-          <w:i/>
-          <w:iCs/>
-        </w:rPr>
-        <w:t xml:space="preserve">Cognition and Emotion</w:t>
+        <w:t xml:space="preserve">Youn, G. (2006). Subjective sexual arousal in response to erotica: Effects of gender, guided fantasy, erotic stimulus, and duration of exposure.</w:t>
+      </w:r>
+      <w:r>
+        <w:t xml:space="preserve"> </w:t>
+      </w:r>
+      <w:r>
+        <w:rPr>
+          <w:i/>
+          <w:iCs/>
+        </w:rPr>
+        <w:t xml:space="preserve">Archives of Sexual Behavior</w:t>
       </w:r>
       <w:r>
         <w:t xml:space="preserve">,</w:t>
@@ -10266,291 +10768,20 @@
           <w:i/>
           <w:iCs/>
         </w:rPr>
-        <w:t xml:space="preserve">38</w:t>
-      </w:r>
-      <w:r>
-        <w:t xml:space="preserve">(3), 348–360.</w:t>
-      </w:r>
-    </w:p>
-    <w:bookmarkEnd w:id="164"/>
-    <w:bookmarkStart w:id="165" w:name="ref-mcdonnell2010face"/>
+        <w:t xml:space="preserve">35</w:t>
+      </w:r>
+      <w:r>
+        <w:t xml:space="preserve">(1), 87–97.</w:t>
+      </w:r>
+    </w:p>
+    <w:bookmarkEnd w:id="184"/>
+    <w:bookmarkStart w:id="185" w:name="ref-zakreski2026subjective"/>
     <w:p>
       <w:pPr>
         <w:pStyle w:val="Bibliography"/>
       </w:pPr>
       <w:r>
-        <w:t xml:space="preserve">McDonnell, R., &amp; Breidt, M. (2010). Face reality: Investigating the uncanny valley for virtual faces. In</w:t>
-      </w:r>
-      <w:r>
-        <w:t xml:space="preserve"> </w:t>
-      </w:r>
-      <w:r>
-        <w:rPr>
-          <w:i/>
-          <w:iCs/>
-        </w:rPr>
-        <w:t xml:space="preserve">ACM SIGGRAPH ASIA 2010 sketches</w:t>
-      </w:r>
-      <w:r>
-        <w:t xml:space="preserve"> </w:t>
-      </w:r>
-      <w:r>
-        <w:t xml:space="preserve">(pp. 1–2).</w:t>
-      </w:r>
-    </w:p>
-    <w:bookmarkEnd w:id="165"/>
-    <w:bookmarkStart w:id="166" w:name="ref-miller2023ai"/>
-    <w:p>
-      <w:pPr>
-        <w:pStyle w:val="Bibliography"/>
-      </w:pPr>
-      <w:r>
-        <w:t xml:space="preserve">Miller, E. J., Steward, B. A., Witkower, Z., Sutherland, C. A., Krumhuber, E. G., &amp; Dawel, A. (2023). AI hyperrealism: Why AI faces are perceived as more real than human ones.</w:t>
-      </w:r>
-      <w:r>
-        <w:t xml:space="preserve"> </w:t>
-      </w:r>
-      <w:r>
-        <w:rPr>
-          <w:i/>
-          <w:iCs/>
-        </w:rPr>
-        <w:t xml:space="preserve">Psychological Science</w:t>
-      </w:r>
-      <w:r>
-        <w:t xml:space="preserve">,</w:t>
-      </w:r>
-      <w:r>
-        <w:t xml:space="preserve"> </w:t>
-      </w:r>
-      <w:r>
-        <w:rPr>
-          <w:i/>
-          <w:iCs/>
-        </w:rPr>
-        <w:t xml:space="preserve">34</w:t>
-      </w:r>
-      <w:r>
-        <w:t xml:space="preserve">(12), 1390–1403.</w:t>
-      </w:r>
-    </w:p>
-    <w:bookmarkEnd w:id="166"/>
-    <w:bookmarkStart w:id="167" w:name="ref-Newman2012art"/>
-    <w:p>
-      <w:pPr>
-        <w:pStyle w:val="Bibliography"/>
-      </w:pPr>
-      <w:r>
-        <w:t xml:space="preserve">Newman, G. E., &amp; Bloom, P. (2012). Art and authenticity: The importance of originals in judgments of value.</w:t>
-      </w:r>
-      <w:r>
-        <w:t xml:space="preserve"> </w:t>
-      </w:r>
-      <w:r>
-        <w:rPr>
-          <w:i/>
-          <w:iCs/>
-        </w:rPr>
-        <w:t xml:space="preserve">Journal of Experimental Psychology: General</w:t>
-      </w:r>
-      <w:r>
-        <w:t xml:space="preserve">,</w:t>
-      </w:r>
-      <w:r>
-        <w:t xml:space="preserve"> </w:t>
-      </w:r>
-      <w:r>
-        <w:rPr>
-          <w:i/>
-          <w:iCs/>
-        </w:rPr>
-        <w:t xml:space="preserve">141</w:t>
-      </w:r>
-      <w:r>
-        <w:t xml:space="preserve">(3).</w:t>
-      </w:r>
-    </w:p>
-    <w:bookmarkEnd w:id="167"/>
-    <w:bookmarkStart w:id="168" w:name="ref-nightingale2022ai"/>
-    <w:p>
-      <w:pPr>
-        <w:pStyle w:val="Bibliography"/>
-      </w:pPr>
-      <w:r>
-        <w:t xml:space="preserve">Nightingale, S. J., &amp; Farid, H. (2022). AI-synthesized faces are indistinguishable from real faces and more trustworthy.</w:t>
-      </w:r>
-      <w:r>
-        <w:t xml:space="preserve"> </w:t>
-      </w:r>
-      <w:r>
-        <w:rPr>
-          <w:i/>
-          <w:iCs/>
-        </w:rPr>
-        <w:t xml:space="preserve">Proceedings of the National Academy of Sciences</w:t>
-      </w:r>
-      <w:r>
-        <w:t xml:space="preserve">,</w:t>
-      </w:r>
-      <w:r>
-        <w:t xml:space="preserve"> </w:t>
-      </w:r>
-      <w:r>
-        <w:rPr>
-          <w:i/>
-          <w:iCs/>
-        </w:rPr>
-        <w:t xml:space="preserve">119</w:t>
-      </w:r>
-      <w:r>
-        <w:t xml:space="preserve">(8), e2120481119.</w:t>
-      </w:r>
-    </w:p>
-    <w:bookmarkEnd w:id="168"/>
-    <w:bookmarkStart w:id="169" w:name="ref-porter2024ai"/>
-    <w:p>
-      <w:pPr>
-        <w:pStyle w:val="Bibliography"/>
-      </w:pPr>
-      <w:r>
-        <w:t xml:space="preserve">Porter, B., &amp; Machery, E. (2024). AI-generated poetry is indistinguishable from human-written poetry and is rated more favorably.</w:t>
-      </w:r>
-      <w:r>
-        <w:t xml:space="preserve"> </w:t>
-      </w:r>
-      <w:r>
-        <w:rPr>
-          <w:i/>
-          <w:iCs/>
-        </w:rPr>
-        <w:t xml:space="preserve">Scientific Reports</w:t>
-      </w:r>
-      <w:r>
-        <w:t xml:space="preserve">,</w:t>
-      </w:r>
-      <w:r>
-        <w:t xml:space="preserve"> </w:t>
-      </w:r>
-      <w:r>
-        <w:rPr>
-          <w:i/>
-          <w:iCs/>
-        </w:rPr>
-        <w:t xml:space="preserve">14</w:t>
-      </w:r>
-      <w:r>
-        <w:t xml:space="preserve">(1), 26133.</w:t>
-      </w:r>
-    </w:p>
-    <w:bookmarkEnd w:id="169"/>
-    <w:bookmarkStart w:id="170" w:name="ref-prause2015modulation"/>
-    <w:p>
-      <w:pPr>
-        <w:pStyle w:val="Bibliography"/>
-      </w:pPr>
-      <w:r>
-        <w:t xml:space="preserve">Prause, N., Steele, V. R., Staley, C., Sabatinelli, D., &amp; Hajcak, G. (2015). Modulation of late positive potentials by sexual images in problem users and controls inconsistent with</w:t>
-      </w:r>
-      <w:r>
-        <w:t xml:space="preserve"> </w:t>
-      </w:r>
-      <w:r>
-        <w:t xml:space="preserve">“porn addiction.”</w:t>
-      </w:r>
-      <w:r>
-        <w:t xml:space="preserve"> </w:t>
-      </w:r>
-      <w:r>
-        <w:rPr>
-          <w:i/>
-          <w:iCs/>
-        </w:rPr>
-        <w:t xml:space="preserve">Biological Psychology</w:t>
-      </w:r>
-      <w:r>
-        <w:t xml:space="preserve">,</w:t>
-      </w:r>
-      <w:r>
-        <w:t xml:space="preserve"> </w:t>
-      </w:r>
-      <w:r>
-        <w:rPr>
-          <w:i/>
-          <w:iCs/>
-        </w:rPr>
-        <w:t xml:space="preserve">109</w:t>
-      </w:r>
-      <w:r>
-        <w:t xml:space="preserve">, 192–199.</w:t>
-      </w:r>
-    </w:p>
-    <w:bookmarkEnd w:id="170"/>
-    <w:bookmarkStart w:id="171" w:name="ref-ragot2020ai"/>
-    <w:p>
-      <w:pPr>
-        <w:pStyle w:val="Bibliography"/>
-      </w:pPr>
-      <w:r>
-        <w:t xml:space="preserve">Ragot, M., Martin, N., &amp; Cojean, S. (2020). Ai-generated vs. Human artworks. A perception bias towards artificial intelligence?</w:t>
-      </w:r>
-      <w:r>
-        <w:t xml:space="preserve"> </w:t>
-      </w:r>
-      <w:r>
-        <w:rPr>
-          <w:i/>
-          <w:iCs/>
-        </w:rPr>
-        <w:t xml:space="preserve">Extended Abstracts of the 2020 CHI Conference on Human Factors in Computing Systems</w:t>
-      </w:r>
-      <w:r>
-        <w:t xml:space="preserve">, 1–10.</w:t>
-      </w:r>
-    </w:p>
-    <w:bookmarkEnd w:id="171"/>
-    <w:bookmarkStart w:id="172" w:name="ref-rupp2007sex"/>
-    <w:p>
-      <w:pPr>
-        <w:pStyle w:val="Bibliography"/>
-      </w:pPr>
-      <w:r>
-        <w:t xml:space="preserve">Rupp, H. A., &amp; Wallen, K. (2007). Sex differences in viewing sexual stimuli: An eye-tracking study in men and women.</w:t>
-      </w:r>
-      <w:r>
-        <w:t xml:space="preserve"> </w:t>
-      </w:r>
-      <w:r>
-        <w:rPr>
-          <w:i/>
-          <w:iCs/>
-        </w:rPr>
-        <w:t xml:space="preserve">Hormones and Behavior</w:t>
-      </w:r>
-      <w:r>
-        <w:t xml:space="preserve">,</w:t>
-      </w:r>
-      <w:r>
-        <w:t xml:space="preserve"> </w:t>
-      </w:r>
-      <w:r>
-        <w:rPr>
-          <w:i/>
-          <w:iCs/>
-        </w:rPr>
-        <w:t xml:space="preserve">51</w:t>
-      </w:r>
-      <w:r>
-        <w:t xml:space="preserve">(4), 524–533.</w:t>
-      </w:r>
-    </w:p>
-    <w:bookmarkEnd w:id="172"/>
-    <w:bookmarkStart w:id="173" w:name="ref-rupp2009sex"/>
-    <w:p>
-      <w:pPr>
-        <w:pStyle w:val="Bibliography"/>
-      </w:pPr>
-      <w:r>
-        <w:t xml:space="preserve">Rupp, H. A., &amp; Wallen, K. (2009). Sex-specific content preferences for visual sexual stimuli.</w:t>
+        <w:t xml:space="preserve">Zakreski, E., Marečková, A., Vanı́ček, O., Hla, M., Klapilová, K., Lindová, J., &amp; Pfaus, J. G. (2026). Subjective responses of gynephilic men and women to real versus artificial female nudes.</w:t>
       </w:r>
       <w:r>
         <w:t xml:space="preserve"> </w:t>
@@ -10563,493 +10794,15 @@
         <w:t xml:space="preserve">Archives of Sexual Behavior</w:t>
       </w:r>
       <w:r>
-        <w:t xml:space="preserve">,</w:t>
-      </w:r>
-      <w:r>
-        <w:t xml:space="preserve"> </w:t>
-      </w:r>
-      <w:r>
-        <w:rPr>
-          <w:i/>
-          <w:iCs/>
-        </w:rPr>
-        <w:t xml:space="preserve">38</w:t>
-      </w:r>
-      <w:r>
-        <w:t xml:space="preserve">(3), 417–426.</w:t>
-      </w:r>
-    </w:p>
-    <w:bookmarkEnd w:id="173"/>
-    <w:bookmarkStart w:id="174" w:name="ref-safron2020neural"/>
-    <w:p>
-      <w:pPr>
-        <w:pStyle w:val="Bibliography"/>
-      </w:pPr>
-      <w:r>
-        <w:t xml:space="preserve">Safron, A., Sylva, D., Klimaj, V., Rosenthal, A., &amp; Bailey, J. M. (2020). Neural responses to sexual stimuli in heterosexual and homosexual men and women: Men’s responses are more specific.</w:t>
-      </w:r>
-      <w:r>
-        <w:t xml:space="preserve"> </w:t>
-      </w:r>
-      <w:r>
-        <w:rPr>
-          <w:i/>
-          <w:iCs/>
-        </w:rPr>
-        <w:t xml:space="preserve">Archives of Sexual Behavior</w:t>
-      </w:r>
-      <w:r>
-        <w:t xml:space="preserve">,</w:t>
-      </w:r>
-      <w:r>
-        <w:t xml:space="preserve"> </w:t>
-      </w:r>
-      <w:r>
-        <w:rPr>
-          <w:i/>
-          <w:iCs/>
-        </w:rPr>
-        <w:t xml:space="preserve">49</w:t>
-      </w:r>
-      <w:r>
-        <w:t xml:space="preserve">(2), 433–445.</w:t>
-      </w:r>
-    </w:p>
-    <w:bookmarkEnd w:id="174"/>
-    <w:bookmarkStart w:id="175" w:name="ref-schepman2020initial"/>
-    <w:p>
-      <w:pPr>
-        <w:pStyle w:val="Bibliography"/>
-      </w:pPr>
-      <w:r>
-        <w:t xml:space="preserve">Schepman, A., &amp; Rodway, P. (2020). Initial validation of the general attitudes towards artificial intelligence scale.</w:t>
-      </w:r>
-      <w:r>
-        <w:t xml:space="preserve"> </w:t>
-      </w:r>
-      <w:r>
-        <w:rPr>
-          <w:i/>
-          <w:iCs/>
-        </w:rPr>
-        <w:t xml:space="preserve">Computers in Human Behavior Reports</w:t>
-      </w:r>
-      <w:r>
-        <w:t xml:space="preserve">,</w:t>
-      </w:r>
-      <w:r>
-        <w:t xml:space="preserve"> </w:t>
-      </w:r>
-      <w:r>
-        <w:rPr>
-          <w:i/>
-          <w:iCs/>
-        </w:rPr>
-        <w:t xml:space="preserve">1</w:t>
-      </w:r>
-      <w:r>
-        <w:t xml:space="preserve">, 100014.</w:t>
-      </w:r>
-    </w:p>
-    <w:bookmarkEnd w:id="175"/>
-    <w:bookmarkStart w:id="176" w:name="ref-schepman2023general"/>
-    <w:p>
-      <w:pPr>
-        <w:pStyle w:val="Bibliography"/>
-      </w:pPr>
-      <w:r>
-        <w:t xml:space="preserve">Schepman, A., &amp; Rodway, P. (2023). The general attitudes towards artificial intelligence scale (GAAIS): Confirmatory validation and associations with personality, corporate distrust, and general trust.</w:t>
-      </w:r>
-      <w:r>
-        <w:t xml:space="preserve"> </w:t>
-      </w:r>
-      <w:r>
-        <w:rPr>
-          <w:i/>
-          <w:iCs/>
-        </w:rPr>
-        <w:t xml:space="preserve">International Journal of Human–Computer Interaction</w:t>
-      </w:r>
-      <w:r>
-        <w:t xml:space="preserve">,</w:t>
-      </w:r>
-      <w:r>
-        <w:t xml:space="preserve"> </w:t>
-      </w:r>
-      <w:r>
-        <w:rPr>
-          <w:i/>
-          <w:iCs/>
-        </w:rPr>
-        <w:t xml:space="preserve">39</w:t>
-      </w:r>
-      <w:r>
-        <w:t xml:space="preserve">(13), 2724–2741.</w:t>
-      </w:r>
-    </w:p>
-    <w:bookmarkEnd w:id="176"/>
-    <w:bookmarkStart w:id="177" w:name="ref-shank2023ai"/>
-    <w:p>
-      <w:pPr>
-        <w:pStyle w:val="Bibliography"/>
-      </w:pPr>
-      <w:r>
-        <w:t xml:space="preserve">Shank, D. B., Stefanik, C., Stuhlsatz, C., Kacirek, K., &amp; Belfi, A. M. (2023). AI composer bias: Listeners like music less when they think it was composed by an AI.</w:t>
-      </w:r>
-      <w:r>
-        <w:t xml:space="preserve"> </w:t>
-      </w:r>
-      <w:r>
-        <w:rPr>
-          <w:i/>
-          <w:iCs/>
-        </w:rPr>
-        <w:t xml:space="preserve">Journal of Experimental Psychology: Applied</w:t>
-      </w:r>
-      <w:r>
-        <w:t xml:space="preserve">,</w:t>
-      </w:r>
-      <w:r>
-        <w:t xml:space="preserve"> </w:t>
-      </w:r>
-      <w:r>
-        <w:rPr>
-          <w:i/>
-          <w:iCs/>
-        </w:rPr>
-        <w:t xml:space="preserve">29</w:t>
-      </w:r>
-      <w:r>
-        <w:t xml:space="preserve">(3), 676.</w:t>
-      </w:r>
-    </w:p>
-    <w:bookmarkEnd w:id="177"/>
-    <w:bookmarkStart w:id="178" w:name="ref-stockner2026humans"/>
-    <w:p>
-      <w:pPr>
-        <w:pStyle w:val="Bibliography"/>
-      </w:pPr>
-      <w:r>
-        <w:t xml:space="preserve">Stockner, M., Convertino, G., Cambedda, S., &amp; Mazzoni, G. (2026). Are humans able to discriminate between real and deepfake faces? A systematic review and meta-analysis.</w:t>
-      </w:r>
-      <w:r>
-        <w:t xml:space="preserve"> </w:t>
-      </w:r>
-      <w:r>
-        <w:rPr>
-          <w:i/>
-          <w:iCs/>
-        </w:rPr>
-        <w:t xml:space="preserve">Computers in Human Behavior: Artificial Humans</w:t>
-      </w:r>
-      <w:r>
-        <w:t xml:space="preserve">, 100332.</w:t>
-      </w:r>
-    </w:p>
-    <w:bookmarkEnd w:id="178"/>
-    <w:bookmarkStart w:id="179" w:name="ref-tucciarelli2022realness"/>
-    <w:p>
-      <w:pPr>
-        <w:pStyle w:val="Bibliography"/>
-      </w:pPr>
-      <w:r>
-        <w:t xml:space="preserve">Tucciarelli, R., Vehar, N., Chandaria, S., &amp; Tsakiris, M. (2022). On the realness of people who do not exist: The social processing of artificial faces.</w:t>
-      </w:r>
-      <w:r>
-        <w:t xml:space="preserve"> </w:t>
-      </w:r>
-      <w:r>
-        <w:rPr>
-          <w:i/>
-          <w:iCs/>
-        </w:rPr>
-        <w:t xml:space="preserve">Iscience</w:t>
-      </w:r>
-      <w:r>
-        <w:t xml:space="preserve">,</w:t>
-      </w:r>
-      <w:r>
-        <w:t xml:space="preserve"> </w:t>
-      </w:r>
-      <w:r>
-        <w:rPr>
-          <w:i/>
-          <w:iCs/>
-        </w:rPr>
-        <w:t xml:space="preserve">25</w:t>
-      </w:r>
-      <w:r>
-        <w:t xml:space="preserve">(12).</w:t>
-      </w:r>
-    </w:p>
-    <w:bookmarkEnd w:id="179"/>
-    <w:bookmarkStart w:id="180" w:name="ref-velasquez2025interpretation"/>
-    <w:p>
-      <w:pPr>
-        <w:pStyle w:val="Bibliography"/>
-      </w:pPr>
-      <w:r>
-        <w:t xml:space="preserve">Velásquez-Salamanca, D., Martı́n-Pascual, M. Á., &amp; Andreu-Sánchez, C. (2025). Interpretation of AI-generated vs. Human-made images.</w:t>
-      </w:r>
-      <w:r>
-        <w:t xml:space="preserve"> </w:t>
-      </w:r>
-      <w:r>
-        <w:rPr>
-          <w:i/>
-          <w:iCs/>
-        </w:rPr>
-        <w:t xml:space="preserve">Journal of Imaging</w:t>
-      </w:r>
-      <w:r>
-        <w:t xml:space="preserve">,</w:t>
-      </w:r>
-      <w:r>
-        <w:t xml:space="preserve"> </w:t>
-      </w:r>
-      <w:r>
-        <w:rPr>
-          <w:i/>
-          <w:iCs/>
-        </w:rPr>
-        <w:t xml:space="preserve">11</w:t>
-      </w:r>
-      <w:r>
-        <w:t xml:space="preserve">(7), 227.</w:t>
-      </w:r>
-    </w:p>
-    <w:bookmarkEnd w:id="180"/>
-    <w:bookmarkStart w:id="181" w:name="ref-viola2023designed"/>
-    <w:p>
-      <w:pPr>
-        <w:pStyle w:val="Bibliography"/>
-      </w:pPr>
-      <w:r>
-        <w:t xml:space="preserve">Viola, M., &amp; Voto, C. (2023). Designed to abuse? Deepfakes and the non-consensual diffusion of intimate images.</w:t>
-      </w:r>
-      <w:r>
-        <w:t xml:space="preserve"> </w:t>
-      </w:r>
-      <w:r>
-        <w:rPr>
-          <w:i/>
-          <w:iCs/>
-        </w:rPr>
-        <w:t xml:space="preserve">Synthese</w:t>
-      </w:r>
-      <w:r>
-        <w:t xml:space="preserve">,</w:t>
-      </w:r>
-      <w:r>
-        <w:t xml:space="preserve"> </w:t>
-      </w:r>
-      <w:r>
-        <w:rPr>
-          <w:i/>
-          <w:iCs/>
-        </w:rPr>
-        <w:t xml:space="preserve">201</w:t>
-      </w:r>
-      <w:r>
-        <w:t xml:space="preserve">(1), 30.</w:t>
-      </w:r>
-    </w:p>
-    <w:bookmarkEnd w:id="181"/>
-    <w:bookmarkStart w:id="182" w:name="ref-vuorre2019analyze"/>
-    <w:p>
-      <w:pPr>
-        <w:pStyle w:val="Bibliography"/>
-      </w:pPr>
-      <w:r>
-        <w:t xml:space="preserve">Vuorre, M. (2019). How to analyze visual analog (slider) scale data.</w:t>
-      </w:r>
-      <w:r>
-        <w:t xml:space="preserve"> </w:t>
-      </w:r>
-      <w:r>
-        <w:rPr>
-          <w:i/>
-          <w:iCs/>
-        </w:rPr>
-        <w:t xml:space="preserve">Https://Vuorre. Com/Posts/Analyze-Analog-Scale-Ratings-with-Zero-One-Inflated-Beta-Models/</w:t>
-      </w:r>
-      <w:r>
-        <w:t xml:space="preserve">.</w:t>
-      </w:r>
-    </w:p>
-    <w:bookmarkEnd w:id="182"/>
-    <w:bookmarkStart w:id="183" w:name="ref-walton2018hypersexuality"/>
-    <w:p>
-      <w:pPr>
-        <w:pStyle w:val="Bibliography"/>
-      </w:pPr>
-      <w:r>
-        <w:t xml:space="preserve">Walton, M. T., &amp; Bhullar, N. (2018). Hypersexuality, higher rates of intercourse, masturbation, sexual fantasy, and early sexual interest relate to higher sexual excitation/arousal.</w:t>
-      </w:r>
-      <w:r>
-        <w:t xml:space="preserve"> </w:t>
-      </w:r>
-      <w:r>
-        <w:rPr>
-          <w:i/>
-          <w:iCs/>
-        </w:rPr>
-        <w:t xml:space="preserve">Archives of Sexual Behavior</w:t>
-      </w:r>
-      <w:r>
-        <w:t xml:space="preserve">,</w:t>
-      </w:r>
-      <w:r>
-        <w:t xml:space="preserve"> </w:t>
-      </w:r>
-      <w:r>
-        <w:rPr>
-          <w:i/>
-          <w:iCs/>
-        </w:rPr>
-        <w:t xml:space="preserve">47</w:t>
-      </w:r>
-      <w:r>
-        <w:t xml:space="preserve">(8), 2177–2183.</w:t>
-      </w:r>
-    </w:p>
-    <w:bookmarkEnd w:id="183"/>
-    <w:bookmarkStart w:id="184" w:name="ref-wierzba2015erotic"/>
-    <w:p>
-      <w:pPr>
-        <w:pStyle w:val="Bibliography"/>
-      </w:pPr>
-      <w:r>
-        <w:t xml:space="preserve">Wierzba, M., Riegel, M., Pucz, A., Leśniewska, Z., Dragan, W. Ł., Gola, M., Jednoróg, K., &amp; Marchewka, A. (2015). Erotic subset for the nencki affective picture system (NAPS ERO): Cross-sexual comparison study.</w:t>
-      </w:r>
-      <w:r>
-        <w:t xml:space="preserve"> </w:t>
-      </w:r>
-      <w:r>
-        <w:rPr>
-          <w:i/>
-          <w:iCs/>
-        </w:rPr>
-        <w:t xml:space="preserve">Frontiers in Psychology</w:t>
-      </w:r>
-      <w:r>
-        <w:t xml:space="preserve">,</w:t>
-      </w:r>
-      <w:r>
-        <w:t xml:space="preserve"> </w:t>
-      </w:r>
-      <w:r>
-        <w:rPr>
-          <w:i/>
-          <w:iCs/>
-        </w:rPr>
-        <w:t xml:space="preserve">6</w:t>
-      </w:r>
-      <w:r>
-        <w:t xml:space="preserve">, 1336.</w:t>
-      </w:r>
-    </w:p>
-    <w:bookmarkEnd w:id="184"/>
-    <w:bookmarkStart w:id="185" w:name="ref-yang2018affective"/>
-    <w:p>
-      <w:pPr>
-        <w:pStyle w:val="Bibliography"/>
-      </w:pPr>
-      <w:r>
-        <w:t xml:space="preserve">Yang, W., Makita, K., Nakao, T., Kanayama, N., Machizawa, M. G., Sasaoka, T., Sugata, A., Kobayashi, R., Hiramoto, R., Yamawaki, S., et al. (2018). Affective auditory stimulus database: An expanded version of the international affective digitized sounds (IADS-e).</w:t>
-      </w:r>
-      <w:r>
-        <w:t xml:space="preserve"> </w:t>
-      </w:r>
-      <w:r>
-        <w:rPr>
-          <w:i/>
-          <w:iCs/>
-        </w:rPr>
-        <w:t xml:space="preserve">Behavior Research Methods</w:t>
-      </w:r>
-      <w:r>
-        <w:t xml:space="preserve">,</w:t>
-      </w:r>
-      <w:r>
-        <w:t xml:space="preserve"> </w:t>
-      </w:r>
-      <w:r>
-        <w:rPr>
-          <w:i/>
-          <w:iCs/>
-        </w:rPr>
-        <w:t xml:space="preserve">50</w:t>
-      </w:r>
-      <w:r>
-        <w:t xml:space="preserve">(4), 1415–1429.</w:t>
+        <w:t xml:space="preserve">, 1–15.</w:t>
       </w:r>
     </w:p>
     <w:bookmarkEnd w:id="185"/>
-    <w:bookmarkStart w:id="186" w:name="ref-youn2006subjective"/>
-    <w:p>
-      <w:pPr>
-        <w:pStyle w:val="Bibliography"/>
-      </w:pPr>
-      <w:r>
-        <w:t xml:space="preserve">Youn, G. (2006). Subjective sexual arousal in response to erotica: Effects of gender, guided fantasy, erotic stimulus, and duration of exposure.</w:t>
-      </w:r>
-      <w:r>
-        <w:t xml:space="preserve"> </w:t>
-      </w:r>
-      <w:r>
-        <w:rPr>
-          <w:i/>
-          <w:iCs/>
-        </w:rPr>
-        <w:t xml:space="preserve">Archives of Sexual Behavior</w:t>
-      </w:r>
-      <w:r>
-        <w:t xml:space="preserve">,</w:t>
-      </w:r>
-      <w:r>
-        <w:t xml:space="preserve"> </w:t>
-      </w:r>
-      <w:r>
-        <w:rPr>
-          <w:i/>
-          <w:iCs/>
-        </w:rPr>
-        <w:t xml:space="preserve">35</w:t>
-      </w:r>
-      <w:r>
-        <w:t xml:space="preserve">(1), 87–97.</w:t>
-      </w:r>
-    </w:p>
     <w:bookmarkEnd w:id="186"/>
-    <w:bookmarkStart w:id="187" w:name="ref-zakreski2026subjective"/>
-    <w:p>
-      <w:pPr>
-        <w:pStyle w:val="Bibliography"/>
-      </w:pPr>
-      <w:r>
-        <w:t xml:space="preserve">Zakreski, E., Marečková, A., Vanı́ček, O., Hla, M., Klapilová, K., Lindová, J., &amp; Pfaus, J. G. (2026). Subjective responses of gynephilic men and women to real versus artificial female nudes.</w:t>
-      </w:r>
-      <w:r>
-        <w:t xml:space="preserve"> </w:t>
-      </w:r>
-      <w:r>
-        <w:rPr>
-          <w:i/>
-          <w:iCs/>
-        </w:rPr>
-        <w:t xml:space="preserve">Archives of Sexual Behavior</w:t>
-      </w:r>
-      <w:r>
-        <w:t xml:space="preserve">, 1–15.</w:t>
-      </w:r>
-    </w:p>
-    <w:bookmarkEnd w:id="187"/>
-    <w:bookmarkEnd w:id="188"/>
     <w:sectPr>
       <w:lnNumType w:countBy="1" w:restart="continuous"/>
     </w:sectPr>
-    <w:bookmarkEnd w:id="189"/>
+    <w:bookmarkEnd w:id="187"/>
     <w:sectPr>
       <w:headerReference r:id="rId9" w:type="even"/>
       <w:headerReference r:id="rId11" w:type="default"/>

--- a/paper/manuscript.docx
+++ b/paper/manuscript.docx
@@ -3646,7 +3646,7 @@
         <w:t xml:space="preserve"> </w:t>
       </w:r>
       <w:r>
-        <w:t xml:space="preserve">Participants and items were entered as random intercepts, with the effect of relevance and condition also modeled as variable within participants.</w:t>
+        <w:t xml:space="preserve">Participants and items were entered as random intercepts, with the effects of stimuli type and condition also modeled as variable within participants.</w:t>
       </w:r>
       <w:r>
         <w:t xml:space="preserve"> </w:t>
@@ -3802,7 +3802,7 @@
         <w:t xml:space="preserve">)</w:t>
       </w:r>
       <w:r>
-        <w:t xml:space="preserve">, stratified by relevance, gender, and congruency.</w:t>
+        <w:t xml:space="preserve">, stratified by stimuli type, gender, and congruency.</w:t>
       </w:r>
       <w:r>
         <w:t xml:space="preserve"> </w:t>
@@ -3894,7 +3894,7 @@
         <w:pStyle w:val="BodyText"/>
       </w:pPr>
       <w:r>
-        <w:t xml:space="preserve">Lastly, a correlation matrix will be computed between the models’ individual-level estimates and potential moderators:beliefs, attitudes towards and knowledge of AI, porn frequency and recency of sexual activity.</w:t>
+        <w:t xml:space="preserve">Lastly, a correlation matrix will be computed between the models’ individual-level estimates and potential moderators: beliefs, attitudes towards and knowledge of AI, porn frequency and recency of sexual activity.</w:t>
       </w:r>
     </w:p>
     <w:p>
@@ -3991,7 +3991,21 @@
         <w:t xml:space="preserve"> </w:t>
       </w:r>
       <w:r>
-        <w:t xml:space="preserve">= 3.45, median r = 0.30, 95%</w:t>
+        <w:t xml:space="preserve">= 3.45, median</w:t>
+      </w:r>
+      <w:r>
+        <w:t xml:space="preserve"> </w:t>
+      </w:r>
+      <m:oMath>
+        <m:r>
+          <m:t>δ</m:t>
+        </m:r>
+      </m:oMath>
+      <w:r>
+        <w:t xml:space="preserve"> </w:t>
+      </w:r>
+      <w:r>
+        <w:t xml:space="preserve">= 0.31, 95%</w:t>
       </w:r>
       <w:r>
         <w:t xml:space="preserve"> </w:t>
@@ -4239,35 +4253,7 @@
         <w:t xml:space="preserve"> </w:t>
       </w:r>
       <w:r>
-        <w:t xml:space="preserve">Similar patterns were found for enticement and valence; although for females non-erotic images were rated as more positively valenced than male erotic images (</w:t>
-      </w:r>
-      <w:r>
-        <w:rPr>
-          <w:b/>
-          <w:bCs/>
-        </w:rPr>
-        <w:t xml:space="preserve">TODO: add statistics of that effect</w:t>
-      </w:r>
-      <w:r>
-        <w:t xml:space="preserve">).</w:t>
-      </w:r>
-    </w:p>
-    <w:bookmarkEnd w:id="72"/>
-    <w:bookmarkStart w:id="73" w:name="effect-of-condition"/>
-    <w:p>
-      <w:pPr>
-        <w:pStyle w:val="Heading2"/>
-      </w:pPr>
-      <w:r>
-        <w:t xml:space="preserve">Effect of Condition</w:t>
-      </w:r>
-    </w:p>
-    <w:p>
-      <w:pPr>
-        <w:pStyle w:val="FirstParagraph"/>
-      </w:pPr>
-      <w:r>
-        <w:t xml:space="preserve">The effect of condition only emerged for males for erotic images of females, with images labelled as photographs rated as slightly more arousing than those labelled as AI-generated (</w:t>
+        <w:t xml:space="preserve">Similar patterns were found for enticement and valence; although for females, non-erotic images were rated as more positively valenced than both male erotic images (</w:t>
       </w:r>
       <m:oMath>
         <m:r>
@@ -4278,7 +4264,7 @@
         <w:t xml:space="preserve"> </w:t>
       </w:r>
       <w:r>
-        <w:t xml:space="preserve">= 0.02, 95%</w:t>
+        <w:t xml:space="preserve">= -0.08, 95%</w:t>
       </w:r>
       <w:r>
         <w:t xml:space="preserve"> </w:t>
@@ -4294,7 +4280,7 @@
         <w:t xml:space="preserve"> </w:t>
       </w:r>
       <w:r>
-        <w:t xml:space="preserve">[0.00, 0.03],</w:t>
+        <w:t xml:space="preserve">[-0.13, -0.03],</w:t>
       </w:r>
       <w:r>
         <w:t xml:space="preserve"> </w:t>
@@ -4310,13 +4296,7 @@
         <w:t xml:space="preserve"> </w:t>
       </w:r>
       <w:r>
-        <w:t xml:space="preserve">= 99.6%).</w:t>
-      </w:r>
-      <w:r>
-        <w:t xml:space="preserve"> </w:t>
-      </w:r>
-      <w:r>
-        <w:t xml:space="preserve">For females, weak evidence in the opposite direction was observed for erotic images of males, which were rated slightly higher in arousal when labelled as AI-generated (</w:t>
+        <w:t xml:space="preserve">= 99.80%) and female erotic images (</w:t>
       </w:r>
       <m:oMath>
         <m:r>
@@ -4327,6 +4307,116 @@
         <w:t xml:space="preserve"> </w:t>
       </w:r>
       <w:r>
+        <w:t xml:space="preserve">= -0.09, 95%</w:t>
+      </w:r>
+      <w:r>
+        <w:t xml:space="preserve"> </w:t>
+      </w:r>
+      <w:r>
+        <w:rPr>
+          <w:i/>
+          <w:iCs/>
+        </w:rPr>
+        <w:t xml:space="preserve">CI</w:t>
+      </w:r>
+      <w:r>
+        <w:t xml:space="preserve"> </w:t>
+      </w:r>
+      <w:r>
+        <w:t xml:space="preserve">[-0.14, -0.03],</w:t>
+      </w:r>
+      <w:r>
+        <w:t xml:space="preserve"> </w:t>
+      </w:r>
+      <w:r>
+        <w:rPr>
+          <w:i/>
+          <w:iCs/>
+        </w:rPr>
+        <w:t xml:space="preserve">pd</w:t>
+      </w:r>
+      <w:r>
+        <w:t xml:space="preserve"> </w:t>
+      </w:r>
+      <w:r>
+        <w:t xml:space="preserve">= 99.93%).</w:t>
+      </w:r>
+    </w:p>
+    <w:bookmarkEnd w:id="72"/>
+    <w:bookmarkStart w:id="73" w:name="effect-of-condition"/>
+    <w:p>
+      <w:pPr>
+        <w:pStyle w:val="Heading2"/>
+      </w:pPr>
+      <w:r>
+        <w:t xml:space="preserve">Effect of Condition</w:t>
+      </w:r>
+    </w:p>
+    <w:p>
+      <w:pPr>
+        <w:pStyle w:val="FirstParagraph"/>
+      </w:pPr>
+      <w:r>
+        <w:t xml:space="preserve">The effect of condition only emerged for males for erotic images of females, with images labelled as photographs rated as slightly more arousing than those labelled as AI-generated (</w:t>
+      </w:r>
+      <m:oMath>
+        <m:r>
+          <m:t>Δ</m:t>
+        </m:r>
+      </m:oMath>
+      <w:r>
+        <w:t xml:space="preserve"> </w:t>
+      </w:r>
+      <w:r>
+        <w:t xml:space="preserve">= 0.02, 95%</w:t>
+      </w:r>
+      <w:r>
+        <w:t xml:space="preserve"> </w:t>
+      </w:r>
+      <w:r>
+        <w:rPr>
+          <w:i/>
+          <w:iCs/>
+        </w:rPr>
+        <w:t xml:space="preserve">CI</w:t>
+      </w:r>
+      <w:r>
+        <w:t xml:space="preserve"> </w:t>
+      </w:r>
+      <w:r>
+        <w:t xml:space="preserve">[0.00, 0.03],</w:t>
+      </w:r>
+      <w:r>
+        <w:t xml:space="preserve"> </w:t>
+      </w:r>
+      <w:r>
+        <w:rPr>
+          <w:i/>
+          <w:iCs/>
+        </w:rPr>
+        <w:t xml:space="preserve">pd</w:t>
+      </w:r>
+      <w:r>
+        <w:t xml:space="preserve"> </w:t>
+      </w:r>
+      <w:r>
+        <w:t xml:space="preserve">= 99.6%).</w:t>
+      </w:r>
+      <w:r>
+        <w:t xml:space="preserve"> </w:t>
+      </w:r>
+      <w:r>
+        <w:t xml:space="preserve">For females, weak evidence in the opposite direction was observed for erotic images of males, which were rated slightly higher in arousal when labelled as AI-generated (</w:t>
+      </w:r>
+      <m:oMath>
+        <m:r>
+          <m:t>Δ</m:t>
+        </m:r>
+      </m:oMath>
+      <w:r>
+        <w:t xml:space="preserve"> </w:t>
+      </w:r>
+      <w:r>
         <w:t xml:space="preserve">= −0.02, 95%</w:t>
       </w:r>
       <w:r>
@@ -4359,7 +4449,7 @@
         <w:t xml:space="preserve"> </w:t>
       </w:r>
       <w:r>
-        <w:t xml:space="preserve">= 98.3%). No other contrasts provided credible evidence for differences (all pd ≤ 88.3%). Similar results were seen for enticement and valence ratings for males, but no credible differences emerged for females (pds ≤ 92.6%).</w:t>
+        <w:t xml:space="preserve">= 98.3%).</w:t>
       </w:r>
     </w:p>
     <w:p>
@@ -4383,13 +4473,20 @@
         <w:t xml:space="preserve"> </w:t>
       </w:r>
       <w:r>
-        <w:t xml:space="preserve">&lt; 88.2%).</w:t>
-      </w:r>
-      <w:r>
-        <w:t xml:space="preserve"> </w:t>
-      </w:r>
-      <w:r>
-        <w:t xml:space="preserve">Similar results were seen for enticement and valence ratings for males, but no credible differences between images labelled as photographs or AI-generated for females.</w:t>
+        <w:t xml:space="preserve">≤ 88.3%). Similar results were seen for enticement and valence ratings for males, but no credible differences emerged for females (</w:t>
+      </w:r>
+      <w:r>
+        <w:rPr>
+          <w:i/>
+          <w:iCs/>
+        </w:rPr>
+        <w:t xml:space="preserve">pds</w:t>
+      </w:r>
+      <w:r>
+        <w:t xml:space="preserve"> </w:t>
+      </w:r>
+      <w:r>
+        <w:t xml:space="preserve">≤ 92.6%)</w:t>
       </w:r>
     </w:p>
     <w:bookmarkEnd w:id="73"/>
@@ -4427,7 +4524,7 @@
         <w:t xml:space="preserve"> </w:t>
       </w:r>
       <w:r>
-        <w:t xml:space="preserve">In congruent trials (i.e., Photograph-labelled images later rated with high realism and AI-labelled images later rated rated with low realism - congruent with an effective and beliefs-aligned manipulation), males rated erotic images of females labelled as photographs as more arousing than those labelled as AI-generated (</w:t>
+        <w:t xml:space="preserve">In congruent trials (i.e., Photograph-labelled images later rated with high realism and AI-labelled images later rated with low realism - congruent with an effective and beliefs-aligned manipulation), males rated erotic images of females labelled as photographs as more arousing than those labelled as AI-generated (</w:t>
       </w:r>
       <m:oMath>
         <m:r>
@@ -4869,7 +4966,7 @@
         <w:t xml:space="preserve"> </w:t>
       </w:r>
       <w:r>
-        <w:t xml:space="preserve">Broadly similar patterns emerged for enticement and valence, except that participant-level variability for irrelevant and non-erotic images was reliable for these outcomes.</w:t>
+        <w:t xml:space="preserve">Broadly similar patterns emerged for enticement and valence, except that participant-level variability for the remaining stimulus types (i.e., irrelevant and non-erotic images) was reliable for these outcomes (D-vours ≥0.835).</w:t>
       </w:r>
     </w:p>
     <w:p>
@@ -6155,7 +6252,7 @@
         <w:t xml:space="preserve"> </w:t>
       </w:r>
       <w:r>
-        <w:t xml:space="preserve">= 0.26, 95%</w:t>
+        <w:t xml:space="preserve">= 0.24, 95%</w:t>
       </w:r>
       <w:r>
         <w:t xml:space="preserve"> </w:t>
@@ -6171,7 +6268,7 @@
         <w:t xml:space="preserve"> </w:t>
       </w:r>
       <w:r>
-        <w:t xml:space="preserve">[−0.17, 0.69],</w:t>
+        <w:t xml:space="preserve">[−0.18, 0.66],</w:t>
       </w:r>
       <w:r>
         <w:t xml:space="preserve"> </w:t>
@@ -6187,7 +6284,7 @@
         <w:t xml:space="preserve"> </w:t>
       </w:r>
       <w:r>
-        <w:t xml:space="preserve">= 88.6%).</w:t>
+        <w:t xml:space="preserve">= 88.4%).</w:t>
       </w:r>
       <w:r>
         <w:t xml:space="preserve"> </w:t>
@@ -6500,7 +6597,7 @@
         <w:t xml:space="preserve"> </w:t>
       </w:r>
       <w:r>
-        <w:t xml:space="preserve">= 0.06, 95%</w:t>
+        <w:t xml:space="preserve">= 0.02, 95%</w:t>
       </w:r>
       <w:r>
         <w:t xml:space="preserve"> </w:t>
@@ -6516,7 +6613,7 @@
         <w:t xml:space="preserve"> </w:t>
       </w:r>
       <w:r>
-        <w:t xml:space="preserve">[0.04, 0.07],</w:t>
+        <w:t xml:space="preserve">[0.01, 0.03],</w:t>
       </w:r>
       <w:r>
         <w:t xml:space="preserve"> </w:t>
@@ -6532,7 +6629,7 @@
         <w:t xml:space="preserve"> </w:t>
       </w:r>
       <w:r>
-        <w:t xml:space="preserve">= 100%) but not for females (</w:t>
+        <w:t xml:space="preserve">= 99.84%) but not for females (</w:t>
       </w:r>
       <m:oMath>
         <m:r>
@@ -6795,7 +6892,7 @@
         <w:t xml:space="preserve"> </w:t>
       </w:r>
       <w:r>
-        <w:t xml:space="preserve">[0.04, 0.08], pd = 100%) than females (</w:t>
+        <w:t xml:space="preserve">[0.04, 0.07], pd = 100%) than females (</w:t>
       </w:r>
       <m:oMath>
         <m:r>
@@ -7270,7 +7367,7 @@
         <w:t xml:space="preserve"> </w:t>
       </w:r>
       <w:r>
-        <w:t xml:space="preserve">Similar pattern for enticement and valence were found (full analysis available at above).</w:t>
+        <w:t xml:space="preserve">Similar pattern for enticement and valence were found (full analysis available at the link above).</w:t>
       </w:r>
       <w:r>
         <w:t xml:space="preserve"> </w:t>
@@ -7479,20 +7576,6 @@
       </w:r>
       <w:r>
         <w:t xml:space="preserve">This reverse pattern was not found in Study 2.</w:t>
-      </w:r>
-    </w:p>
-    <w:p>
-      <w:pPr>
-        <w:pStyle w:val="BodyText"/>
-      </w:pPr>
-      <w:r>
-        <w:t xml:space="preserve">We had additionally hypothesised that individual differences in AI attitudes and beliefs, pornography consumption frequency and recency of sexual activity might be associated with the strength of this labelling effect.</w:t>
-      </w:r>
-      <w:r>
-        <w:t xml:space="preserve"> </w:t>
-      </w:r>
-      <w:r>
-        <w:t xml:space="preserve">However, as detailed below, individual-level estimates of sensitivity to the AI-generated label showed minimal reliable variability between participants, meaning these hypotheses could not be meaningfully tested in the present data; weak correlations with these variables should accordingly not be read as evidence against an association, but as uninformative given the lack of reliable variance to explain.</w:t>
       </w:r>
     </w:p>
     <w:p>
